--- a/docs/docx/รายงานความก้าวหน้า 5 บท.docx
+++ b/docs/docx/รายงานความก้าวหน้า 5 บท.docx
@@ -120,7 +120,31 @@
           <w:szCs w:val="44"/>
           <w:cs/>
         </w:rPr>
-        <w:t>ระบบให้คำปรึกษากับผู้ควบคุมน้ำหนักร่วมกับเจเนอเรทีฟเอไอ</w:t>
+        <w:t>ระบบให้คำปรึกษากับผู้ควบคุมน้ำหนักร่วมกับเจเนอ</w:t>
+      </w:r>
+      <w:proofErr w:type="spellStart"/>
+      <w:r>
+        <w:rPr>
+          <w:rFonts w:ascii="TH SarabunPSK" w:hAnsi="TH SarabunPSK" w:cs="TH SarabunPSK"/>
+          <w:b/>
+          <w:bCs/>
+          <w:sz w:val="44"/>
+          <w:szCs w:val="44"/>
+          <w:cs/>
+        </w:rPr>
+        <w:t>เร</w:t>
+      </w:r>
+      <w:proofErr w:type="spellEnd"/>
+      <w:r>
+        <w:rPr>
+          <w:rFonts w:ascii="TH SarabunPSK" w:hAnsi="TH SarabunPSK" w:cs="TH SarabunPSK"/>
+          <w:b/>
+          <w:bCs/>
+          <w:sz w:val="44"/>
+          <w:szCs w:val="44"/>
+          <w:cs/>
+        </w:rPr>
+        <w:t>ทีฟเอไอ</w:t>
       </w:r>
     </w:p>
     <w:p>
@@ -400,7 +424,31 @@
           <w:szCs w:val="36"/>
           <w:cs/>
         </w:rPr>
-        <w:t>มหาวิทยาลัยราชภัฏวไลยอลงกรณ์</w:t>
+        <w:t>มหาวิทยาลัยราช</w:t>
+      </w:r>
+      <w:proofErr w:type="spellStart"/>
+      <w:r>
+        <w:rPr>
+          <w:rFonts w:ascii="TH SarabunPSK" w:hAnsi="TH SarabunPSK" w:cs="TH SarabunPSK"/>
+          <w:b/>
+          <w:bCs/>
+          <w:sz w:val="36"/>
+          <w:szCs w:val="36"/>
+          <w:cs/>
+        </w:rPr>
+        <w:t>ภัฏว</w:t>
+      </w:r>
+      <w:proofErr w:type="spellEnd"/>
+      <w:r>
+        <w:rPr>
+          <w:rFonts w:ascii="TH SarabunPSK" w:hAnsi="TH SarabunPSK" w:cs="TH SarabunPSK"/>
+          <w:b/>
+          <w:bCs/>
+          <w:sz w:val="36"/>
+          <w:szCs w:val="36"/>
+          <w:cs/>
+        </w:rPr>
+        <w:t>ไลยอลงกรณ์</w:t>
       </w:r>
       <w:r>
         <w:rPr>
@@ -628,7 +676,31 @@
           <w:szCs w:val="44"/>
           <w:cs/>
         </w:rPr>
-        <w:t>ระบบให้คำปรึกษากับผู้ควบคุมน้ำหนักร่วมกับเจเนอเรทีฟเอไอ</w:t>
+        <w:t>ระบบให้คำปรึกษากับผู้ควบคุมน้ำหนักร่วมกับเจเนอ</w:t>
+      </w:r>
+      <w:proofErr w:type="spellStart"/>
+      <w:r>
+        <w:rPr>
+          <w:rFonts w:ascii="TH SarabunPSK" w:hAnsi="TH SarabunPSK" w:cs="TH SarabunPSK"/>
+          <w:b/>
+          <w:bCs/>
+          <w:sz w:val="44"/>
+          <w:szCs w:val="44"/>
+          <w:cs/>
+        </w:rPr>
+        <w:t>เร</w:t>
+      </w:r>
+      <w:proofErr w:type="spellEnd"/>
+      <w:r>
+        <w:rPr>
+          <w:rFonts w:ascii="TH SarabunPSK" w:hAnsi="TH SarabunPSK" w:cs="TH SarabunPSK"/>
+          <w:b/>
+          <w:bCs/>
+          <w:sz w:val="44"/>
+          <w:szCs w:val="44"/>
+          <w:cs/>
+        </w:rPr>
+        <w:t>ทีฟเอไอ</w:t>
       </w:r>
     </w:p>
     <w:p>
@@ -846,8 +918,21 @@
           <w:szCs w:val="34"/>
           <w:cs/>
         </w:rPr>
-        <w:t>ดร.ประณมกร อัมพรพรรดิ์</w:t>
-      </w:r>
+        <w:t>ดร.ประณมกร อัมพรพรรด</w:t>
+      </w:r>
+      <w:proofErr w:type="spellStart"/>
+      <w:r>
+        <w:rPr>
+          <w:rFonts w:ascii="TH SarabunPSK" w:hAnsi="TH SarabunPSK" w:cs="TH SarabunPSK"/>
+          <w:b/>
+          <w:bCs/>
+          <w:sz w:val="34"/>
+          <w:szCs w:val="34"/>
+          <w:cs/>
+        </w:rPr>
+        <w:t>ิ์</w:t>
+      </w:r>
+      <w:proofErr w:type="spellEnd"/>
     </w:p>
     <w:bookmarkEnd w:id="1"/>
     <w:p>
@@ -1132,7 +1217,31 @@
           <w:szCs w:val="36"/>
           <w:cs/>
         </w:rPr>
-        <w:t>มหาวิทยาลัยราชภัฏวไลยอลงกรณ์</w:t>
+        <w:t>มหาวิทยาลัยราช</w:t>
+      </w:r>
+      <w:proofErr w:type="spellStart"/>
+      <w:r>
+        <w:rPr>
+          <w:rFonts w:ascii="TH SarabunPSK" w:hAnsi="TH SarabunPSK" w:cs="TH SarabunPSK"/>
+          <w:b/>
+          <w:bCs/>
+          <w:sz w:val="36"/>
+          <w:szCs w:val="36"/>
+          <w:cs/>
+        </w:rPr>
+        <w:t>ภัฏว</w:t>
+      </w:r>
+      <w:proofErr w:type="spellEnd"/>
+      <w:r>
+        <w:rPr>
+          <w:rFonts w:ascii="TH SarabunPSK" w:hAnsi="TH SarabunPSK" w:cs="TH SarabunPSK"/>
+          <w:b/>
+          <w:bCs/>
+          <w:sz w:val="36"/>
+          <w:szCs w:val="36"/>
+          <w:cs/>
+        </w:rPr>
+        <w:t>ไลยอลงกรณ์</w:t>
       </w:r>
       <w:r>
         <w:rPr>
@@ -1255,7 +1364,27 @@
           <w:szCs w:val="32"/>
           <w:cs/>
         </w:rPr>
-        <w:t>ระบบให้คำปรึกษากับผู้ควบคุมน้ำหนักร่วมกับเจเนอเรทีฟเอไอ</w:t>
+        <w:t>ระบบให้คำปรึกษากับผู้ควบคุมน้ำหนักร่วมกับเจเนอ</w:t>
+      </w:r>
+      <w:proofErr w:type="spellStart"/>
+      <w:r>
+        <w:rPr>
+          <w:rFonts w:ascii="TH SarabunPSK" w:hAnsi="TH SarabunPSK" w:cs="TH SarabunPSK"/>
+          <w:sz w:val="32"/>
+          <w:szCs w:val="32"/>
+          <w:cs/>
+        </w:rPr>
+        <w:t>เร</w:t>
+      </w:r>
+      <w:proofErr w:type="spellEnd"/>
+      <w:r>
+        <w:rPr>
+          <w:rFonts w:ascii="TH SarabunPSK" w:hAnsi="TH SarabunPSK" w:cs="TH SarabunPSK"/>
+          <w:sz w:val="32"/>
+          <w:szCs w:val="32"/>
+          <w:cs/>
+        </w:rPr>
+        <w:t>ทีฟเอไอ</w:t>
       </w:r>
     </w:p>
     <w:p>
@@ -1298,8 +1427,19 @@
           <w:szCs w:val="32"/>
           <w:cs/>
         </w:rPr>
-        <w:t>อาจารย์ชวลิต โควีระวงค์</w:t>
-      </w:r>
+        <w:t>อาจารย์ชวลิต โควีระวง</w:t>
+      </w:r>
+      <w:proofErr w:type="spellStart"/>
+      <w:r>
+        <w:rPr>
+          <w:rFonts w:ascii="TH SarabunPSK" w:hAnsi="TH SarabunPSK" w:cs="TH SarabunPSK"/>
+          <w:sz w:val="32"/>
+          <w:szCs w:val="32"/>
+          <w:cs/>
+        </w:rPr>
+        <w:t>ค์</w:t>
+      </w:r>
+      <w:proofErr w:type="spellEnd"/>
       <w:r>
         <w:rPr>
           <w:rFonts w:ascii="TH SarabunPSK" w:hAnsi="TH SarabunPSK" w:cs="TH SarabunPSK"/>
@@ -1336,8 +1476,19 @@
           <w:szCs w:val="32"/>
           <w:cs/>
         </w:rPr>
-        <w:t>อาจารย์ ดร.ประณมกร อัมพรพรรดิ์</w:t>
-      </w:r>
+        <w:t>อาจารย์ ดร.ประณมกร อัมพรพรรด</w:t>
+      </w:r>
+      <w:proofErr w:type="spellStart"/>
+      <w:r>
+        <w:rPr>
+          <w:rFonts w:ascii="TH SarabunPSK" w:hAnsi="TH SarabunPSK" w:cs="TH SarabunPSK"/>
+          <w:sz w:val="32"/>
+          <w:szCs w:val="32"/>
+          <w:cs/>
+        </w:rPr>
+        <w:t>ิ์</w:t>
+      </w:r>
+      <w:proofErr w:type="spellEnd"/>
     </w:p>
     <w:p>
       <w:pPr>
@@ -1507,7 +1658,7 @@
           <w:tab w:val="left" w:pos="1800"/>
         </w:tabs>
         <w:rPr>
-          <w:rFonts w:ascii="TH SarabunPSK" w:hAnsi="TH SarabunPSK" w:cs="TH SarabunPSK" w:hint="cs"/>
+          <w:rFonts w:ascii="TH SarabunPSK" w:hAnsi="TH SarabunPSK" w:cs="TH SarabunPSK"/>
           <w:sz w:val="32"/>
           <w:szCs w:val="32"/>
           <w:cs/>
@@ -2465,17 +2616,7 @@
           <w:szCs w:val="32"/>
           <w:shd w:val="clear" w:color="auto" w:fill="FFFFFF"/>
         </w:rPr>
-        <w:t xml:space="preserve"> </w:t>
-      </w:r>
-      <w:r>
-        <w:rPr>
-          <w:rFonts w:ascii="TH SarabunPSK" w:hAnsi="TH SarabunPSK" w:cs="TH SarabunPSK"/>
-          <w:color w:val="1F2328"/>
-          <w:sz w:val="32"/>
-          <w:szCs w:val="32"/>
-          <w:shd w:val="clear" w:color="auto" w:fill="FFFFFF"/>
-        </w:rPr>
-        <w:t>=</w:t>
+        <w:t xml:space="preserve"> =</w:t>
       </w:r>
       <w:r>
         <w:rPr>
@@ -2526,17 +2667,7 @@
           <w:szCs w:val="32"/>
           <w:shd w:val="clear" w:color="auto" w:fill="FFFFFF"/>
         </w:rPr>
-        <w:t xml:space="preserve"> </w:t>
-      </w:r>
-      <w:r>
-        <w:rPr>
-          <w:rFonts w:ascii="TH SarabunPSK" w:hAnsi="TH SarabunPSK" w:cs="TH SarabunPSK"/>
-          <w:color w:val="1F2328"/>
-          <w:sz w:val="32"/>
-          <w:szCs w:val="32"/>
-          <w:shd w:val="clear" w:color="auto" w:fill="FFFFFF"/>
-        </w:rPr>
-        <w:t>=</w:t>
+        <w:t xml:space="preserve"> =</w:t>
       </w:r>
       <w:r>
         <w:rPr>
@@ -2568,7 +2699,55 @@
           <w:shd w:val="clear" w:color="auto" w:fill="FFFFFF"/>
           <w:cs/>
         </w:rPr>
-        <w:t>0.50 ตามลำดับ) สรุปได้ว่า การบูรณาการเจเนอเรทีฟเอไอร่วมกับแพลตฟอร์มออนไลน์และกลไกเกมมิฟิเคชันสามารถส่งเสริมการกำกับตนเองเชิงพฤติกรรมสุขภาพ และอำนวยประโยชน์ต่อการจัดการน้ำหนักตัวอย่างมีประสิทธิภาพในระยะยาว</w:t>
+        <w:t>0.50 ตามลำดับ) สรุปได้ว่า การบูรณาการเจเนอ</w:t>
+      </w:r>
+      <w:proofErr w:type="spellStart"/>
+      <w:r>
+        <w:rPr>
+          <w:rFonts w:ascii="TH SarabunPSK" w:hAnsi="TH SarabunPSK" w:cs="TH SarabunPSK"/>
+          <w:color w:val="1F2328"/>
+          <w:sz w:val="32"/>
+          <w:szCs w:val="32"/>
+          <w:shd w:val="clear" w:color="auto" w:fill="FFFFFF"/>
+          <w:cs/>
+        </w:rPr>
+        <w:t>เร</w:t>
+      </w:r>
+      <w:proofErr w:type="spellEnd"/>
+      <w:r>
+        <w:rPr>
+          <w:rFonts w:ascii="TH SarabunPSK" w:hAnsi="TH SarabunPSK" w:cs="TH SarabunPSK"/>
+          <w:color w:val="1F2328"/>
+          <w:sz w:val="32"/>
+          <w:szCs w:val="32"/>
+          <w:shd w:val="clear" w:color="auto" w:fill="FFFFFF"/>
+          <w:cs/>
+        </w:rPr>
+        <w:t>ทีฟเอไอร่วมกับแพลตฟอร์มออนไลน์และกลไกเกม</w:t>
+      </w:r>
+      <w:proofErr w:type="spellStart"/>
+      <w:r>
+        <w:rPr>
+          <w:rFonts w:ascii="TH SarabunPSK" w:hAnsi="TH SarabunPSK" w:cs="TH SarabunPSK"/>
+          <w:color w:val="1F2328"/>
+          <w:sz w:val="32"/>
+          <w:szCs w:val="32"/>
+          <w:shd w:val="clear" w:color="auto" w:fill="FFFFFF"/>
+          <w:cs/>
+        </w:rPr>
+        <w:t>มิฟิ</w:t>
+      </w:r>
+      <w:proofErr w:type="spellEnd"/>
+      <w:r>
+        <w:rPr>
+          <w:rFonts w:ascii="TH SarabunPSK" w:hAnsi="TH SarabunPSK" w:cs="TH SarabunPSK"/>
+          <w:color w:val="1F2328"/>
+          <w:sz w:val="32"/>
+          <w:szCs w:val="32"/>
+          <w:shd w:val="clear" w:color="auto" w:fill="FFFFFF"/>
+          <w:cs/>
+        </w:rPr>
+        <w:t>เคชันสามารถส่งเสริมการกำกับตนเองเชิงพฤติกรรมสุขภาพ และอำนวยประโยชน์ต่อการจัดการน้ำหนักตัวอย่างมีประสิทธิภาพในระยะยาว</w:t>
       </w:r>
     </w:p>
     <w:p>
@@ -2629,7 +2808,27 @@
           <w:szCs w:val="32"/>
           <w:cs/>
         </w:rPr>
-        <w:t>เจเนอเรทีฟเอไอ</w:t>
+        <w:t>เจเนอ</w:t>
+      </w:r>
+      <w:proofErr w:type="spellStart"/>
+      <w:r>
+        <w:rPr>
+          <w:rFonts w:ascii="TH SarabunPSK" w:hAnsi="TH SarabunPSK" w:cs="TH SarabunPSK"/>
+          <w:sz w:val="32"/>
+          <w:szCs w:val="32"/>
+          <w:cs/>
+        </w:rPr>
+        <w:t>เร</w:t>
+      </w:r>
+      <w:proofErr w:type="spellEnd"/>
+      <w:r>
+        <w:rPr>
+          <w:rFonts w:ascii="TH SarabunPSK" w:hAnsi="TH SarabunPSK" w:cs="TH SarabunPSK"/>
+          <w:sz w:val="32"/>
+          <w:szCs w:val="32"/>
+          <w:cs/>
+        </w:rPr>
+        <w:t>ทีฟเอไอ</w:t>
       </w:r>
       <w:r>
         <w:rPr>
@@ -2697,7 +2896,27 @@
           <w:szCs w:val="32"/>
           <w:cs/>
         </w:rPr>
-        <w:t>เกมมิฟิเคชัน</w:t>
+        <w:t>เกม</w:t>
+      </w:r>
+      <w:proofErr w:type="spellStart"/>
+      <w:r>
+        <w:rPr>
+          <w:rFonts w:ascii="TH SarabunPSK" w:hAnsi="TH SarabunPSK" w:cs="TH SarabunPSK"/>
+          <w:sz w:val="32"/>
+          <w:szCs w:val="32"/>
+          <w:cs/>
+        </w:rPr>
+        <w:t>มิฟิ</w:t>
+      </w:r>
+      <w:proofErr w:type="spellEnd"/>
+      <w:r>
+        <w:rPr>
+          <w:rFonts w:ascii="TH SarabunPSK" w:hAnsi="TH SarabunPSK" w:cs="TH SarabunPSK"/>
+          <w:sz w:val="32"/>
+          <w:szCs w:val="32"/>
+          <w:cs/>
+        </w:rPr>
+        <w:t>เคชัน</w:t>
       </w:r>
       <w:r>
         <w:rPr>
@@ -2814,7 +3033,17 @@
           <w:szCs w:val="32"/>
           <w:cs/>
         </w:rPr>
-        <w:t>…………………….</w:t>
+        <w:t>…………………</w:t>
+      </w:r>
+      <w:proofErr w:type="gramStart"/>
+      <w:r>
+        <w:rPr>
+          <w:rFonts w:ascii="TH SarabunPSK" w:hAnsi="TH SarabunPSK" w:cs="TH SarabunPSK"/>
+          <w:sz w:val="32"/>
+          <w:szCs w:val="32"/>
+          <w:cs/>
+        </w:rPr>
+        <w:t>….</w:t>
       </w:r>
       <w:r>
         <w:rPr>
@@ -2825,14 +3054,25 @@
         </w:rPr>
         <w:t>(</w:t>
       </w:r>
-      <w:r>
-        <w:rPr>
-          <w:rFonts w:ascii="TH SarabunPSK" w:hAnsi="TH SarabunPSK" w:cs="TH SarabunPSK"/>
-          <w:sz w:val="32"/>
-          <w:szCs w:val="32"/>
-        </w:rPr>
-        <w:t>TH SarabunPSK</w:t>
-      </w:r>
+      <w:proofErr w:type="gramEnd"/>
+      <w:r>
+        <w:rPr>
+          <w:rFonts w:ascii="TH SarabunPSK" w:hAnsi="TH SarabunPSK" w:cs="TH SarabunPSK"/>
+          <w:sz w:val="32"/>
+          <w:szCs w:val="32"/>
+        </w:rPr>
+        <w:t xml:space="preserve">TH </w:t>
+      </w:r>
+      <w:proofErr w:type="spellStart"/>
+      <w:r>
+        <w:rPr>
+          <w:rFonts w:ascii="TH SarabunPSK" w:hAnsi="TH SarabunPSK" w:cs="TH SarabunPSK"/>
+          <w:sz w:val="32"/>
+          <w:szCs w:val="32"/>
+        </w:rPr>
+        <w:t>SarabunPSK</w:t>
+      </w:r>
+      <w:proofErr w:type="spellEnd"/>
       <w:r>
         <w:rPr>
           <w:rFonts w:ascii="TH SarabunPSK" w:hAnsi="TH SarabunPSK" w:cs="TH SarabunPSK"/>
@@ -2932,6 +3172,7 @@
         </w:rPr>
         <w:tab/>
       </w:r>
+      <w:proofErr w:type="spellStart"/>
       <w:r>
         <w:rPr>
           <w:rFonts w:ascii="TH SarabunPSK" w:hAnsi="TH SarabunPSK" w:cs="TH SarabunPSK"/>
@@ -2939,7 +3180,17 @@
           <w:szCs w:val="32"/>
           <w:lang w:val="en"/>
         </w:rPr>
-        <w:t>Faculty of Science and Technology</w:t>
+        <w:t>Faculty</w:t>
+      </w:r>
+      <w:proofErr w:type="spellEnd"/>
+      <w:r>
+        <w:rPr>
+          <w:rFonts w:ascii="TH SarabunPSK" w:hAnsi="TH SarabunPSK" w:cs="TH SarabunPSK"/>
+          <w:sz w:val="32"/>
+          <w:szCs w:val="32"/>
+          <w:lang w:val="en"/>
+        </w:rPr>
+        <w:t xml:space="preserve"> of Science and Technology</w:t>
       </w:r>
     </w:p>
     <w:p>
@@ -9568,7 +9819,7 @@
       <w:pPr>
         <w:spacing w:after="200" w:line="276" w:lineRule="auto"/>
         <w:rPr>
-          <w:rFonts w:ascii="TH SarabunPSK" w:hAnsi="TH SarabunPSK" w:cs="TH SarabunPSK" w:hint="cs"/>
+          <w:rFonts w:ascii="TH SarabunPSK" w:hAnsi="TH SarabunPSK" w:cs="TH SarabunPSK"/>
           <w:b/>
           <w:bCs/>
           <w:sz w:val="36"/>
@@ -9660,7 +9911,27 @@
           <w:szCs w:val="32"/>
           <w:cs/>
         </w:rPr>
-        <w:t>ระบบให้คำปรึกษา กับผู้ควบคุมน้ำหนัก ร่วมกับ เจเนอเรทีฟเอไอ</w:t>
+        <w:t>ระบบให้คำปรึกษา กับผู้ควบคุมน้ำหนัก ร่วมกับ เจเนอ</w:t>
+      </w:r>
+      <w:proofErr w:type="spellStart"/>
+      <w:r>
+        <w:rPr>
+          <w:rFonts w:ascii="TH SarabunPSK" w:hAnsi="TH SarabunPSK" w:cs="TH SarabunPSK"/>
+          <w:sz w:val="32"/>
+          <w:szCs w:val="32"/>
+          <w:cs/>
+        </w:rPr>
+        <w:t>เร</w:t>
+      </w:r>
+      <w:proofErr w:type="spellEnd"/>
+      <w:r>
+        <w:rPr>
+          <w:rFonts w:ascii="TH SarabunPSK" w:hAnsi="TH SarabunPSK" w:cs="TH SarabunPSK"/>
+          <w:sz w:val="32"/>
+          <w:szCs w:val="32"/>
+          <w:cs/>
+        </w:rPr>
+        <w:t>ทีฟเอไอ</w:t>
       </w:r>
       <w:r>
         <w:rPr>
@@ -9698,7 +9969,27 @@
           <w:szCs w:val="32"/>
           <w:cs/>
         </w:rPr>
-        <w:t>มหาวิทยาลัยราชภัฏวไลยอลงกรณ์ ในพระบรมราชูปถัมภ์ จังหวัดปทุมธานี</w:t>
+        <w:t>มหาวิทยาลัยราช</w:t>
+      </w:r>
+      <w:proofErr w:type="spellStart"/>
+      <w:r>
+        <w:rPr>
+          <w:rFonts w:ascii="TH SarabunPSK" w:hAnsi="TH SarabunPSK" w:cs="TH SarabunPSK" w:hint="cs"/>
+          <w:sz w:val="32"/>
+          <w:szCs w:val="32"/>
+          <w:cs/>
+        </w:rPr>
+        <w:t>ภัฏว</w:t>
+      </w:r>
+      <w:proofErr w:type="spellEnd"/>
+      <w:r>
+        <w:rPr>
+          <w:rFonts w:ascii="TH SarabunPSK" w:hAnsi="TH SarabunPSK" w:cs="TH SarabunPSK" w:hint="cs"/>
+          <w:sz w:val="32"/>
+          <w:szCs w:val="32"/>
+          <w:cs/>
+        </w:rPr>
+        <w:t>ไลยอลงกรณ์ ในพระบรมราชูปถัมภ์ จังหวัดปทุมธานี</w:t>
       </w:r>
       <w:r>
         <w:rPr>
@@ -10719,6 +11010,14 @@
           <w:szCs w:val="32"/>
         </w:rPr>
         <w:tab/>
+      </w:r>
+      <w:proofErr w:type="gramStart"/>
+      <w:r>
+        <w:rPr>
+          <w:rFonts w:ascii="TH SarabunPSK" w:hAnsi="TH SarabunPSK" w:cs="TH SarabunPSK"/>
+          <w:sz w:val="32"/>
+          <w:szCs w:val="32"/>
+        </w:rPr>
         <w:t>1</w:t>
       </w:r>
       <w:r>
@@ -10755,6 +11054,7 @@
         </w:rPr>
         <w:t>วัตถุประสงค์ของการวิจัย</w:t>
       </w:r>
+      <w:proofErr w:type="gramEnd"/>
       <w:r>
         <w:rPr>
           <w:rFonts w:ascii="TH SarabunPSK" w:hAnsi="TH SarabunPSK" w:cs="TH SarabunPSK" w:hint="cs"/>
@@ -10819,6 +11119,14 @@
           <w:szCs w:val="32"/>
         </w:rPr>
         <w:tab/>
+      </w:r>
+      <w:proofErr w:type="gramStart"/>
+      <w:r>
+        <w:rPr>
+          <w:rFonts w:ascii="TH SarabunPSK" w:hAnsi="TH SarabunPSK" w:cs="TH SarabunPSK"/>
+          <w:sz w:val="32"/>
+          <w:szCs w:val="32"/>
+        </w:rPr>
         <w:t>1</w:t>
       </w:r>
       <w:r>
@@ -10855,6 +11163,7 @@
         </w:rPr>
         <w:t>ขอบเขตการวิจัย</w:t>
       </w:r>
+      <w:proofErr w:type="gramEnd"/>
       <w:r>
         <w:rPr>
           <w:rFonts w:ascii="TH SarabunPSK" w:hAnsi="TH SarabunPSK" w:cs="TH SarabunPSK"/>
@@ -10927,6 +11236,14 @@
           <w:szCs w:val="32"/>
         </w:rPr>
         <w:tab/>
+      </w:r>
+      <w:proofErr w:type="gramStart"/>
+      <w:r>
+        <w:rPr>
+          <w:rFonts w:ascii="TH SarabunPSK" w:hAnsi="TH SarabunPSK" w:cs="TH SarabunPSK"/>
+          <w:sz w:val="32"/>
+          <w:szCs w:val="32"/>
+        </w:rPr>
         <w:t xml:space="preserve">1.4  </w:t>
       </w:r>
       <w:r>
@@ -10936,7 +11253,17 @@
           <w:szCs w:val="32"/>
           <w:cs/>
         </w:rPr>
-        <w:t>คำจำกัดความที่ใช้ในการวิจัย..............................................................................</w:t>
+        <w:t>คำจำกัดความที่ใช้ในการวิจัย</w:t>
+      </w:r>
+      <w:proofErr w:type="gramEnd"/>
+      <w:r>
+        <w:rPr>
+          <w:rFonts w:ascii="TH SarabunPSK" w:hAnsi="TH SarabunPSK" w:cs="TH SarabunPSK" w:hint="cs"/>
+          <w:sz w:val="32"/>
+          <w:szCs w:val="32"/>
+          <w:cs/>
+        </w:rPr>
+        <w:t>..............................................................................</w:t>
       </w:r>
       <w:r>
         <w:rPr>
@@ -11265,6 +11592,14 @@
           <w:szCs w:val="32"/>
         </w:rPr>
         <w:tab/>
+      </w:r>
+      <w:proofErr w:type="gramStart"/>
+      <w:r>
+        <w:rPr>
+          <w:rFonts w:ascii="TH SarabunPSK" w:hAnsi="TH SarabunPSK" w:cs="TH SarabunPSK"/>
+          <w:sz w:val="32"/>
+          <w:szCs w:val="32"/>
+        </w:rPr>
         <w:t>3</w:t>
       </w:r>
       <w:r>
@@ -11294,6 +11629,7 @@
         </w:rPr>
         <w:t>ประชากรและการสุ่มกลุ่มตัวอย่าง</w:t>
       </w:r>
+      <w:proofErr w:type="gramEnd"/>
       <w:r>
         <w:rPr>
           <w:rFonts w:ascii="TH SarabunPSK" w:hAnsi="TH SarabunPSK" w:cs="TH SarabunPSK" w:hint="cs"/>
@@ -11359,6 +11695,14 @@
           <w:szCs w:val="32"/>
         </w:rPr>
         <w:tab/>
+      </w:r>
+      <w:proofErr w:type="gramStart"/>
+      <w:r>
+        <w:rPr>
+          <w:rFonts w:ascii="TH SarabunPSK" w:hAnsi="TH SarabunPSK" w:cs="TH SarabunPSK"/>
+          <w:sz w:val="32"/>
+          <w:szCs w:val="32"/>
+        </w:rPr>
         <w:t>3</w:t>
       </w:r>
       <w:r>
@@ -11388,6 +11732,7 @@
         </w:rPr>
         <w:t>วิธีดำเนินการวิจัย</w:t>
       </w:r>
+      <w:proofErr w:type="gramEnd"/>
       <w:r>
         <w:rPr>
           <w:rFonts w:ascii="TH SarabunPSK" w:hAnsi="TH SarabunPSK" w:cs="TH SarabunPSK" w:hint="cs"/>
@@ -11453,6 +11798,14 @@
           <w:szCs w:val="32"/>
         </w:rPr>
         <w:tab/>
+      </w:r>
+      <w:proofErr w:type="gramStart"/>
+      <w:r>
+        <w:rPr>
+          <w:rFonts w:ascii="TH SarabunPSK" w:hAnsi="TH SarabunPSK" w:cs="TH SarabunPSK"/>
+          <w:sz w:val="32"/>
+          <w:szCs w:val="32"/>
+        </w:rPr>
         <w:t>3</w:t>
       </w:r>
       <w:r>
@@ -11489,7 +11842,17 @@
           <w:szCs w:val="32"/>
           <w:cs/>
         </w:rPr>
-        <w:t>อ..................</w:t>
+        <w:t>อ</w:t>
+      </w:r>
+      <w:proofErr w:type="gramEnd"/>
+      <w:r>
+        <w:rPr>
+          <w:rFonts w:ascii="TH SarabunPSK" w:hAnsi="TH SarabunPSK" w:cs="TH SarabunPSK" w:hint="cs"/>
+          <w:sz w:val="32"/>
+          <w:szCs w:val="32"/>
+          <w:cs/>
+        </w:rPr>
+        <w:t>..................</w:t>
       </w:r>
       <w:r>
         <w:rPr>
@@ -11542,7 +11905,16 @@
           <w:szCs w:val="32"/>
         </w:rPr>
         <w:tab/>
-        <w:t xml:space="preserve">  3</w:t>
+        <w:t xml:space="preserve">  </w:t>
+      </w:r>
+      <w:proofErr w:type="gramStart"/>
+      <w:r>
+        <w:rPr>
+          <w:rFonts w:ascii="TH SarabunPSK" w:hAnsi="TH SarabunPSK" w:cs="TH SarabunPSK"/>
+          <w:sz w:val="32"/>
+          <w:szCs w:val="32"/>
+        </w:rPr>
+        <w:t>3</w:t>
       </w:r>
       <w:r>
         <w:rPr>
@@ -11571,6 +11943,7 @@
         </w:rPr>
         <w:t>การวิเคราะห์ข้อมูล</w:t>
       </w:r>
+      <w:proofErr w:type="gramEnd"/>
       <w:r>
         <w:rPr>
           <w:rFonts w:ascii="TH SarabunPSK" w:hAnsi="TH SarabunPSK" w:cs="TH SarabunPSK" w:hint="cs"/>
@@ -12453,7 +12826,27 @@
           <w:szCs w:val="32"/>
           <w:cs/>
         </w:rPr>
-        <w:t xml:space="preserve"> ชั่วโมง ด้วยเหตุนี้ การพัฒนาอย่างก้าวกระโดดของเทคโนโลยีเจเนอเรทีฟเอไอ (</w:t>
+        <w:t xml:space="preserve"> ชั่วโมง ด้วยเหตุนี้ การพัฒนาอย่างก้าวกระโดดของเทคโนโลยีเจเนอ</w:t>
+      </w:r>
+      <w:proofErr w:type="spellStart"/>
+      <w:r>
+        <w:rPr>
+          <w:rFonts w:ascii="TH SarabunPSK" w:eastAsia="Calibri" w:hAnsi="TH SarabunPSK" w:cs="TH SarabunPSK"/>
+          <w:sz w:val="32"/>
+          <w:szCs w:val="32"/>
+          <w:cs/>
+        </w:rPr>
+        <w:t>เร</w:t>
+      </w:r>
+      <w:proofErr w:type="spellEnd"/>
+      <w:r>
+        <w:rPr>
+          <w:rFonts w:ascii="TH SarabunPSK" w:eastAsia="Calibri" w:hAnsi="TH SarabunPSK" w:cs="TH SarabunPSK"/>
+          <w:sz w:val="32"/>
+          <w:szCs w:val="32"/>
+          <w:cs/>
+        </w:rPr>
+        <w:t>ทีฟเอไอ (</w:t>
       </w:r>
       <w:r>
         <w:rPr>
@@ -12524,7 +12917,27 @@
           <w:szCs w:val="32"/>
           <w:cs/>
         </w:rPr>
-        <w:t xml:space="preserve">คณะผู้วิจัยจึงได้เล็งเห็นถึงความสำคัญดังกล่าว และมุ่งพัฒนาระบบให้คำปรึกษากับผู้ควบคุมน้ำหนักร่วมกับเจเนอเรทีฟเอไอ โดยบูรณาการระบบหลังบ้านที่พัฒนาด้วย </w:t>
+        <w:t>คณะผู้วิจัยจึงได้เล็งเห็นถึงความสำคัญดังกล่าว และมุ่งพัฒนาระบบให้คำปรึกษากับผู้ควบคุมน้ำหนักร่วมกับเจเนอ</w:t>
+      </w:r>
+      <w:proofErr w:type="spellStart"/>
+      <w:r>
+        <w:rPr>
+          <w:rFonts w:ascii="TH SarabunPSK" w:eastAsia="Calibri" w:hAnsi="TH SarabunPSK" w:cs="TH SarabunPSK"/>
+          <w:sz w:val="32"/>
+          <w:szCs w:val="32"/>
+          <w:cs/>
+        </w:rPr>
+        <w:t>เร</w:t>
+      </w:r>
+      <w:proofErr w:type="spellEnd"/>
+      <w:r>
+        <w:rPr>
+          <w:rFonts w:ascii="TH SarabunPSK" w:eastAsia="Calibri" w:hAnsi="TH SarabunPSK" w:cs="TH SarabunPSK"/>
+          <w:sz w:val="32"/>
+          <w:szCs w:val="32"/>
+          <w:cs/>
+        </w:rPr>
+        <w:t xml:space="preserve">ทีฟเอไอ โดยบูรณาการระบบหลังบ้านที่พัฒนาด้วย </w:t>
       </w:r>
       <w:r>
         <w:rPr>
@@ -13172,6 +13585,7 @@
         </w:rPr>
         <w:t xml:space="preserve">Laravel Framework </w:t>
       </w:r>
+      <w:proofErr w:type="spellStart"/>
       <w:r>
         <w:rPr>
           <w:rFonts w:ascii="TH SarabunPSK" w:hAnsi="TH SarabunPSK" w:cs="TH SarabunPSK"/>
@@ -13180,7 +13594,18 @@
           <w:szCs w:val="32"/>
           <w:cs/>
         </w:rPr>
-        <w:t xml:space="preserve">เวอร์ชัน 12 ในรูปแบบ </w:t>
+        <w:t>เวอร์ชัน</w:t>
+      </w:r>
+      <w:proofErr w:type="spellEnd"/>
+      <w:r>
+        <w:rPr>
+          <w:rFonts w:ascii="TH SarabunPSK" w:hAnsi="TH SarabunPSK" w:cs="TH SarabunPSK"/>
+          <w:color w:val="000000" w:themeColor="text1"/>
+          <w:sz w:val="32"/>
+          <w:szCs w:val="32"/>
+          <w:cs/>
+        </w:rPr>
+        <w:t xml:space="preserve"> 12 ในรูปแบบ </w:t>
       </w:r>
       <w:r>
         <w:rPr>
@@ -13325,7 +13750,29 @@
           <w:szCs w:val="32"/>
           <w:cs/>
         </w:rPr>
-        <w:t>เพื่อจัดทำหน้าจอแดชบอร์ดหลังบ้าน</w:t>
+        <w:t>เพื่อจัดทำหน้าจอ</w:t>
+      </w:r>
+      <w:proofErr w:type="spellStart"/>
+      <w:r>
+        <w:rPr>
+          <w:rFonts w:ascii="TH SarabunPSK" w:hAnsi="TH SarabunPSK" w:cs="TH SarabunPSK"/>
+          <w:color w:val="000000" w:themeColor="text1"/>
+          <w:sz w:val="32"/>
+          <w:szCs w:val="32"/>
+          <w:cs/>
+        </w:rPr>
+        <w:t>แดช</w:t>
+      </w:r>
+      <w:proofErr w:type="spellEnd"/>
+      <w:r>
+        <w:rPr>
+          <w:rFonts w:ascii="TH SarabunPSK" w:hAnsi="TH SarabunPSK" w:cs="TH SarabunPSK"/>
+          <w:color w:val="000000" w:themeColor="text1"/>
+          <w:sz w:val="32"/>
+          <w:szCs w:val="32"/>
+          <w:cs/>
+        </w:rPr>
+        <w:t>บอร์ดหลังบ้าน</w:t>
       </w:r>
     </w:p>
     <w:p>
@@ -13496,6 +13943,7 @@
         </w:rPr>
         <w:t xml:space="preserve">โดยกำหนดใช้โมเดลรุ่น </w:t>
       </w:r>
+      <w:proofErr w:type="spellStart"/>
       <w:r>
         <w:rPr>
           <w:rFonts w:ascii="TH SarabunPSK" w:hAnsi="TH SarabunPSK" w:cs="TH SarabunPSK"/>
@@ -13503,7 +13951,17 @@
           <w:sz w:val="32"/>
           <w:szCs w:val="32"/>
         </w:rPr>
-        <w:t>gemini-</w:t>
+        <w:t>gemini</w:t>
+      </w:r>
+      <w:proofErr w:type="spellEnd"/>
+      <w:r>
+        <w:rPr>
+          <w:rFonts w:ascii="TH SarabunPSK" w:hAnsi="TH SarabunPSK" w:cs="TH SarabunPSK"/>
+          <w:color w:val="000000" w:themeColor="text1"/>
+          <w:sz w:val="32"/>
+          <w:szCs w:val="32"/>
+        </w:rPr>
+        <w:t>-</w:t>
       </w:r>
       <w:r>
         <w:rPr>
@@ -13632,6 +14090,7 @@
         </w:rPr>
         <w:t xml:space="preserve">ในการบันทึกประวัติกิจกรรมและการสนทนาระหว่างผู้ใช้งานกับระบบผ่านตาราง </w:t>
       </w:r>
+      <w:proofErr w:type="spellStart"/>
       <w:r>
         <w:rPr>
           <w:rFonts w:ascii="TH SarabunPSK" w:hAnsi="TH SarabunPSK" w:cs="TH SarabunPSK"/>
@@ -13639,17 +14098,49 @@
           <w:sz w:val="32"/>
           <w:szCs w:val="32"/>
         </w:rPr>
-        <w:t xml:space="preserve">line_chat_logs </w:t>
-      </w:r>
+        <w:t>line_chat_logs</w:t>
+      </w:r>
+      <w:proofErr w:type="spellEnd"/>
       <w:r>
         <w:rPr>
           <w:rFonts w:ascii="TH SarabunPSK" w:hAnsi="TH SarabunPSK" w:cs="TH SarabunPSK"/>
           <w:color w:val="000000" w:themeColor="text1"/>
           <w:sz w:val="32"/>
           <w:szCs w:val="32"/>
-          <w:cs/>
-        </w:rPr>
-        <w:t>โดยระบุจัดเก็บฟิลด์ข้อมูลที่สำคัญ ได้แก่ รหัสผู้ใช้ คำถาม คำตอบ และวันเวลาที่เกิดกิจกรรม</w:t>
+        </w:rPr>
+        <w:t xml:space="preserve"> </w:t>
+      </w:r>
+      <w:r>
+        <w:rPr>
+          <w:rFonts w:ascii="TH SarabunPSK" w:hAnsi="TH SarabunPSK" w:cs="TH SarabunPSK"/>
+          <w:color w:val="000000" w:themeColor="text1"/>
+          <w:sz w:val="32"/>
+          <w:szCs w:val="32"/>
+          <w:cs/>
+        </w:rPr>
+        <w:t>โดยระบุจัดเก็บ</w:t>
+      </w:r>
+      <w:proofErr w:type="spellStart"/>
+      <w:r>
+        <w:rPr>
+          <w:rFonts w:ascii="TH SarabunPSK" w:hAnsi="TH SarabunPSK" w:cs="TH SarabunPSK"/>
+          <w:color w:val="000000" w:themeColor="text1"/>
+          <w:sz w:val="32"/>
+          <w:szCs w:val="32"/>
+          <w:cs/>
+        </w:rPr>
+        <w:t>ฟิ</w:t>
+      </w:r>
+      <w:proofErr w:type="spellEnd"/>
+      <w:r>
+        <w:rPr>
+          <w:rFonts w:ascii="TH SarabunPSK" w:hAnsi="TH SarabunPSK" w:cs="TH SarabunPSK"/>
+          <w:color w:val="000000" w:themeColor="text1"/>
+          <w:sz w:val="32"/>
+          <w:szCs w:val="32"/>
+          <w:cs/>
+        </w:rPr>
+        <w:t>ลด์ข้อมูลที่สำคัญ ได้แก่ รหัสผู้ใช้ คำถาม คำตอบ และวันเวลาที่เกิดกิจกรรม</w:t>
       </w:r>
     </w:p>
     <w:p>
@@ -13800,7 +14291,29 @@
           <w:szCs w:val="32"/>
           <w:cs/>
         </w:rPr>
-        <w:t>ระบบจะจำกัดขอบเขตการตอบคำถามอยู่เฉพาะข้อมูลพื้นฐานด้านโภชนาการ เช่น ปริมาณพลังงานในอาหารและแผนการกินที่เหมาะกับการควบคุมน้ำหนักเบื้องต้น แต่จะไม่ครอบคลุมถึงการกำหนดโภชนบำบัดเฉพาะรายโรค ในส่วนด้านกิจกรรมทางกายจะจำกัดอยู่เพียงระดับเริ่มต้นและระดับปานกลาง เช่น การทำกิจกรรมคาร์ดิโอและการยืดเหยียดทั่วไป ไม่ครอบคลุมถึงโปรแกรมการฝึกที่ต้องควบคุมใกล้ชิดโดยผู้ฝึกสอนส่วนบุคคล</w:t>
+        <w:t>ระบบจะจำกัดขอบเขตการตอบคำถามอยู่เฉพาะข้อมูลพื้นฐานด้านโภชนาการ เช่น ปริมาณพลังงานในอาหารและแผนการกินที่เหมาะกับการควบคุมน้ำหนักเบื้องต้น แต่จะไม่ครอบคลุมถึงการกำหนดโภชนบำบัดเฉพาะรายโรค ในส่วนด้านกิจกรรมทางกายจะจำกัดอยู่เพียงระดับเริ่มต้นและระดับปานกลาง เช่น การทำกิจกรรมคา</w:t>
+      </w:r>
+      <w:proofErr w:type="spellStart"/>
+      <w:r>
+        <w:rPr>
+          <w:rFonts w:ascii="TH SarabunPSK" w:hAnsi="TH SarabunPSK" w:cs="TH SarabunPSK"/>
+          <w:color w:val="000000" w:themeColor="text1"/>
+          <w:sz w:val="32"/>
+          <w:szCs w:val="32"/>
+          <w:cs/>
+        </w:rPr>
+        <w:t>ร์ดิ</w:t>
+      </w:r>
+      <w:proofErr w:type="spellEnd"/>
+      <w:r>
+        <w:rPr>
+          <w:rFonts w:ascii="TH SarabunPSK" w:hAnsi="TH SarabunPSK" w:cs="TH SarabunPSK"/>
+          <w:color w:val="000000" w:themeColor="text1"/>
+          <w:sz w:val="32"/>
+          <w:szCs w:val="32"/>
+          <w:cs/>
+        </w:rPr>
+        <w:t>โอและการยืดเหยียดทั่วไป ไม่ครอบคลุมถึงโปรแกรมการฝึกที่ต้องควบคุมใกล้ชิดโดยผู้ฝึกสอนส่วนบุคคล</w:t>
       </w:r>
     </w:p>
     <w:p>
@@ -13946,7 +14459,29 @@
           <w:szCs w:val="32"/>
           <w:cs/>
         </w:rPr>
-        <w:t>ที่ส่งเข้ามาเพื่อความปลอดภัยของเซิร์ฟเวอร์ และควบคุมผลลัพธ์คำตอบให้กระชับและจบภายใน 1 ย่อหน้าเพื่อให้อ่านเข้าใจได้สะดวกผ่านสมาร์ตโฟน</w:t>
+        <w:t>ที่ส่งเข้ามาเพื่อความปลอดภัยของ</w:t>
+      </w:r>
+      <w:proofErr w:type="spellStart"/>
+      <w:r>
+        <w:rPr>
+          <w:rFonts w:ascii="TH SarabunPSK" w:hAnsi="TH SarabunPSK" w:cs="TH SarabunPSK"/>
+          <w:color w:val="000000" w:themeColor="text1"/>
+          <w:sz w:val="32"/>
+          <w:szCs w:val="32"/>
+          <w:cs/>
+        </w:rPr>
+        <w:t>เซิร์ฟเวอร์</w:t>
+      </w:r>
+      <w:proofErr w:type="spellEnd"/>
+      <w:r>
+        <w:rPr>
+          <w:rFonts w:ascii="TH SarabunPSK" w:hAnsi="TH SarabunPSK" w:cs="TH SarabunPSK"/>
+          <w:color w:val="000000" w:themeColor="text1"/>
+          <w:sz w:val="32"/>
+          <w:szCs w:val="32"/>
+          <w:cs/>
+        </w:rPr>
+        <w:t xml:space="preserve"> และควบคุมผลลัพธ์คำตอบให้กระชับและจบภายใน 1 ย่อหน้าเพื่อให้อ่านเข้าใจได้สะดวกผ่านสมาร์ตโฟน</w:t>
       </w:r>
     </w:p>
     <w:p>
@@ -14361,7 +14896,27 @@
           <w:szCs w:val="32"/>
           <w:cs/>
         </w:rPr>
-        <w:t>เจเนอเรทีฟเอไอ (</w:t>
+        <w:t>เจเนอ</w:t>
+      </w:r>
+      <w:proofErr w:type="spellStart"/>
+      <w:r>
+        <w:rPr>
+          <w:rFonts w:ascii="TH SarabunPSK" w:hAnsi="TH SarabunPSK" w:cs="TH SarabunPSK"/>
+          <w:sz w:val="32"/>
+          <w:szCs w:val="32"/>
+          <w:cs/>
+        </w:rPr>
+        <w:t>เร</w:t>
+      </w:r>
+      <w:proofErr w:type="spellEnd"/>
+      <w:r>
+        <w:rPr>
+          <w:rFonts w:ascii="TH SarabunPSK" w:hAnsi="TH SarabunPSK" w:cs="TH SarabunPSK"/>
+          <w:sz w:val="32"/>
+          <w:szCs w:val="32"/>
+          <w:cs/>
+        </w:rPr>
+        <w:t>ทีฟเอไอ (</w:t>
       </w:r>
       <w:r>
         <w:rPr>
@@ -14566,7 +15121,7 @@
         <w:ind w:firstLine="720"/>
         <w:jc w:val="thaiDistribute"/>
         <w:rPr>
-          <w:rFonts w:ascii="TH SarabunPSK" w:hAnsi="TH SarabunPSK" w:cs="TH SarabunPSK" w:hint="cs"/>
+          <w:rFonts w:ascii="TH SarabunPSK" w:hAnsi="TH SarabunPSK" w:cs="TH SarabunPSK"/>
           <w:sz w:val="32"/>
           <w:szCs w:val="32"/>
         </w:rPr>
@@ -16009,7 +16564,27 @@
           <w:szCs w:val="32"/>
           <w:cs/>
         </w:rPr>
-        <w:t>จุฬาวรรณ วิสภา</w:t>
+        <w:t>จุฬา</w:t>
+      </w:r>
+      <w:proofErr w:type="spellStart"/>
+      <w:r>
+        <w:rPr>
+          <w:rFonts w:ascii="TH SarabunPSK" w:hAnsi="TH SarabunPSK" w:cs="TH SarabunPSK"/>
+          <w:sz w:val="32"/>
+          <w:szCs w:val="32"/>
+          <w:cs/>
+        </w:rPr>
+        <w:t>วรร</w:t>
+      </w:r>
+      <w:proofErr w:type="spellEnd"/>
+      <w:r>
+        <w:rPr>
+          <w:rFonts w:ascii="TH SarabunPSK" w:hAnsi="TH SarabunPSK" w:cs="TH SarabunPSK"/>
+          <w:sz w:val="32"/>
+          <w:szCs w:val="32"/>
+          <w:cs/>
+        </w:rPr>
+        <w:t>ณ วิสภา</w:t>
       </w:r>
       <w:r>
         <w:rPr>
@@ -16026,8 +16601,19 @@
           <w:szCs w:val="32"/>
           <w:cs/>
         </w:rPr>
-        <w:t>วันธณี วิรุฬห์พานิช</w:t>
-      </w:r>
+        <w:t>วันธณี วิรุฬห์พาน</w:t>
+      </w:r>
+      <w:proofErr w:type="spellStart"/>
+      <w:r>
+        <w:rPr>
+          <w:rFonts w:ascii="TH SarabunPSK" w:hAnsi="TH SarabunPSK" w:cs="TH SarabunPSK"/>
+          <w:sz w:val="32"/>
+          <w:szCs w:val="32"/>
+          <w:cs/>
+        </w:rPr>
+        <w:t>ิช</w:t>
+      </w:r>
+      <w:proofErr w:type="spellEnd"/>
       <w:r>
         <w:rPr>
           <w:rFonts w:ascii="TH SarabunPSK" w:hAnsi="TH SarabunPSK" w:cs="TH SarabunPSK"/>
@@ -16104,7 +16690,33 @@
           <w:szCs w:val="32"/>
           <w:cs/>
         </w:rPr>
-        <w:t xml:space="preserve"> แนวคิดเกมมิฟิเคชันและการใช้กลไกการแข่งขันเพื่อส่งเสริมสุขภาพ</w:t>
+        <w:t xml:space="preserve"> แนวคิดเกม</w:t>
+      </w:r>
+      <w:proofErr w:type="spellStart"/>
+      <w:r>
+        <w:rPr>
+          <w:rFonts w:ascii="TH SarabunPSK" w:hAnsi="TH SarabunPSK" w:cs="TH SarabunPSK"/>
+          <w:b/>
+          <w:bCs/>
+          <w:color w:val="000000" w:themeColor="text1"/>
+          <w:sz w:val="32"/>
+          <w:szCs w:val="32"/>
+          <w:cs/>
+        </w:rPr>
+        <w:t>มิฟิ</w:t>
+      </w:r>
+      <w:proofErr w:type="spellEnd"/>
+      <w:r>
+        <w:rPr>
+          <w:rFonts w:ascii="TH SarabunPSK" w:hAnsi="TH SarabunPSK" w:cs="TH SarabunPSK"/>
+          <w:b/>
+          <w:bCs/>
+          <w:color w:val="000000" w:themeColor="text1"/>
+          <w:sz w:val="32"/>
+          <w:szCs w:val="32"/>
+          <w:cs/>
+        </w:rPr>
+        <w:t>เคชันและการใช้กลไกการแข่งขันเพื่อส่งเสริมสุขภาพ</w:t>
       </w:r>
     </w:p>
     <w:p>
@@ -16148,14 +16760,36 @@
           <w:szCs w:val="32"/>
           <w:cs/>
         </w:rPr>
-        <w:t>เกมมิฟิเคชัน (</w:t>
-      </w:r>
+        <w:t>เกม</w:t>
+      </w:r>
+      <w:proofErr w:type="spellStart"/>
       <w:r>
         <w:rPr>
           <w:rFonts w:ascii="TH SarabunPSK" w:hAnsi="TH SarabunPSK" w:cs="TH SarabunPSK"/>
           <w:color w:val="000000" w:themeColor="text1"/>
           <w:sz w:val="32"/>
           <w:szCs w:val="32"/>
+          <w:cs/>
+        </w:rPr>
+        <w:t>มิฟิ</w:t>
+      </w:r>
+      <w:proofErr w:type="spellEnd"/>
+      <w:r>
+        <w:rPr>
+          <w:rFonts w:ascii="TH SarabunPSK" w:hAnsi="TH SarabunPSK" w:cs="TH SarabunPSK"/>
+          <w:color w:val="000000" w:themeColor="text1"/>
+          <w:sz w:val="32"/>
+          <w:szCs w:val="32"/>
+          <w:cs/>
+        </w:rPr>
+        <w:t>เคชัน (</w:t>
+      </w:r>
+      <w:r>
+        <w:rPr>
+          <w:rFonts w:ascii="TH SarabunPSK" w:hAnsi="TH SarabunPSK" w:cs="TH SarabunPSK"/>
+          <w:color w:val="000000" w:themeColor="text1"/>
+          <w:sz w:val="32"/>
+          <w:szCs w:val="32"/>
         </w:rPr>
         <w:t xml:space="preserve">Gamification) </w:t>
       </w:r>
@@ -16167,7 +16801,29 @@
           <w:szCs w:val="32"/>
           <w:cs/>
         </w:rPr>
-        <w:t>หมายถึง การนำองค์ประกอบและกลไกการออกแบบเกมมาประยุกต์ใช้ในบริบทอื่นที่ไม่ใช่เกม เพื่อกระตุ้นพฤติกรรมและการมีส่วนร่วมของผู้ใช้งาน ในบริบทการดูแลสุขภาพและควบคุมน้ำหนัก กลไกเกมมิฟิเคชันที่นิยมนำมาใช้งาน ได้แก่ การสะสมคะแนน (</w:t>
+        <w:t>หมายถึง การนำองค์ประกอบและกลไกการออกแบบเกมมาประยุกต์ใช้ในบริบทอื่นที่ไม่ใช่เกม เพื่อกระตุ้นพฤติกรรมและการมีส่วนร่วมของผู้ใช้งาน ในบริบทการดูแลสุขภาพและควบคุมน้ำหนัก กลไกเกม</w:t>
+      </w:r>
+      <w:proofErr w:type="spellStart"/>
+      <w:r>
+        <w:rPr>
+          <w:rFonts w:ascii="TH SarabunPSK" w:hAnsi="TH SarabunPSK" w:cs="TH SarabunPSK"/>
+          <w:color w:val="000000" w:themeColor="text1"/>
+          <w:sz w:val="32"/>
+          <w:szCs w:val="32"/>
+          <w:cs/>
+        </w:rPr>
+        <w:t>มิฟิ</w:t>
+      </w:r>
+      <w:proofErr w:type="spellEnd"/>
+      <w:r>
+        <w:rPr>
+          <w:rFonts w:ascii="TH SarabunPSK" w:hAnsi="TH SarabunPSK" w:cs="TH SarabunPSK"/>
+          <w:color w:val="000000" w:themeColor="text1"/>
+          <w:sz w:val="32"/>
+          <w:szCs w:val="32"/>
+          <w:cs/>
+        </w:rPr>
+        <w:t>เคชันที่นิยมนำมาใช้งาน ได้แก่ การสะสมคะแนน (</w:t>
       </w:r>
       <w:r>
         <w:rPr>
@@ -16410,7 +17066,29 @@
           <w:szCs w:val="32"/>
           <w:cs/>
         </w:rPr>
-        <w:t>และศิราณี ยี่สุ่นส่ง</w:t>
+        <w:t>และ</w:t>
+      </w:r>
+      <w:proofErr w:type="spellStart"/>
+      <w:r>
+        <w:rPr>
+          <w:rFonts w:ascii="TH SarabunPSK" w:hAnsi="TH SarabunPSK" w:cs="TH SarabunPSK"/>
+          <w:color w:val="000000" w:themeColor="text1"/>
+          <w:sz w:val="32"/>
+          <w:szCs w:val="32"/>
+          <w:cs/>
+        </w:rPr>
+        <w:t>ศิ</w:t>
+      </w:r>
+      <w:proofErr w:type="spellEnd"/>
+      <w:r>
+        <w:rPr>
+          <w:rFonts w:ascii="TH SarabunPSK" w:hAnsi="TH SarabunPSK" w:cs="TH SarabunPSK"/>
+          <w:color w:val="000000" w:themeColor="text1"/>
+          <w:sz w:val="32"/>
+          <w:szCs w:val="32"/>
+          <w:cs/>
+        </w:rPr>
+        <w:t>ราณี ยี่สุ่นส่ง</w:t>
       </w:r>
       <w:r>
         <w:rPr>
@@ -16461,7 +17139,33 @@
           <w:szCs w:val="32"/>
           <w:cs/>
         </w:rPr>
-        <w:t>2.4 เทคโนโลยีเจเนอเรทีฟเอไอและโมเดลภาษาขนาดใหญ่</w:t>
+        <w:t>2.4 เทคโนโลยีเจเนอ</w:t>
+      </w:r>
+      <w:proofErr w:type="spellStart"/>
+      <w:r>
+        <w:rPr>
+          <w:rFonts w:ascii="TH SarabunPSK" w:hAnsi="TH SarabunPSK" w:cs="TH SarabunPSK"/>
+          <w:b/>
+          <w:bCs/>
+          <w:color w:val="000000" w:themeColor="text1"/>
+          <w:sz w:val="32"/>
+          <w:szCs w:val="32"/>
+          <w:cs/>
+        </w:rPr>
+        <w:t>เร</w:t>
+      </w:r>
+      <w:proofErr w:type="spellEnd"/>
+      <w:r>
+        <w:rPr>
+          <w:rFonts w:ascii="TH SarabunPSK" w:hAnsi="TH SarabunPSK" w:cs="TH SarabunPSK"/>
+          <w:b/>
+          <w:bCs/>
+          <w:color w:val="000000" w:themeColor="text1"/>
+          <w:sz w:val="32"/>
+          <w:szCs w:val="32"/>
+          <w:cs/>
+        </w:rPr>
+        <w:t>ทีฟเอไอและโมเดลภาษาขนาดใหญ่</w:t>
       </w:r>
     </w:p>
     <w:p>
@@ -16733,6 +17437,7 @@
         </w:rPr>
         <w:t xml:space="preserve">บนโมเดลรุ่น </w:t>
       </w:r>
+      <w:proofErr w:type="spellStart"/>
       <w:r>
         <w:rPr>
           <w:rFonts w:ascii="TH SarabunPSK" w:hAnsi="TH SarabunPSK" w:cs="TH SarabunPSK"/>
@@ -16740,7 +17445,17 @@
           <w:sz w:val="32"/>
           <w:szCs w:val="32"/>
         </w:rPr>
-        <w:t>gemini-</w:t>
+        <w:t>gemini</w:t>
+      </w:r>
+      <w:proofErr w:type="spellEnd"/>
+      <w:r>
+        <w:rPr>
+          <w:rFonts w:ascii="TH SarabunPSK" w:hAnsi="TH SarabunPSK" w:cs="TH SarabunPSK"/>
+          <w:color w:val="000000" w:themeColor="text1"/>
+          <w:sz w:val="32"/>
+          <w:szCs w:val="32"/>
+        </w:rPr>
+        <w:t>-</w:t>
       </w:r>
       <w:r>
         <w:rPr>
@@ -17067,7 +17782,29 @@
           <w:szCs w:val="32"/>
           <w:cs/>
         </w:rPr>
-        <w:t>วรางคณา ชัชเวช</w:t>
+        <w:t xml:space="preserve">วรางคณา </w:t>
+      </w:r>
+      <w:proofErr w:type="spellStart"/>
+      <w:r>
+        <w:rPr>
+          <w:rFonts w:ascii="TH SarabunPSK" w:hAnsi="TH SarabunPSK" w:cs="TH SarabunPSK"/>
+          <w:color w:val="000000" w:themeColor="text1"/>
+          <w:sz w:val="32"/>
+          <w:szCs w:val="32"/>
+          <w:cs/>
+        </w:rPr>
+        <w:t>ชัช</w:t>
+      </w:r>
+      <w:proofErr w:type="spellEnd"/>
+      <w:r>
+        <w:rPr>
+          <w:rFonts w:ascii="TH SarabunPSK" w:hAnsi="TH SarabunPSK" w:cs="TH SarabunPSK"/>
+          <w:color w:val="000000" w:themeColor="text1"/>
+          <w:sz w:val="32"/>
+          <w:szCs w:val="32"/>
+          <w:cs/>
+        </w:rPr>
+        <w:t>เวช</w:t>
       </w:r>
       <w:r>
         <w:rPr>
@@ -17253,7 +17990,29 @@
           <w:szCs w:val="32"/>
           <w:cs/>
         </w:rPr>
-        <w:t xml:space="preserve">บนเซิร์ฟเวอร์ระบบหลังบ้านเพื่อถอดรหัสข้อความ วิเคราะห์พารามิเตอร์ และประมวลข้อความโต้ตอบกลับผ่านระบบส่งข้อความของ </w:t>
+        <w:t>บน</w:t>
+      </w:r>
+      <w:proofErr w:type="spellStart"/>
+      <w:r>
+        <w:rPr>
+          <w:rFonts w:ascii="TH SarabunPSK" w:hAnsi="TH SarabunPSK" w:cs="TH SarabunPSK"/>
+          <w:color w:val="000000" w:themeColor="text1"/>
+          <w:sz w:val="32"/>
+          <w:szCs w:val="32"/>
+          <w:cs/>
+        </w:rPr>
+        <w:t>เซิร์ฟเวอร์</w:t>
+      </w:r>
+      <w:proofErr w:type="spellEnd"/>
+      <w:r>
+        <w:rPr>
+          <w:rFonts w:ascii="TH SarabunPSK" w:hAnsi="TH SarabunPSK" w:cs="TH SarabunPSK"/>
+          <w:color w:val="000000" w:themeColor="text1"/>
+          <w:sz w:val="32"/>
+          <w:szCs w:val="32"/>
+          <w:cs/>
+        </w:rPr>
+        <w:t xml:space="preserve">ระบบหลังบ้านเพื่อถอดรหัสข้อความ วิเคราะห์พารามิเตอร์ และประมวลข้อความโต้ตอบกลับผ่านระบบส่งข้อความของ </w:t>
       </w:r>
       <w:r>
         <w:rPr>
@@ -17501,6 +18260,7 @@
         </w:rPr>
         <w:t>และฐานข้อมูลตารางประวัติการโต้ตอบ (</w:t>
       </w:r>
+      <w:proofErr w:type="spellStart"/>
       <w:r>
         <w:rPr>
           <w:rFonts w:ascii="TH SarabunPSK" w:hAnsi="TH SarabunPSK" w:cs="TH SarabunPSK"/>
@@ -17508,7 +18268,17 @@
           <w:sz w:val="32"/>
           <w:szCs w:val="32"/>
         </w:rPr>
-        <w:t xml:space="preserve">line_chat_logs) </w:t>
+        <w:t>line_chat_logs</w:t>
+      </w:r>
+      <w:proofErr w:type="spellEnd"/>
+      <w:r>
+        <w:rPr>
+          <w:rFonts w:ascii="TH SarabunPSK" w:hAnsi="TH SarabunPSK" w:cs="TH SarabunPSK"/>
+          <w:color w:val="000000" w:themeColor="text1"/>
+          <w:sz w:val="32"/>
+          <w:szCs w:val="32"/>
+        </w:rPr>
+        <w:t xml:space="preserve">) </w:t>
       </w:r>
       <w:r>
         <w:rPr>
@@ -17681,7 +18451,27 @@
           <w:sz w:val="32"/>
           <w:szCs w:val="32"/>
         </w:rPr>
-        <w:t xml:space="preserve">Fitzpatrick, Darcy, and Vierhile (2017) </w:t>
+        <w:t xml:space="preserve">Fitzpatrick, Darcy, and </w:t>
+      </w:r>
+      <w:proofErr w:type="spellStart"/>
+      <w:r>
+        <w:rPr>
+          <w:rFonts w:ascii="TH SarabunPSK" w:hAnsi="TH SarabunPSK" w:cs="TH SarabunPSK"/>
+          <w:color w:val="000000" w:themeColor="text1"/>
+          <w:sz w:val="32"/>
+          <w:szCs w:val="32"/>
+        </w:rPr>
+        <w:t>Vierhile</w:t>
+      </w:r>
+      <w:proofErr w:type="spellEnd"/>
+      <w:r>
+        <w:rPr>
+          <w:rFonts w:ascii="TH SarabunPSK" w:hAnsi="TH SarabunPSK" w:cs="TH SarabunPSK"/>
+          <w:color w:val="000000" w:themeColor="text1"/>
+          <w:sz w:val="32"/>
+          <w:szCs w:val="32"/>
+        </w:rPr>
+        <w:t xml:space="preserve"> (2017) </w:t>
       </w:r>
       <w:r>
         <w:rPr>
@@ -17792,7 +18582,29 @@
           <w:szCs w:val="32"/>
           <w:cs/>
         </w:rPr>
-        <w:t>ของแบบจำลอง ซึ่งการวิจัยนี้แก้ไขโดยการวิศวกรรมพร้อมต์ (</w:t>
+        <w:t>ของแบบจำลอง ซึ่งการวิจัยนี้แก้ไขโดยการวิศวกรรมพร้อม</w:t>
+      </w:r>
+      <w:proofErr w:type="spellStart"/>
+      <w:r>
+        <w:rPr>
+          <w:rFonts w:ascii="TH SarabunPSK" w:hAnsi="TH SarabunPSK" w:cs="TH SarabunPSK"/>
+          <w:color w:val="000000" w:themeColor="text1"/>
+          <w:sz w:val="32"/>
+          <w:szCs w:val="32"/>
+          <w:cs/>
+        </w:rPr>
+        <w:t>ต์</w:t>
+      </w:r>
+      <w:proofErr w:type="spellEnd"/>
+      <w:r>
+        <w:rPr>
+          <w:rFonts w:ascii="TH SarabunPSK" w:hAnsi="TH SarabunPSK" w:cs="TH SarabunPSK"/>
+          <w:color w:val="000000" w:themeColor="text1"/>
+          <w:sz w:val="32"/>
+          <w:szCs w:val="32"/>
+          <w:cs/>
+        </w:rPr>
+        <w:t xml:space="preserve"> (</w:t>
       </w:r>
       <w:r>
         <w:rPr>
@@ -17969,7 +18781,29 @@
           <w:szCs w:val="32"/>
           <w:cs/>
         </w:rPr>
-        <w:t>วรางคณา ชัชเวช</w:t>
+        <w:t xml:space="preserve">วรางคณา </w:t>
+      </w:r>
+      <w:proofErr w:type="spellStart"/>
+      <w:r>
+        <w:rPr>
+          <w:rFonts w:ascii="TH SarabunPSK" w:hAnsi="TH SarabunPSK" w:cs="TH SarabunPSK"/>
+          <w:color w:val="000000" w:themeColor="text1"/>
+          <w:sz w:val="32"/>
+          <w:szCs w:val="32"/>
+          <w:cs/>
+        </w:rPr>
+        <w:t>ชัช</w:t>
+      </w:r>
+      <w:proofErr w:type="spellEnd"/>
+      <w:r>
+        <w:rPr>
+          <w:rFonts w:ascii="TH SarabunPSK" w:hAnsi="TH SarabunPSK" w:cs="TH SarabunPSK"/>
+          <w:color w:val="000000" w:themeColor="text1"/>
+          <w:sz w:val="32"/>
+          <w:szCs w:val="32"/>
+          <w:cs/>
+        </w:rPr>
+        <w:t>เวช</w:t>
       </w:r>
       <w:r>
         <w:rPr>
@@ -18193,7 +19027,27 @@
           <w:szCs w:val="32"/>
           <w:cs/>
         </w:rPr>
-        <w:t>โดยมุ่งเน้นการออกแบบ พัฒนา และประเมินผลระบบให้คำปรึกษากับผู้ควบคุมน้ำหนักร่วมกับเจเนอเรทีฟเอไอ บนแพลตฟอร์มออนไลน์ที่สอดคล้องกับพฤติกรรมสุขภาพของประชากรเป้าหมาย</w:t>
+        <w:t>โดยมุ่งเน้นการออกแบบ พัฒนา และประเมินผลระบบให้คำปรึกษากับผู้ควบคุมน้ำหนักร่วมกับเจเนอ</w:t>
+      </w:r>
+      <w:proofErr w:type="spellStart"/>
+      <w:r>
+        <w:rPr>
+          <w:rFonts w:ascii="TH SarabunPSK" w:hAnsi="TH SarabunPSK" w:cs="TH SarabunPSK"/>
+          <w:sz w:val="32"/>
+          <w:szCs w:val="32"/>
+          <w:cs/>
+        </w:rPr>
+        <w:t>เร</w:t>
+      </w:r>
+      <w:proofErr w:type="spellEnd"/>
+      <w:r>
+        <w:rPr>
+          <w:rFonts w:ascii="TH SarabunPSK" w:hAnsi="TH SarabunPSK" w:cs="TH SarabunPSK"/>
+          <w:sz w:val="32"/>
+          <w:szCs w:val="32"/>
+          <w:cs/>
+        </w:rPr>
+        <w:t>ทีฟเอไอ บนแพลตฟอร์มออนไลน์ที่สอดคล้องกับพฤติกรรมสุขภาพของประชากรเป้าหมาย</w:t>
       </w:r>
     </w:p>
     <w:p>
@@ -18392,7 +19246,7 @@
       <w:pPr>
         <w:jc w:val="thaiDistribute"/>
         <w:rPr>
-          <w:rFonts w:ascii="TH SarabunPSK" w:hAnsi="TH SarabunPSK" w:cs="TH SarabunPSK" w:hint="cs"/>
+          <w:rFonts w:ascii="TH SarabunPSK" w:hAnsi="TH SarabunPSK" w:cs="TH SarabunPSK"/>
           <w:sz w:val="32"/>
           <w:szCs w:val="32"/>
         </w:rPr>
@@ -18555,13 +19409,23 @@
         </w:rPr>
         <w:t xml:space="preserve">โดยใช้โมเดลรุ่นล่าสุด </w:t>
       </w:r>
-      <w:r>
-        <w:rPr>
-          <w:rFonts w:ascii="TH SarabunPSK" w:hAnsi="TH SarabunPSK" w:cs="TH SarabunPSK"/>
-          <w:sz w:val="32"/>
-          <w:szCs w:val="32"/>
-        </w:rPr>
-        <w:t>gemini-</w:t>
+      <w:proofErr w:type="spellStart"/>
+      <w:r>
+        <w:rPr>
+          <w:rFonts w:ascii="TH SarabunPSK" w:hAnsi="TH SarabunPSK" w:cs="TH SarabunPSK"/>
+          <w:sz w:val="32"/>
+          <w:szCs w:val="32"/>
+        </w:rPr>
+        <w:t>gemini</w:t>
+      </w:r>
+      <w:proofErr w:type="spellEnd"/>
+      <w:r>
+        <w:rPr>
+          <w:rFonts w:ascii="TH SarabunPSK" w:hAnsi="TH SarabunPSK" w:cs="TH SarabunPSK"/>
+          <w:sz w:val="32"/>
+          <w:szCs w:val="32"/>
+        </w:rPr>
+        <w:t>-</w:t>
       </w:r>
       <w:r>
         <w:rPr>
@@ -18841,7 +19705,7 @@
         <w:ind w:firstLine="720"/>
         <w:jc w:val="thaiDistribute"/>
         <w:rPr>
-          <w:rFonts w:ascii="TH SarabunPSK" w:hAnsi="TH SarabunPSK" w:cs="TH SarabunPSK" w:hint="cs"/>
+          <w:rFonts w:ascii="TH SarabunPSK" w:hAnsi="TH SarabunPSK" w:cs="TH SarabunPSK"/>
           <w:sz w:val="32"/>
           <w:szCs w:val="32"/>
         </w:rPr>
@@ -18889,13 +19753,23 @@
         </w:rPr>
         <w:t xml:space="preserve">ชื่อ </w:t>
       </w:r>
-      <w:r>
-        <w:rPr>
-          <w:rFonts w:ascii="TH SarabunPSK" w:hAnsi="TH SarabunPSK" w:cs="TH SarabunPSK"/>
-          <w:sz w:val="32"/>
-          <w:szCs w:val="32"/>
-        </w:rPr>
-        <w:t xml:space="preserve">line_chat_logs </w:t>
+      <w:proofErr w:type="spellStart"/>
+      <w:r>
+        <w:rPr>
+          <w:rFonts w:ascii="TH SarabunPSK" w:hAnsi="TH SarabunPSK" w:cs="TH SarabunPSK"/>
+          <w:sz w:val="32"/>
+          <w:szCs w:val="32"/>
+        </w:rPr>
+        <w:t>line_chat_logs</w:t>
+      </w:r>
+      <w:proofErr w:type="spellEnd"/>
+      <w:r>
+        <w:rPr>
+          <w:rFonts w:ascii="TH SarabunPSK" w:hAnsi="TH SarabunPSK" w:cs="TH SarabunPSK"/>
+          <w:sz w:val="32"/>
+          <w:szCs w:val="32"/>
+        </w:rPr>
+        <w:t xml:space="preserve"> </w:t>
       </w:r>
       <w:r>
         <w:rPr>
@@ -18975,7 +19849,27 @@
           <w:szCs w:val="32"/>
           <w:cs/>
         </w:rPr>
-        <w:t>ระบบจะหยุดประมวลผลทันทีเพื่อป้องกันบอตสแปมหรืออันตรายจากการเจาะระบบ</w:t>
+        <w:t>ระบบจะหยุดประมวลผลทันทีเพื่อป้องกันบอต</w:t>
+      </w:r>
+      <w:proofErr w:type="spellStart"/>
+      <w:r>
+        <w:rPr>
+          <w:rFonts w:ascii="TH SarabunPSK" w:hAnsi="TH SarabunPSK" w:cs="TH SarabunPSK"/>
+          <w:sz w:val="32"/>
+          <w:szCs w:val="32"/>
+          <w:cs/>
+        </w:rPr>
+        <w:t>สแ</w:t>
+      </w:r>
+      <w:proofErr w:type="spellEnd"/>
+      <w:r>
+        <w:rPr>
+          <w:rFonts w:ascii="TH SarabunPSK" w:hAnsi="TH SarabunPSK" w:cs="TH SarabunPSK"/>
+          <w:sz w:val="32"/>
+          <w:szCs w:val="32"/>
+          <w:cs/>
+        </w:rPr>
+        <w:t>ปมหรืออันตรายจากการเจาะระบบ</w:t>
       </w:r>
     </w:p>
     <w:p>
@@ -19222,7 +20116,27 @@
           <w:szCs w:val="32"/>
           <w:cs/>
         </w:rPr>
-        <w:t>รวบรวมข้อมูลสถิติน้ำหนักตัว ผลสัมฤทธิ์ของการควบคุมน้ำหนัก ผลลัพธ์เชิงเทคนิคจากระบบหลังบ้าน และความคิดเห็นของผู้ใช้เพื่อนำมาวิเคราะห์ เขียนเอกสารรายงานโครงการ และประเมินประสิทธิผลโดยรวมของการใช้นวัตกรรมเจเนอเรทีฟเอไอในครั้งนี้</w:t>
+        <w:t>รวบรวมข้อมูลสถิติน้ำหนักตัว ผลสัมฤทธิ์ของการควบคุมน้ำหนัก ผลลัพธ์เชิงเทคนิคจากระบบหลังบ้าน และความคิดเห็นของผู้ใช้เพื่อนำมาวิเคราะห์ เขียนเอกสารรายงานโครงการ และประเมินประสิทธิผลโดยรวมของการใช้นวัตกรรมเจเนอ</w:t>
+      </w:r>
+      <w:proofErr w:type="spellStart"/>
+      <w:r>
+        <w:rPr>
+          <w:rFonts w:ascii="TH SarabunPSK" w:hAnsi="TH SarabunPSK" w:cs="TH SarabunPSK"/>
+          <w:sz w:val="32"/>
+          <w:szCs w:val="32"/>
+          <w:cs/>
+        </w:rPr>
+        <w:t>เร</w:t>
+      </w:r>
+      <w:proofErr w:type="spellEnd"/>
+      <w:r>
+        <w:rPr>
+          <w:rFonts w:ascii="TH SarabunPSK" w:hAnsi="TH SarabunPSK" w:cs="TH SarabunPSK"/>
+          <w:sz w:val="32"/>
+          <w:szCs w:val="32"/>
+          <w:cs/>
+        </w:rPr>
+        <w:t>ทีฟเอไอในครั้งนี้</w:t>
       </w:r>
     </w:p>
     <w:p>
@@ -19230,7 +20144,7 @@
         <w:ind w:firstLine="720"/>
         <w:jc w:val="thaiDistribute"/>
         <w:rPr>
-          <w:rFonts w:ascii="TH SarabunPSK" w:hAnsi="TH SarabunPSK" w:cs="TH SarabunPSK" w:hint="cs"/>
+          <w:rFonts w:ascii="TH SarabunPSK" w:hAnsi="TH SarabunPSK" w:cs="TH SarabunPSK"/>
           <w:sz w:val="32"/>
           <w:szCs w:val="32"/>
         </w:rPr>
@@ -20122,16 +21036,7 @@
           <w:sz w:val="32"/>
           <w:szCs w:val="32"/>
         </w:rPr>
-        <w:t>4.</w:t>
-      </w:r>
-      <w:r>
-        <w:rPr>
-          <w:rStyle w:val="Strong"/>
-          <w:rFonts w:ascii="TH SarabunPSK" w:eastAsia="Times New Roman" w:hAnsi="TH SarabunPSK" w:cs="TH SarabunPSK"/>
-          <w:sz w:val="32"/>
-          <w:szCs w:val="32"/>
-        </w:rPr>
-        <w:t>1</w:t>
+        <w:t>4.1</w:t>
       </w:r>
       <w:r>
         <w:rPr>
@@ -20287,6 +21192,7 @@
         </w:rPr>
         <w:t xml:space="preserve">โดยเรียกใช้งานโมเดล </w:t>
       </w:r>
+      <w:proofErr w:type="spellStart"/>
       <w:r>
         <w:rPr>
           <w:rStyle w:val="Strong"/>
@@ -20296,7 +21202,19 @@
           <w:sz w:val="32"/>
           <w:szCs w:val="32"/>
         </w:rPr>
-        <w:t>gemini-</w:t>
+        <w:t>gemini</w:t>
+      </w:r>
+      <w:proofErr w:type="spellEnd"/>
+      <w:r>
+        <w:rPr>
+          <w:rStyle w:val="Strong"/>
+          <w:rFonts w:ascii="TH SarabunPSK" w:eastAsia="Times New Roman" w:hAnsi="TH SarabunPSK" w:cs="TH SarabunPSK"/>
+          <w:b w:val="0"/>
+          <w:bCs w:val="0"/>
+          <w:sz w:val="32"/>
+          <w:szCs w:val="32"/>
+        </w:rPr>
+        <w:t>-</w:t>
       </w:r>
       <w:r>
         <w:rPr>
@@ -20656,6 +21574,7 @@
         </w:rPr>
         <w:t xml:space="preserve">ค่าน้ำหนักตัวล่าสุดจาก </w:t>
       </w:r>
+      <w:proofErr w:type="spellStart"/>
       <w:r>
         <w:rPr>
           <w:rStyle w:val="Strong"/>
@@ -20665,7 +21584,19 @@
           <w:sz w:val="32"/>
           <w:szCs w:val="32"/>
         </w:rPr>
-        <w:t xml:space="preserve">user_health_logs </w:t>
+        <w:t>user_health_logs</w:t>
+      </w:r>
+      <w:proofErr w:type="spellEnd"/>
+      <w:r>
+        <w:rPr>
+          <w:rStyle w:val="Strong"/>
+          <w:rFonts w:ascii="TH SarabunPSK" w:eastAsia="Times New Roman" w:hAnsi="TH SarabunPSK" w:cs="TH SarabunPSK"/>
+          <w:b w:val="0"/>
+          <w:bCs w:val="0"/>
+          <w:sz w:val="32"/>
+          <w:szCs w:val="32"/>
+        </w:rPr>
+        <w:t xml:space="preserve"> </w:t>
       </w:r>
       <w:r>
         <w:rPr>
@@ -20868,8 +21799,9 @@
           <w:szCs w:val="32"/>
           <w:cs/>
         </w:rPr>
-        <w:t xml:space="preserve">เมื่อผู้ใช้งานอัปโหลดรูปภาพอาหารผ่านหน้าต่างแชตของ </w:t>
-      </w:r>
+        <w:t>เมื่อผู้ใช้งาน</w:t>
+      </w:r>
+      <w:proofErr w:type="spellStart"/>
       <w:r>
         <w:rPr>
           <w:rStyle w:val="Strong"/>
@@ -20878,6 +21810,31 @@
           <w:bCs w:val="0"/>
           <w:sz w:val="32"/>
           <w:szCs w:val="32"/>
+          <w:cs/>
+        </w:rPr>
+        <w:t>อัปโห</w:t>
+      </w:r>
+      <w:proofErr w:type="spellEnd"/>
+      <w:r>
+        <w:rPr>
+          <w:rStyle w:val="Strong"/>
+          <w:rFonts w:ascii="TH SarabunPSK" w:eastAsia="Times New Roman" w:hAnsi="TH SarabunPSK" w:cs="TH SarabunPSK"/>
+          <w:b w:val="0"/>
+          <w:bCs w:val="0"/>
+          <w:sz w:val="32"/>
+          <w:szCs w:val="32"/>
+          <w:cs/>
+        </w:rPr>
+        <w:t xml:space="preserve">ลดรูปภาพอาหารผ่านหน้าต่างแชตของ </w:t>
+      </w:r>
+      <w:r>
+        <w:rPr>
+          <w:rStyle w:val="Strong"/>
+          <w:rFonts w:ascii="TH SarabunPSK" w:eastAsia="Times New Roman" w:hAnsi="TH SarabunPSK" w:cs="TH SarabunPSK"/>
+          <w:b w:val="0"/>
+          <w:bCs w:val="0"/>
+          <w:sz w:val="32"/>
+          <w:szCs w:val="32"/>
         </w:rPr>
         <w:t xml:space="preserve">LINE OA </w:t>
       </w:r>
@@ -20939,6 +21896,7 @@
         </w:rPr>
         <w:t xml:space="preserve">64 และส่งต่อไปยังโมเดล </w:t>
       </w:r>
+      <w:proofErr w:type="spellStart"/>
       <w:r>
         <w:rPr>
           <w:rStyle w:val="Strong"/>
@@ -20948,7 +21906,19 @@
           <w:sz w:val="32"/>
           <w:szCs w:val="32"/>
         </w:rPr>
-        <w:t>gemini-</w:t>
+        <w:t>gemini</w:t>
+      </w:r>
+      <w:proofErr w:type="spellEnd"/>
+      <w:r>
+        <w:rPr>
+          <w:rStyle w:val="Strong"/>
+          <w:rFonts w:ascii="TH SarabunPSK" w:eastAsia="Times New Roman" w:hAnsi="TH SarabunPSK" w:cs="TH SarabunPSK"/>
+          <w:b w:val="0"/>
+          <w:bCs w:val="0"/>
+          <w:sz w:val="32"/>
+          <w:szCs w:val="32"/>
+        </w:rPr>
+        <w:t>-</w:t>
       </w:r>
       <w:r>
         <w:rPr>
@@ -21501,19 +22471,7 @@
           <w:szCs w:val="32"/>
           <w:cs/>
         </w:rPr>
-        <w:t>2</w:t>
-      </w:r>
-      <w:r>
-        <w:rPr>
-          <w:rStyle w:val="Strong"/>
-          <w:rFonts w:ascii="TH SarabunPSK" w:eastAsia="Times New Roman" w:hAnsi="TH SarabunPSK" w:cs="TH SarabunPSK" w:hint="cs"/>
-          <w:b w:val="0"/>
-          <w:bCs w:val="0"/>
-          <w:sz w:val="32"/>
-          <w:szCs w:val="32"/>
-          <w:cs/>
-        </w:rPr>
-        <w:t xml:space="preserve">) </w:t>
+        <w:t xml:space="preserve">2) </w:t>
       </w:r>
       <w:r>
         <w:rPr>
@@ -21566,8 +22524,9 @@
           <w:szCs w:val="32"/>
           <w:cs/>
         </w:rPr>
-        <w:t>การแนะแนวโปรแกรมคาร์ดิโอสำหรับผู้มีน้ำหนักตัวมาก คำถามผู้ใช้ (</w:t>
-      </w:r>
+        <w:t>การแนะแนวโปรแกรมคา</w:t>
+      </w:r>
+      <w:proofErr w:type="spellStart"/>
       <w:r>
         <w:rPr>
           <w:rStyle w:val="Strong"/>
@@ -21576,6 +22535,31 @@
           <w:bCs w:val="0"/>
           <w:sz w:val="32"/>
           <w:szCs w:val="32"/>
+          <w:cs/>
+        </w:rPr>
+        <w:t>ร์ดิ</w:t>
+      </w:r>
+      <w:proofErr w:type="spellEnd"/>
+      <w:r>
+        <w:rPr>
+          <w:rStyle w:val="Strong"/>
+          <w:rFonts w:ascii="TH SarabunPSK" w:eastAsia="Times New Roman" w:hAnsi="TH SarabunPSK" w:cs="TH SarabunPSK"/>
+          <w:b w:val="0"/>
+          <w:bCs w:val="0"/>
+          <w:sz w:val="32"/>
+          <w:szCs w:val="32"/>
+          <w:cs/>
+        </w:rPr>
+        <w:t>โอสำหรับผู้มีน้ำหนักตัวมาก คำถามผู้ใช้ (</w:t>
+      </w:r>
+      <w:r>
+        <w:rPr>
+          <w:rStyle w:val="Strong"/>
+          <w:rFonts w:ascii="TH SarabunPSK" w:eastAsia="Times New Roman" w:hAnsi="TH SarabunPSK" w:cs="TH SarabunPSK"/>
+          <w:b w:val="0"/>
+          <w:bCs w:val="0"/>
+          <w:sz w:val="32"/>
+          <w:szCs w:val="32"/>
         </w:rPr>
         <w:t>Prompt): "</w:t>
       </w:r>
@@ -21589,7 +22573,33 @@
           <w:szCs w:val="32"/>
           <w:cs/>
         </w:rPr>
-        <w:t xml:space="preserve">น้ำหนัก 90 กิโล อยากเริ่มออกกำลังกายลดน้ำหนัก ช่วยแนะนำคาร์ดิโอหน่อยครับ" </w:t>
+        <w:t>น้ำหนัก 90 กิโล อยากเริ่มออกกำลังกายลดน้ำหนัก ช่วยแนะนำคา</w:t>
+      </w:r>
+      <w:proofErr w:type="spellStart"/>
+      <w:r>
+        <w:rPr>
+          <w:rStyle w:val="Strong"/>
+          <w:rFonts w:ascii="TH SarabunPSK" w:eastAsia="Times New Roman" w:hAnsi="TH SarabunPSK" w:cs="TH SarabunPSK"/>
+          <w:b w:val="0"/>
+          <w:bCs w:val="0"/>
+          <w:sz w:val="32"/>
+          <w:szCs w:val="32"/>
+          <w:cs/>
+        </w:rPr>
+        <w:t>ร์ดิ</w:t>
+      </w:r>
+      <w:proofErr w:type="spellEnd"/>
+      <w:r>
+        <w:rPr>
+          <w:rStyle w:val="Strong"/>
+          <w:rFonts w:ascii="TH SarabunPSK" w:eastAsia="Times New Roman" w:hAnsi="TH SarabunPSK" w:cs="TH SarabunPSK"/>
+          <w:b w:val="0"/>
+          <w:bCs w:val="0"/>
+          <w:sz w:val="32"/>
+          <w:szCs w:val="32"/>
+          <w:cs/>
+        </w:rPr>
+        <w:t xml:space="preserve">โอหน่อยครับ" </w:t>
       </w:r>
     </w:p>
     <w:p>
@@ -21653,7 +22663,33 @@
           <w:szCs w:val="32"/>
           <w:cs/>
         </w:rPr>
-        <w:t>สำหรับผู้ที่มีน้ำหนักตัว 90 กิโลกรัม ควรเริ่มต้นออกกำลังกายคาร์ดิโอที่มีแรงกระแทกต่ำ (</w:t>
+        <w:t>สำหรับผู้ที่มีน้ำหนักตัว 90 กิโลกรัม ควรเริ่มต้นออกกำลังกายคา</w:t>
+      </w:r>
+      <w:proofErr w:type="spellStart"/>
+      <w:r>
+        <w:rPr>
+          <w:rStyle w:val="Strong"/>
+          <w:rFonts w:ascii="TH SarabunPSK" w:eastAsia="Times New Roman" w:hAnsi="TH SarabunPSK" w:cs="TH SarabunPSK"/>
+          <w:b w:val="0"/>
+          <w:bCs w:val="0"/>
+          <w:sz w:val="32"/>
+          <w:szCs w:val="32"/>
+          <w:cs/>
+        </w:rPr>
+        <w:t>ร์ดิ</w:t>
+      </w:r>
+      <w:proofErr w:type="spellEnd"/>
+      <w:r>
+        <w:rPr>
+          <w:rStyle w:val="Strong"/>
+          <w:rFonts w:ascii="TH SarabunPSK" w:eastAsia="Times New Roman" w:hAnsi="TH SarabunPSK" w:cs="TH SarabunPSK"/>
+          <w:b w:val="0"/>
+          <w:bCs w:val="0"/>
+          <w:sz w:val="32"/>
+          <w:szCs w:val="32"/>
+          <w:cs/>
+        </w:rPr>
+        <w:t>โอที่มีแรงกระแทกต่ำ (</w:t>
       </w:r>
       <w:r>
         <w:rPr>
@@ -21835,7 +22871,33 @@
           <w:szCs w:val="32"/>
           <w:cs/>
         </w:rPr>
-        <w:t>การตรวจจับลิงก์สแปมความปลอดภัย คำถามผู้ใช้ (</w:t>
+        <w:t>การตรวจจับลิงก์</w:t>
+      </w:r>
+      <w:proofErr w:type="spellStart"/>
+      <w:r>
+        <w:rPr>
+          <w:rStyle w:val="Strong"/>
+          <w:rFonts w:ascii="TH SarabunPSK" w:eastAsia="Times New Roman" w:hAnsi="TH SarabunPSK" w:cs="TH SarabunPSK"/>
+          <w:b w:val="0"/>
+          <w:bCs w:val="0"/>
+          <w:sz w:val="32"/>
+          <w:szCs w:val="32"/>
+          <w:cs/>
+        </w:rPr>
+        <w:t>สแ</w:t>
+      </w:r>
+      <w:proofErr w:type="spellEnd"/>
+      <w:r>
+        <w:rPr>
+          <w:rStyle w:val="Strong"/>
+          <w:rFonts w:ascii="TH SarabunPSK" w:eastAsia="Times New Roman" w:hAnsi="TH SarabunPSK" w:cs="TH SarabunPSK"/>
+          <w:b w:val="0"/>
+          <w:bCs w:val="0"/>
+          <w:sz w:val="32"/>
+          <w:szCs w:val="32"/>
+          <w:cs/>
+        </w:rPr>
+        <w:t>ปมความปลอดภัย คำถามผู้ใช้ (</w:t>
       </w:r>
       <w:r>
         <w:rPr>
@@ -22309,16 +23371,7 @@
           <w:szCs w:val="32"/>
         </w:rPr>
         <w:lastRenderedPageBreak/>
-        <w:t>4.</w:t>
-      </w:r>
-      <w:r>
-        <w:rPr>
-          <w:rStyle w:val="Strong"/>
-          <w:rFonts w:ascii="TH SarabunPSK" w:eastAsia="Times New Roman" w:hAnsi="TH SarabunPSK" w:cs="TH SarabunPSK"/>
-          <w:sz w:val="32"/>
-          <w:szCs w:val="32"/>
-        </w:rPr>
-        <w:t>2</w:t>
+        <w:t>4.2</w:t>
       </w:r>
       <w:r>
         <w:rPr>
@@ -22782,7 +23835,85 @@
           <w:szCs w:val="32"/>
           <w:cs/>
         </w:rPr>
-        <w:t>4.2.2 แดชบอร์ดผู้ดูแลระบบและการตั้งค่าปัญญาประดิษฐ์แบบไดนามิก (</w:t>
+        <w:t xml:space="preserve">4.2.2 </w:t>
+      </w:r>
+      <w:proofErr w:type="spellStart"/>
+      <w:r>
+        <w:rPr>
+          <w:rStyle w:val="Strong"/>
+          <w:rFonts w:ascii="TH SarabunPSK" w:eastAsia="Times New Roman" w:hAnsi="TH SarabunPSK" w:cs="TH SarabunPSK"/>
+          <w:b w:val="0"/>
+          <w:bCs w:val="0"/>
+          <w:sz w:val="32"/>
+          <w:szCs w:val="32"/>
+          <w:cs/>
+        </w:rPr>
+        <w:t>แดช</w:t>
+      </w:r>
+      <w:proofErr w:type="spellEnd"/>
+      <w:r>
+        <w:rPr>
+          <w:rStyle w:val="Strong"/>
+          <w:rFonts w:ascii="TH SarabunPSK" w:eastAsia="Times New Roman" w:hAnsi="TH SarabunPSK" w:cs="TH SarabunPSK"/>
+          <w:b w:val="0"/>
+          <w:bCs w:val="0"/>
+          <w:sz w:val="32"/>
+          <w:szCs w:val="32"/>
+          <w:cs/>
+        </w:rPr>
+        <w:t>บอร์ดผู้ดูแลระบบและการตั้งค่าปัญญาประดิษฐ์แบบ</w:t>
+      </w:r>
+      <w:proofErr w:type="spellStart"/>
+      <w:r>
+        <w:rPr>
+          <w:rStyle w:val="Strong"/>
+          <w:rFonts w:ascii="TH SarabunPSK" w:eastAsia="Times New Roman" w:hAnsi="TH SarabunPSK" w:cs="TH SarabunPSK"/>
+          <w:b w:val="0"/>
+          <w:bCs w:val="0"/>
+          <w:sz w:val="32"/>
+          <w:szCs w:val="32"/>
+          <w:cs/>
+        </w:rPr>
+        <w:t>ได</w:t>
+      </w:r>
+      <w:proofErr w:type="spellEnd"/>
+      <w:r>
+        <w:rPr>
+          <w:rStyle w:val="Strong"/>
+          <w:rFonts w:ascii="TH SarabunPSK" w:eastAsia="Times New Roman" w:hAnsi="TH SarabunPSK" w:cs="TH SarabunPSK"/>
+          <w:b w:val="0"/>
+          <w:bCs w:val="0"/>
+          <w:sz w:val="32"/>
+          <w:szCs w:val="32"/>
+          <w:cs/>
+        </w:rPr>
+        <w:t>นา</w:t>
+      </w:r>
+      <w:proofErr w:type="spellStart"/>
+      <w:r>
+        <w:rPr>
+          <w:rStyle w:val="Strong"/>
+          <w:rFonts w:ascii="TH SarabunPSK" w:eastAsia="Times New Roman" w:hAnsi="TH SarabunPSK" w:cs="TH SarabunPSK"/>
+          <w:b w:val="0"/>
+          <w:bCs w:val="0"/>
+          <w:sz w:val="32"/>
+          <w:szCs w:val="32"/>
+          <w:cs/>
+        </w:rPr>
+        <w:t>มิก</w:t>
+      </w:r>
+      <w:proofErr w:type="spellEnd"/>
+      <w:r>
+        <w:rPr>
+          <w:rStyle w:val="Strong"/>
+          <w:rFonts w:ascii="TH SarabunPSK" w:eastAsia="Times New Roman" w:hAnsi="TH SarabunPSK" w:cs="TH SarabunPSK"/>
+          <w:b w:val="0"/>
+          <w:bCs w:val="0"/>
+          <w:sz w:val="32"/>
+          <w:szCs w:val="32"/>
+          <w:cs/>
+        </w:rPr>
+        <w:t xml:space="preserve"> (</w:t>
       </w:r>
       <w:r>
         <w:rPr>
@@ -22903,7 +24034,33 @@
           <w:szCs w:val="32"/>
           <w:cs/>
         </w:rPr>
-        <w:t>เพื่อให้ผู้ดูแลระบบที่ได้รับสิทธิ์สามารถตรวจสอบสถิติการใช้งานได้อย่างสะดวกรวดเร็ว ระบบแดชบอร์ดมีคุณลักษณะที่สำคัญ ได้แก่</w:t>
+        <w:t>เพื่อให้ผู้ดูแลระบบที่ได้รับสิทธิ์สามารถตรวจสอบสถิติการใช้งานได้อย่างสะดวกรวดเร็ว ระบบ</w:t>
+      </w:r>
+      <w:proofErr w:type="spellStart"/>
+      <w:r>
+        <w:rPr>
+          <w:rStyle w:val="Strong"/>
+          <w:rFonts w:ascii="TH SarabunPSK" w:eastAsia="Times New Roman" w:hAnsi="TH SarabunPSK" w:cs="TH SarabunPSK"/>
+          <w:b w:val="0"/>
+          <w:bCs w:val="0"/>
+          <w:sz w:val="32"/>
+          <w:szCs w:val="32"/>
+          <w:cs/>
+        </w:rPr>
+        <w:t>แดช</w:t>
+      </w:r>
+      <w:proofErr w:type="spellEnd"/>
+      <w:r>
+        <w:rPr>
+          <w:rStyle w:val="Strong"/>
+          <w:rFonts w:ascii="TH SarabunPSK" w:eastAsia="Times New Roman" w:hAnsi="TH SarabunPSK" w:cs="TH SarabunPSK"/>
+          <w:b w:val="0"/>
+          <w:bCs w:val="0"/>
+          <w:sz w:val="32"/>
+          <w:szCs w:val="32"/>
+          <w:cs/>
+        </w:rPr>
+        <w:t>บอร์ดมีคุณลักษณะที่สำคัญ ได้แก่</w:t>
       </w:r>
     </w:p>
     <w:p>
@@ -23073,8 +24230,48 @@
           <w:szCs w:val="32"/>
           <w:cs/>
         </w:rPr>
-        <w:t>การตั้งค่าปัญญาประดิษฐ์แบบไดนามิก</w:t>
-      </w:r>
+        <w:t>การตั้งค่าปัญญาประดิษฐ์แบบ</w:t>
+      </w:r>
+      <w:proofErr w:type="spellStart"/>
+      <w:r>
+        <w:rPr>
+          <w:rStyle w:val="Strong"/>
+          <w:rFonts w:ascii="TH SarabunPSK" w:eastAsia="Times New Roman" w:hAnsi="TH SarabunPSK" w:cs="TH SarabunPSK"/>
+          <w:b w:val="0"/>
+          <w:bCs w:val="0"/>
+          <w:sz w:val="32"/>
+          <w:szCs w:val="32"/>
+          <w:cs/>
+        </w:rPr>
+        <w:t>ได</w:t>
+      </w:r>
+      <w:proofErr w:type="spellEnd"/>
+      <w:r>
+        <w:rPr>
+          <w:rStyle w:val="Strong"/>
+          <w:rFonts w:ascii="TH SarabunPSK" w:eastAsia="Times New Roman" w:hAnsi="TH SarabunPSK" w:cs="TH SarabunPSK"/>
+          <w:b w:val="0"/>
+          <w:bCs w:val="0"/>
+          <w:sz w:val="32"/>
+          <w:szCs w:val="32"/>
+          <w:cs/>
+        </w:rPr>
+        <w:t>นา</w:t>
+      </w:r>
+      <w:proofErr w:type="spellStart"/>
+      <w:r>
+        <w:rPr>
+          <w:rStyle w:val="Strong"/>
+          <w:rFonts w:ascii="TH SarabunPSK" w:eastAsia="Times New Roman" w:hAnsi="TH SarabunPSK" w:cs="TH SarabunPSK"/>
+          <w:b w:val="0"/>
+          <w:bCs w:val="0"/>
+          <w:sz w:val="32"/>
+          <w:szCs w:val="32"/>
+          <w:cs/>
+        </w:rPr>
+        <w:t>มิก</w:t>
+      </w:r>
+      <w:proofErr w:type="spellEnd"/>
     </w:p>
     <w:p>
       <w:pPr>
@@ -23116,6 +24313,7 @@
         </w:rPr>
         <w:t>ระบบนำเข้าข้อมูลจากการตั้งค่า (</w:t>
       </w:r>
+      <w:proofErr w:type="spellStart"/>
       <w:r>
         <w:rPr>
           <w:rStyle w:val="Strong"/>
@@ -23125,8 +24323,9 @@
           <w:sz w:val="32"/>
           <w:szCs w:val="32"/>
         </w:rPr>
-        <w:t xml:space="preserve">ai_settings.json) </w:t>
-      </w:r>
+        <w:t>ai_settings.json</w:t>
+      </w:r>
+      <w:proofErr w:type="spellEnd"/>
       <w:r>
         <w:rPr>
           <w:rStyle w:val="Strong"/>
@@ -23135,6 +24334,17 @@
           <w:bCs w:val="0"/>
           <w:sz w:val="32"/>
           <w:szCs w:val="32"/>
+        </w:rPr>
+        <w:t xml:space="preserve">) </w:t>
+      </w:r>
+      <w:r>
+        <w:rPr>
+          <w:rStyle w:val="Strong"/>
+          <w:rFonts w:ascii="TH SarabunPSK" w:eastAsia="Times New Roman" w:hAnsi="TH SarabunPSK" w:cs="TH SarabunPSK"/>
+          <w:b w:val="0"/>
+          <w:bCs w:val="0"/>
+          <w:sz w:val="32"/>
+          <w:szCs w:val="32"/>
           <w:cs/>
         </w:rPr>
         <w:t>เพื่อปรับเปลี่ยนชุดคำสั่งควบคุมพฤติกรรม (</w:t>
@@ -23208,6 +24418,7 @@
         </w:rPr>
         <w:t xml:space="preserve">เช่น </w:t>
       </w:r>
+      <w:proofErr w:type="spellStart"/>
       <w:r>
         <w:rPr>
           <w:rStyle w:val="Strong"/>
@@ -23217,8 +24428,9 @@
           <w:sz w:val="32"/>
           <w:szCs w:val="32"/>
         </w:rPr>
-        <w:t>gemini-</w:t>
-      </w:r>
+        <w:t>gemini</w:t>
+      </w:r>
+      <w:proofErr w:type="spellEnd"/>
       <w:r>
         <w:rPr>
           <w:rStyle w:val="Strong"/>
@@ -23227,6 +24439,17 @@
           <w:bCs w:val="0"/>
           <w:sz w:val="32"/>
           <w:szCs w:val="32"/>
+        </w:rPr>
+        <w:t>-</w:t>
+      </w:r>
+      <w:r>
+        <w:rPr>
+          <w:rStyle w:val="Strong"/>
+          <w:rFonts w:ascii="TH SarabunPSK" w:eastAsia="Times New Roman" w:hAnsi="TH SarabunPSK" w:cs="TH SarabunPSK"/>
+          <w:b w:val="0"/>
+          <w:bCs w:val="0"/>
+          <w:sz w:val="32"/>
+          <w:szCs w:val="32"/>
           <w:cs/>
         </w:rPr>
         <w:t>3.6-</w:t>
@@ -23252,7 +24475,33 @@
           <w:szCs w:val="32"/>
           <w:cs/>
         </w:rPr>
-        <w:t>ได้แบบเรียลไทม์ผ่านแดชบอร์ดโดยไม่ต้องแก้ไขโค้ดระบบ</w:t>
+        <w:t>ได้แบบเรียลไทม์ผ่าน</w:t>
+      </w:r>
+      <w:proofErr w:type="spellStart"/>
+      <w:r>
+        <w:rPr>
+          <w:rStyle w:val="Strong"/>
+          <w:rFonts w:ascii="TH SarabunPSK" w:eastAsia="Times New Roman" w:hAnsi="TH SarabunPSK" w:cs="TH SarabunPSK"/>
+          <w:b w:val="0"/>
+          <w:bCs w:val="0"/>
+          <w:sz w:val="32"/>
+          <w:szCs w:val="32"/>
+          <w:cs/>
+        </w:rPr>
+        <w:t>แดช</w:t>
+      </w:r>
+      <w:proofErr w:type="spellEnd"/>
+      <w:r>
+        <w:rPr>
+          <w:rStyle w:val="Strong"/>
+          <w:rFonts w:ascii="TH SarabunPSK" w:eastAsia="Times New Roman" w:hAnsi="TH SarabunPSK" w:cs="TH SarabunPSK"/>
+          <w:b w:val="0"/>
+          <w:bCs w:val="0"/>
+          <w:sz w:val="32"/>
+          <w:szCs w:val="32"/>
+          <w:cs/>
+        </w:rPr>
+        <w:t>บอร์ดโดยไม่ต้องแก้ไขโค้ดระบบ</w:t>
       </w:r>
     </w:p>
     <w:p>
@@ -23883,7 +25132,31 @@
           <w:sz w:val="32"/>
           <w:szCs w:val="32"/>
         </w:rPr>
-        <w:t xml:space="preserve">Chavalit Kow" </w:t>
+        <w:t xml:space="preserve">Chavalit </w:t>
+      </w:r>
+      <w:proofErr w:type="spellStart"/>
+      <w:r>
+        <w:rPr>
+          <w:rStyle w:val="Strong"/>
+          <w:rFonts w:ascii="TH SarabunPSK" w:eastAsia="Times New Roman" w:hAnsi="TH SarabunPSK" w:cs="TH SarabunPSK"/>
+          <w:b w:val="0"/>
+          <w:bCs w:val="0"/>
+          <w:sz w:val="32"/>
+          <w:szCs w:val="32"/>
+        </w:rPr>
+        <w:t>Kow</w:t>
+      </w:r>
+      <w:proofErr w:type="spellEnd"/>
+      <w:r>
+        <w:rPr>
+          <w:rStyle w:val="Strong"/>
+          <w:rFonts w:ascii="TH SarabunPSK" w:eastAsia="Times New Roman" w:hAnsi="TH SarabunPSK" w:cs="TH SarabunPSK"/>
+          <w:b w:val="0"/>
+          <w:bCs w:val="0"/>
+          <w:sz w:val="32"/>
+          <w:szCs w:val="32"/>
+        </w:rPr>
+        <w:t xml:space="preserve">" </w:t>
       </w:r>
       <w:r>
         <w:rPr>
@@ -24180,6 +25453,7 @@
         </w:rPr>
         <w:t xml:space="preserve">ได้แก่ ตาราง </w:t>
       </w:r>
+      <w:proofErr w:type="spellStart"/>
       <w:r>
         <w:rPr>
           <w:rStyle w:val="Strong"/>
@@ -24189,8 +25463,9 @@
           <w:sz w:val="32"/>
           <w:szCs w:val="32"/>
         </w:rPr>
-        <w:t xml:space="preserve">line_chat_logs </w:t>
-      </w:r>
+        <w:t>line_chat_logs</w:t>
+      </w:r>
+      <w:proofErr w:type="spellEnd"/>
       <w:r>
         <w:rPr>
           <w:rStyle w:val="Strong"/>
@@ -24199,10 +25474,22 @@
           <w:bCs w:val="0"/>
           <w:sz w:val="32"/>
           <w:szCs w:val="32"/>
+        </w:rPr>
+        <w:t xml:space="preserve"> </w:t>
+      </w:r>
+      <w:r>
+        <w:rPr>
+          <w:rStyle w:val="Strong"/>
+          <w:rFonts w:ascii="TH SarabunPSK" w:eastAsia="Times New Roman" w:hAnsi="TH SarabunPSK" w:cs="TH SarabunPSK"/>
+          <w:b w:val="0"/>
+          <w:bCs w:val="0"/>
+          <w:sz w:val="32"/>
+          <w:szCs w:val="32"/>
           <w:cs/>
         </w:rPr>
         <w:t xml:space="preserve">สำหรับข้อมูลสนทนา และตาราง </w:t>
       </w:r>
+      <w:proofErr w:type="spellStart"/>
       <w:r>
         <w:rPr>
           <w:rStyle w:val="Strong"/>
@@ -24212,7 +25499,19 @@
           <w:sz w:val="32"/>
           <w:szCs w:val="32"/>
         </w:rPr>
-        <w:t xml:space="preserve">user_health_logs </w:t>
+        <w:t>user_health_logs</w:t>
+      </w:r>
+      <w:proofErr w:type="spellEnd"/>
+      <w:r>
+        <w:rPr>
+          <w:rStyle w:val="Strong"/>
+          <w:rFonts w:ascii="TH SarabunPSK" w:eastAsia="Times New Roman" w:hAnsi="TH SarabunPSK" w:cs="TH SarabunPSK"/>
+          <w:b w:val="0"/>
+          <w:bCs w:val="0"/>
+          <w:sz w:val="32"/>
+          <w:szCs w:val="32"/>
+        </w:rPr>
+        <w:t xml:space="preserve"> </w:t>
       </w:r>
       <w:r>
         <w:rPr>
@@ -24745,7 +26044,33 @@
           <w:szCs w:val="32"/>
           <w:cs/>
         </w:rPr>
-        <w:t xml:space="preserve"> การกรองลิงก์สแปมและลดค่าใช้จ่ายการประมวลผลเอไอ (</w:t>
+        <w:t xml:space="preserve"> การกรองลิงก์</w:t>
+      </w:r>
+      <w:proofErr w:type="spellStart"/>
+      <w:r>
+        <w:rPr>
+          <w:rStyle w:val="Strong"/>
+          <w:rFonts w:ascii="TH SarabunPSK" w:eastAsia="Times New Roman" w:hAnsi="TH SarabunPSK" w:cs="TH SarabunPSK"/>
+          <w:b w:val="0"/>
+          <w:bCs w:val="0"/>
+          <w:sz w:val="32"/>
+          <w:szCs w:val="32"/>
+          <w:cs/>
+        </w:rPr>
+        <w:t>สแ</w:t>
+      </w:r>
+      <w:proofErr w:type="spellEnd"/>
+      <w:r>
+        <w:rPr>
+          <w:rStyle w:val="Strong"/>
+          <w:rFonts w:ascii="TH SarabunPSK" w:eastAsia="Times New Roman" w:hAnsi="TH SarabunPSK" w:cs="TH SarabunPSK"/>
+          <w:b w:val="0"/>
+          <w:bCs w:val="0"/>
+          <w:sz w:val="32"/>
+          <w:szCs w:val="32"/>
+          <w:cs/>
+        </w:rPr>
+        <w:t>ปมและลดค่าใช้จ่ายการประมวลผลเอไอ (</w:t>
       </w:r>
       <w:r>
         <w:rPr>
@@ -24800,6 +26125,7 @@
         </w:rPr>
         <w:t>ระบบติดตั้งฟังก์ชันตรวจสอบข้อมูลนำเข้าที่เป็นลิงก์เว็บไซต์ (</w:t>
       </w:r>
+      <w:proofErr w:type="spellStart"/>
       <w:r>
         <w:rPr>
           <w:rStyle w:val="Strong"/>
@@ -24809,7 +26135,19 @@
           <w:sz w:val="32"/>
           <w:szCs w:val="32"/>
         </w:rPr>
-        <w:t xml:space="preserve">isUrl) </w:t>
+        <w:t>isUrl</w:t>
+      </w:r>
+      <w:proofErr w:type="spellEnd"/>
+      <w:r>
+        <w:rPr>
+          <w:rStyle w:val="Strong"/>
+          <w:rFonts w:ascii="TH SarabunPSK" w:eastAsia="Times New Roman" w:hAnsi="TH SarabunPSK" w:cs="TH SarabunPSK"/>
+          <w:b w:val="0"/>
+          <w:bCs w:val="0"/>
+          <w:sz w:val="32"/>
+          <w:szCs w:val="32"/>
+        </w:rPr>
+        <w:t xml:space="preserve">) </w:t>
       </w:r>
       <w:r>
         <w:rPr>
@@ -25216,7 +26554,33 @@
           <w:szCs w:val="32"/>
           <w:cs/>
         </w:rPr>
-        <w:t xml:space="preserve"> การควบคุมสิทธิ์การเข้าถึงข้อมูลระบบผ่านมิดเดิลแวร์ (</w:t>
+        <w:t xml:space="preserve"> การควบคุมสิทธิ์การเข้าถึงข้อมูลระบบผ่านมิดเด</w:t>
+      </w:r>
+      <w:proofErr w:type="spellStart"/>
+      <w:r>
+        <w:rPr>
+          <w:rStyle w:val="Strong"/>
+          <w:rFonts w:ascii="TH SarabunPSK" w:eastAsia="Times New Roman" w:hAnsi="TH SarabunPSK" w:cs="TH SarabunPSK"/>
+          <w:b w:val="0"/>
+          <w:bCs w:val="0"/>
+          <w:sz w:val="32"/>
+          <w:szCs w:val="32"/>
+          <w:cs/>
+        </w:rPr>
+        <w:t>ิลแวร์</w:t>
+      </w:r>
+      <w:proofErr w:type="spellEnd"/>
+      <w:r>
+        <w:rPr>
+          <w:rStyle w:val="Strong"/>
+          <w:rFonts w:ascii="TH SarabunPSK" w:eastAsia="Times New Roman" w:hAnsi="TH SarabunPSK" w:cs="TH SarabunPSK"/>
+          <w:b w:val="0"/>
+          <w:bCs w:val="0"/>
+          <w:sz w:val="32"/>
+          <w:szCs w:val="32"/>
+          <w:cs/>
+        </w:rPr>
+        <w:t xml:space="preserve"> (</w:t>
       </w:r>
       <w:r>
         <w:rPr>
@@ -25268,7 +26632,33 @@
           <w:szCs w:val="32"/>
           <w:cs/>
         </w:rPr>
-        <w:t xml:space="preserve">หน้าจอแดชบอร์ดสำหรับจัดระบบและเรียกดูประวัติสนทนาได้รับการพัฒนาขึ้นด้วย </w:t>
+        <w:t>หน้าจอ</w:t>
+      </w:r>
+      <w:proofErr w:type="spellStart"/>
+      <w:r>
+        <w:rPr>
+          <w:rStyle w:val="Strong"/>
+          <w:rFonts w:ascii="TH SarabunPSK" w:eastAsia="Times New Roman" w:hAnsi="TH SarabunPSK" w:cs="TH SarabunPSK"/>
+          <w:b w:val="0"/>
+          <w:bCs w:val="0"/>
+          <w:sz w:val="32"/>
+          <w:szCs w:val="32"/>
+          <w:cs/>
+        </w:rPr>
+        <w:t>แดช</w:t>
+      </w:r>
+      <w:proofErr w:type="spellEnd"/>
+      <w:r>
+        <w:rPr>
+          <w:rStyle w:val="Strong"/>
+          <w:rFonts w:ascii="TH SarabunPSK" w:eastAsia="Times New Roman" w:hAnsi="TH SarabunPSK" w:cs="TH SarabunPSK"/>
+          <w:b w:val="0"/>
+          <w:bCs w:val="0"/>
+          <w:sz w:val="32"/>
+          <w:szCs w:val="32"/>
+          <w:cs/>
+        </w:rPr>
+        <w:t xml:space="preserve">บอร์ดสำหรับจัดระบบและเรียกดูประวัติสนทนาได้รับการพัฒนาขึ้นด้วย </w:t>
       </w:r>
       <w:r>
         <w:rPr>
@@ -25684,7 +27074,33 @@
           <w:szCs w:val="32"/>
           <w:cs/>
         </w:rPr>
-        <w:t>วรางคณา ชัชเวช</w:t>
+        <w:t xml:space="preserve">วรางคณา </w:t>
+      </w:r>
+      <w:proofErr w:type="spellStart"/>
+      <w:r>
+        <w:rPr>
+          <w:rStyle w:val="Strong"/>
+          <w:rFonts w:ascii="TH SarabunPSK" w:eastAsia="Times New Roman" w:hAnsi="TH SarabunPSK" w:cs="TH SarabunPSK"/>
+          <w:b w:val="0"/>
+          <w:bCs w:val="0"/>
+          <w:sz w:val="32"/>
+          <w:szCs w:val="32"/>
+          <w:cs/>
+        </w:rPr>
+        <w:t>ชัช</w:t>
+      </w:r>
+      <w:proofErr w:type="spellEnd"/>
+      <w:r>
+        <w:rPr>
+          <w:rStyle w:val="Strong"/>
+          <w:rFonts w:ascii="TH SarabunPSK" w:eastAsia="Times New Roman" w:hAnsi="TH SarabunPSK" w:cs="TH SarabunPSK"/>
+          <w:b w:val="0"/>
+          <w:bCs w:val="0"/>
+          <w:sz w:val="32"/>
+          <w:szCs w:val="32"/>
+          <w:cs/>
+        </w:rPr>
+        <w:t>เวช</w:t>
       </w:r>
       <w:r>
         <w:rPr>
@@ -25813,16 +27229,7 @@
           <w:szCs w:val="32"/>
         </w:rPr>
         <w:lastRenderedPageBreak/>
-        <w:t>4</w:t>
-      </w:r>
-      <w:r>
-        <w:rPr>
-          <w:rStyle w:val="Strong"/>
-          <w:rFonts w:ascii="TH SarabunPSK" w:eastAsia="Times New Roman" w:hAnsi="TH SarabunPSK" w:cs="TH SarabunPSK"/>
-          <w:sz w:val="32"/>
-          <w:szCs w:val="32"/>
-        </w:rPr>
-        <w:t>.3</w:t>
+        <w:t>4.3</w:t>
       </w:r>
       <w:r>
         <w:rPr>
@@ -26195,7 +27602,7 @@
         <w:spacing w:before="0" w:beforeAutospacing="0" w:after="0" w:afterAutospacing="0"/>
         <w:jc w:val="thaiDistribute"/>
         <w:rPr>
-          <w:rFonts w:ascii="TH SarabunPSK" w:hAnsi="TH SarabunPSK" w:cs="TH SarabunPSK" w:hint="cs"/>
+          <w:rFonts w:ascii="TH SarabunPSK" w:hAnsi="TH SarabunPSK" w:cs="TH SarabunPSK"/>
           <w:color w:val="1F2328"/>
           <w:sz w:val="32"/>
           <w:szCs w:val="32"/>
@@ -27035,16 +28442,7 @@
           <w:szCs w:val="32"/>
         </w:rPr>
         <w:lastRenderedPageBreak/>
-        <w:t>4</w:t>
-      </w:r>
-      <w:r>
-        <w:rPr>
-          <w:rStyle w:val="Strong"/>
-          <w:rFonts w:ascii="TH SarabunPSK" w:eastAsia="Times New Roman" w:hAnsi="TH SarabunPSK" w:cs="TH SarabunPSK"/>
-          <w:sz w:val="32"/>
-          <w:szCs w:val="32"/>
-        </w:rPr>
-        <w:t xml:space="preserve">.4 </w:t>
+        <w:t xml:space="preserve">4.4 </w:t>
       </w:r>
       <w:r>
         <w:rPr>
@@ -29716,21 +31114,43 @@
         <w:ind w:firstLine="720"/>
         <w:jc w:val="thaiDistribute"/>
         <w:rPr>
-          <w:rFonts w:ascii="TH SarabunPSK" w:hAnsi="TH SarabunPSK" w:cs="TH SarabunPSK" w:hint="cs"/>
-          <w:color w:val="1F2328"/>
-          <w:sz w:val="32"/>
-          <w:szCs w:val="32"/>
-        </w:rPr>
-      </w:pPr>
-      <w:r>
-        <w:rPr>
-          <w:rFonts w:ascii="TH SarabunPSK" w:hAnsi="TH SarabunPSK" w:cs="TH SarabunPSK"/>
-          <w:color w:val="1F2328"/>
-          <w:sz w:val="32"/>
-          <w:szCs w:val="32"/>
-          <w:cs/>
-        </w:rPr>
-        <w:t>ผลการเปรียบเทียบองค์ประกอบร่างกายของกลุ่มตัวอย่าง ก่อนและหลังเข้าร่วมโปรแกรมส่งเสริมสุขภาพโดยประยุกต์ใช้เทคโนโลยีเจเนอเรทีฟเอไอ พบว่า ภายหลังเข้าร่วมโปรแกรม กลุ่มตัวอย่างมีองค์ประกอบร่างกายดีขึ้นอย่างมีนัยสำคัญทางสถิติในทุกตัวแปร ได้แก่</w:t>
+          <w:rFonts w:ascii="TH SarabunPSK" w:hAnsi="TH SarabunPSK" w:cs="TH SarabunPSK"/>
+          <w:color w:val="1F2328"/>
+          <w:sz w:val="32"/>
+          <w:szCs w:val="32"/>
+        </w:rPr>
+      </w:pPr>
+      <w:r>
+        <w:rPr>
+          <w:rFonts w:ascii="TH SarabunPSK" w:hAnsi="TH SarabunPSK" w:cs="TH SarabunPSK"/>
+          <w:color w:val="1F2328"/>
+          <w:sz w:val="32"/>
+          <w:szCs w:val="32"/>
+          <w:cs/>
+        </w:rPr>
+        <w:t>ผลการเปรียบเทียบองค์ประกอบร่างกายของกลุ่มตัวอย่าง ก่อนและหลังเข้าร่วมโปรแกรมส่งเสริมสุขภาพโดยประยุกต์ใช้เทคโนโลยีเจเนอ</w:t>
+      </w:r>
+      <w:proofErr w:type="spellStart"/>
+      <w:r>
+        <w:rPr>
+          <w:rFonts w:ascii="TH SarabunPSK" w:hAnsi="TH SarabunPSK" w:cs="TH SarabunPSK"/>
+          <w:color w:val="1F2328"/>
+          <w:sz w:val="32"/>
+          <w:szCs w:val="32"/>
+          <w:cs/>
+        </w:rPr>
+        <w:t>เร</w:t>
+      </w:r>
+      <w:proofErr w:type="spellEnd"/>
+      <w:r>
+        <w:rPr>
+          <w:rFonts w:ascii="TH SarabunPSK" w:hAnsi="TH SarabunPSK" w:cs="TH SarabunPSK"/>
+          <w:color w:val="1F2328"/>
+          <w:sz w:val="32"/>
+          <w:szCs w:val="32"/>
+          <w:cs/>
+        </w:rPr>
+        <w:t>ทีฟเอไอ พบว่า ภายหลังเข้าร่วมโปรแกรม กลุ่มตัวอย่างมีองค์ประกอบร่างกายดีขึ้นอย่างมีนัยสำคัญทางสถิติในทุกตัวแปร ได้แก่</w:t>
       </w:r>
     </w:p>
     <w:p>
@@ -31941,7 +33361,29 @@
           <w:szCs w:val="32"/>
           <w:cs/>
         </w:rPr>
-        <w:t>อ. (อาหาร ออกกำลังกาย อารมณ์) และพฤติกรรมสุขภาพการดูแลตนเอง พบว่า ภายหลังเข้าร่วมโปรแกรมส่งเสริมสุขภาพโดยประยุกต์ใช้เทคโนโลยีเจเนอเรทีฟเอไอ กลุ่มตัวอย่างมีระดับความรู้และพฤติกรรมสุขภาพเพิ่มขึ้นอย่างมีนัยสำคัญทางสถิติ ดังนี้</w:t>
+        <w:t>อ. (อาหาร ออกกำลังกาย อารมณ์) และพฤติกรรมสุขภาพการดูแลตนเอง พบว่า ภายหลังเข้าร่วมโปรแกรมส่งเสริมสุขภาพโดยประยุกต์ใช้เทคโนโลยีเจเนอ</w:t>
+      </w:r>
+      <w:proofErr w:type="spellStart"/>
+      <w:r>
+        <w:rPr>
+          <w:rFonts w:ascii="TH SarabunPSK" w:hAnsi="TH SarabunPSK" w:cs="TH SarabunPSK"/>
+          <w:color w:val="1F2328"/>
+          <w:sz w:val="32"/>
+          <w:szCs w:val="32"/>
+          <w:cs/>
+        </w:rPr>
+        <w:t>เร</w:t>
+      </w:r>
+      <w:proofErr w:type="spellEnd"/>
+      <w:r>
+        <w:rPr>
+          <w:rFonts w:ascii="TH SarabunPSK" w:hAnsi="TH SarabunPSK" w:cs="TH SarabunPSK"/>
+          <w:color w:val="1F2328"/>
+          <w:sz w:val="32"/>
+          <w:szCs w:val="32"/>
+          <w:cs/>
+        </w:rPr>
+        <w:t>ทีฟเอไอ กลุ่มตัวอย่างมีระดับความรู้และพฤติกรรมสุขภาพเพิ่มขึ้นอย่างมีนัยสำคัญทางสถิติ ดังนี้</w:t>
       </w:r>
     </w:p>
     <w:p>
@@ -32207,7 +33649,7 @@
         <w:ind w:firstLine="720"/>
         <w:jc w:val="thaiDistribute"/>
         <w:rPr>
-          <w:rFonts w:ascii="TH SarabunPSK" w:hAnsi="TH SarabunPSK" w:cs="TH SarabunPSK" w:hint="cs"/>
+          <w:rFonts w:ascii="TH SarabunPSK" w:hAnsi="TH SarabunPSK" w:cs="TH SarabunPSK"/>
           <w:color w:val="1F2328"/>
           <w:sz w:val="32"/>
           <w:szCs w:val="32"/>
@@ -35493,8 +36935,9 @@
           <w:szCs w:val="32"/>
           <w:cs/>
         </w:rPr>
-        <w:t>จุฬาวรรณ วิสภา</w:t>
-      </w:r>
+        <w:t>จุฬา</w:t>
+      </w:r>
+      <w:proofErr w:type="spellStart"/>
       <w:r>
         <w:rPr>
           <w:rStyle w:val="Strong"/>
@@ -35502,6 +36945,29 @@
           <w:color w:val="1F2328"/>
           <w:sz w:val="32"/>
           <w:szCs w:val="32"/>
+          <w:cs/>
+        </w:rPr>
+        <w:t>วรร</w:t>
+      </w:r>
+      <w:proofErr w:type="spellEnd"/>
+      <w:r>
+        <w:rPr>
+          <w:rStyle w:val="Strong"/>
+          <w:rFonts w:ascii="TH SarabunPSK" w:eastAsia="Cordia New" w:hAnsi="TH SarabunPSK" w:cs="TH SarabunPSK"/>
+          <w:color w:val="1F2328"/>
+          <w:sz w:val="32"/>
+          <w:szCs w:val="32"/>
+          <w:cs/>
+        </w:rPr>
+        <w:t>ณ วิสภา</w:t>
+      </w:r>
+      <w:r>
+        <w:rPr>
+          <w:rStyle w:val="Strong"/>
+          <w:rFonts w:ascii="TH SarabunPSK" w:eastAsia="Cordia New" w:hAnsi="TH SarabunPSK" w:cs="TH SarabunPSK"/>
+          <w:color w:val="1F2328"/>
+          <w:sz w:val="32"/>
+          <w:szCs w:val="32"/>
         </w:rPr>
         <w:t xml:space="preserve">, </w:t>
       </w:r>
@@ -35514,8 +36980,21 @@
           <w:szCs w:val="32"/>
           <w:cs/>
         </w:rPr>
-        <w:t>วันธณี วิรุฬห์พานิช</w:t>
-      </w:r>
+        <w:t>วันธณี วิรุฬห์พาน</w:t>
+      </w:r>
+      <w:proofErr w:type="spellStart"/>
+      <w:r>
+        <w:rPr>
+          <w:rStyle w:val="Strong"/>
+          <w:rFonts w:ascii="TH SarabunPSK" w:eastAsia="Cordia New" w:hAnsi="TH SarabunPSK" w:cs="TH SarabunPSK"/>
+          <w:color w:val="1F2328"/>
+          <w:sz w:val="32"/>
+          <w:szCs w:val="32"/>
+          <w:cs/>
+        </w:rPr>
+        <w:t>ิช</w:t>
+      </w:r>
+      <w:proofErr w:type="spellEnd"/>
       <w:r>
         <w:rPr>
           <w:rStyle w:val="Strong"/>
@@ -36132,7 +37611,29 @@
           <w:szCs w:val="32"/>
           <w:cs/>
         </w:rPr>
-        <w:t>ตามทฤษฎีเกมมิฟิเคชัน ช่วยเพิ่มแรงจูงใจภายนอกและส่งเสริมการกำกับตนเอง (</w:t>
+        <w:t>ตามทฤษฎีเกม</w:t>
+      </w:r>
+      <w:proofErr w:type="spellStart"/>
+      <w:r>
+        <w:rPr>
+          <w:rFonts w:ascii="TH SarabunPSK" w:hAnsi="TH SarabunPSK" w:cs="TH SarabunPSK"/>
+          <w:color w:val="1F2328"/>
+          <w:sz w:val="32"/>
+          <w:szCs w:val="32"/>
+          <w:cs/>
+        </w:rPr>
+        <w:t>มิฟิ</w:t>
+      </w:r>
+      <w:proofErr w:type="spellEnd"/>
+      <w:r>
+        <w:rPr>
+          <w:rFonts w:ascii="TH SarabunPSK" w:hAnsi="TH SarabunPSK" w:cs="TH SarabunPSK"/>
+          <w:color w:val="1F2328"/>
+          <w:sz w:val="32"/>
+          <w:szCs w:val="32"/>
+          <w:cs/>
+        </w:rPr>
+        <w:t>เคชัน ช่วยเพิ่มแรงจูงใจภายนอกและส่งเสริมการกำกับตนเอง (</w:t>
       </w:r>
       <w:r>
         <w:rPr>
@@ -36478,7 +37979,7 @@
         <w:ind w:firstLine="720"/>
         <w:jc w:val="thaiDistribute"/>
         <w:rPr>
-          <w:rFonts w:ascii="TH SarabunPSK" w:hAnsi="TH SarabunPSK" w:cs="TH SarabunPSK" w:hint="cs"/>
+          <w:rFonts w:ascii="TH SarabunPSK" w:hAnsi="TH SarabunPSK" w:cs="TH SarabunPSK"/>
           <w:color w:val="1F2328"/>
           <w:sz w:val="32"/>
           <w:szCs w:val="32"/>
@@ -36868,15 +38369,27 @@
         </w:rPr>
         <w:t xml:space="preserve">Laravel 12, LINE Webhook API, </w:t>
       </w:r>
-      <w:r>
-        <w:rPr>
-          <w:rFonts w:ascii="TH SarabunPSK" w:hAnsi="TH SarabunPSK" w:cs="TH SarabunPSK"/>
-          <w:color w:val="1F2328"/>
-          <w:sz w:val="32"/>
-          <w:szCs w:val="32"/>
-          <w:cs/>
-        </w:rPr>
-        <w:t>แดชบอร์ดสำหรับผู้ดูแลระบบ (</w:t>
+      <w:proofErr w:type="spellStart"/>
+      <w:r>
+        <w:rPr>
+          <w:rFonts w:ascii="TH SarabunPSK" w:hAnsi="TH SarabunPSK" w:cs="TH SarabunPSK"/>
+          <w:color w:val="1F2328"/>
+          <w:sz w:val="32"/>
+          <w:szCs w:val="32"/>
+          <w:cs/>
+        </w:rPr>
+        <w:t>แดช</w:t>
+      </w:r>
+      <w:proofErr w:type="spellEnd"/>
+      <w:r>
+        <w:rPr>
+          <w:rFonts w:ascii="TH SarabunPSK" w:hAnsi="TH SarabunPSK" w:cs="TH SarabunPSK"/>
+          <w:color w:val="1F2328"/>
+          <w:sz w:val="32"/>
+          <w:szCs w:val="32"/>
+          <w:cs/>
+        </w:rPr>
+        <w:t>บอร์ดสำหรับผู้ดูแลระบบ (</w:t>
       </w:r>
       <w:r>
         <w:rPr>
@@ -36906,16 +38419,40 @@
         </w:rPr>
         <w:t xml:space="preserve">AI </w:t>
       </w:r>
-      <w:r>
-        <w:rPr>
-          <w:rFonts w:ascii="TH SarabunPSK" w:hAnsi="TH SarabunPSK" w:cs="TH SarabunPSK"/>
-          <w:color w:val="1F2328"/>
-          <w:sz w:val="32"/>
-          <w:szCs w:val="32"/>
-          <w:cs/>
-        </w:rPr>
-        <w:t>ไดนามิก</w:t>
-      </w:r>
+      <w:proofErr w:type="spellStart"/>
+      <w:r>
+        <w:rPr>
+          <w:rFonts w:ascii="TH SarabunPSK" w:hAnsi="TH SarabunPSK" w:cs="TH SarabunPSK"/>
+          <w:color w:val="1F2328"/>
+          <w:sz w:val="32"/>
+          <w:szCs w:val="32"/>
+          <w:cs/>
+        </w:rPr>
+        <w:t>ได</w:t>
+      </w:r>
+      <w:proofErr w:type="spellEnd"/>
+      <w:r>
+        <w:rPr>
+          <w:rFonts w:ascii="TH SarabunPSK" w:hAnsi="TH SarabunPSK" w:cs="TH SarabunPSK"/>
+          <w:color w:val="1F2328"/>
+          <w:sz w:val="32"/>
+          <w:szCs w:val="32"/>
+          <w:cs/>
+        </w:rPr>
+        <w:t>นา</w:t>
+      </w:r>
+      <w:proofErr w:type="spellStart"/>
+      <w:r>
+        <w:rPr>
+          <w:rFonts w:ascii="TH SarabunPSK" w:hAnsi="TH SarabunPSK" w:cs="TH SarabunPSK"/>
+          <w:color w:val="1F2328"/>
+          <w:sz w:val="32"/>
+          <w:szCs w:val="32"/>
+          <w:cs/>
+        </w:rPr>
+        <w:t>มิก</w:t>
+      </w:r>
+      <w:proofErr w:type="spellEnd"/>
       <w:r>
         <w:rPr>
           <w:rFonts w:ascii="TH SarabunPSK" w:hAnsi="TH SarabunPSK" w:cs="TH SarabunPSK"/>
@@ -36925,15 +38462,27 @@
         </w:rPr>
         <w:t xml:space="preserve">, </w:t>
       </w:r>
-      <w:r>
-        <w:rPr>
-          <w:rFonts w:ascii="TH SarabunPSK" w:hAnsi="TH SarabunPSK" w:cs="TH SarabunPSK"/>
-          <w:color w:val="1F2328"/>
-          <w:sz w:val="32"/>
-          <w:szCs w:val="32"/>
-          <w:cs/>
-        </w:rPr>
-        <w:t>แดชบอร์ดผู้ใช้งานทั่วไป (</w:t>
+      <w:proofErr w:type="spellStart"/>
+      <w:r>
+        <w:rPr>
+          <w:rFonts w:ascii="TH SarabunPSK" w:hAnsi="TH SarabunPSK" w:cs="TH SarabunPSK"/>
+          <w:color w:val="1F2328"/>
+          <w:sz w:val="32"/>
+          <w:szCs w:val="32"/>
+          <w:cs/>
+        </w:rPr>
+        <w:t>แดช</w:t>
+      </w:r>
+      <w:proofErr w:type="spellEnd"/>
+      <w:r>
+        <w:rPr>
+          <w:rFonts w:ascii="TH SarabunPSK" w:hAnsi="TH SarabunPSK" w:cs="TH SarabunPSK"/>
+          <w:color w:val="1F2328"/>
+          <w:sz w:val="32"/>
+          <w:szCs w:val="32"/>
+          <w:cs/>
+        </w:rPr>
+        <w:t>บอร์ดผู้ใช้งานทั่วไป (</w:t>
       </w:r>
       <w:r>
         <w:rPr>
@@ -37638,7 +39187,7 @@
         <w:ind w:firstLine="720"/>
         <w:jc w:val="thaiDistribute"/>
         <w:rPr>
-          <w:rFonts w:ascii="TH SarabunPSK" w:hAnsi="TH SarabunPSK" w:cs="TH SarabunPSK" w:hint="cs"/>
+          <w:rFonts w:ascii="TH SarabunPSK" w:hAnsi="TH SarabunPSK" w:cs="TH SarabunPSK"/>
           <w:color w:val="1F2328"/>
           <w:sz w:val="32"/>
           <w:szCs w:val="32"/>
@@ -37732,7 +39281,29 @@
           <w:szCs w:val="32"/>
           <w:cs/>
         </w:rPr>
-        <w:t>คำแนะนำของเจเนอเรทีฟเอไออ้างอิงฐานความรู้โภชนาการและการออกกำลังกายระดับทั่วไปสำหรับบุคคลวัยผู้ใหญ่ปกติ ระบบจึงไม่รองรับผู้ป่วยที่มีโรคประจำตัวร้ายแรงที่มีข้อจำกัดโภชนาการเฉพาะโรค (เช่น โรคไตวายเรื้อรังที่ต้องจำกัดโซเดียมและโปรตีนอย่างเคร่งครัด หรือโรคหัวใจขั้นรุนแรง) ซึ่งจำเป็นต้องได้รับการดูแลจากแพทย์และนักกำหนดอาหารโดยตรง</w:t>
+        <w:t>คำแนะนำของเจเนอ</w:t>
+      </w:r>
+      <w:proofErr w:type="spellStart"/>
+      <w:r>
+        <w:rPr>
+          <w:rFonts w:ascii="TH SarabunPSK" w:hAnsi="TH SarabunPSK" w:cs="TH SarabunPSK"/>
+          <w:color w:val="1F2328"/>
+          <w:sz w:val="32"/>
+          <w:szCs w:val="32"/>
+          <w:cs/>
+        </w:rPr>
+        <w:t>เร</w:t>
+      </w:r>
+      <w:proofErr w:type="spellEnd"/>
+      <w:r>
+        <w:rPr>
+          <w:rFonts w:ascii="TH SarabunPSK" w:hAnsi="TH SarabunPSK" w:cs="TH SarabunPSK"/>
+          <w:color w:val="1F2328"/>
+          <w:sz w:val="32"/>
+          <w:szCs w:val="32"/>
+          <w:cs/>
+        </w:rPr>
+        <w:t>ทีฟเอไออ้างอิงฐานความรู้โภชนาการและการออกกำลังกายระดับทั่วไปสำหรับบุคคลวัยผู้ใหญ่ปกติ ระบบจึงไม่รองรับผู้ป่วยที่มีโรคประจำตัวร้ายแรงที่มีข้อจำกัดโภชนาการเฉพาะโรค (เช่น โรคไตวายเรื้อรังที่ต้องจำกัดโซเดียมและโปรตีนอย่างเคร่งครัด หรือโรคหัวใจขั้นรุนแรง) ซึ่งจำเป็นต้องได้รับการดูแลจากแพทย์และนักกำหนดอาหารโดยตรง</w:t>
       </w:r>
     </w:p>
     <w:p>
@@ -37899,7 +39470,29 @@
           <w:szCs w:val="32"/>
           <w:cs/>
         </w:rPr>
-        <w:t xml:space="preserve">ความเร็วและความเสถียรในการโต้ตอบขึ้นอยู่กับระบบเซิร์ฟเวอร์ </w:t>
+        <w:t>ความเร็วและความเสถียรในการโต้ตอบขึ้นอยู่กับระบบ</w:t>
+      </w:r>
+      <w:proofErr w:type="spellStart"/>
+      <w:r>
+        <w:rPr>
+          <w:rFonts w:ascii="TH SarabunPSK" w:hAnsi="TH SarabunPSK" w:cs="TH SarabunPSK"/>
+          <w:color w:val="1F2328"/>
+          <w:sz w:val="32"/>
+          <w:szCs w:val="32"/>
+          <w:cs/>
+        </w:rPr>
+        <w:t>เซิร์ฟเวอร์</w:t>
+      </w:r>
+      <w:proofErr w:type="spellEnd"/>
+      <w:r>
+        <w:rPr>
+          <w:rFonts w:ascii="TH SarabunPSK" w:hAnsi="TH SarabunPSK" w:cs="TH SarabunPSK"/>
+          <w:color w:val="1F2328"/>
+          <w:sz w:val="32"/>
+          <w:szCs w:val="32"/>
+          <w:cs/>
+        </w:rPr>
+        <w:t xml:space="preserve"> </w:t>
       </w:r>
       <w:r>
         <w:rPr>
@@ -38633,7 +40226,7 @@
         <w:shd w:val="clear" w:color="auto" w:fill="FFFFFF"/>
         <w:spacing w:before="0" w:beforeAutospacing="0" w:after="0" w:afterAutospacing="0"/>
         <w:rPr>
-          <w:rFonts w:ascii="TH SarabunPSK" w:hAnsi="TH SarabunPSK" w:cs="TH SarabunPSK" w:hint="cs"/>
+          <w:rFonts w:ascii="TH SarabunPSK" w:hAnsi="TH SarabunPSK" w:cs="TH SarabunPSK"/>
           <w:color w:val="1F2328"/>
           <w:sz w:val="32"/>
           <w:szCs w:val="32"/>
@@ -38649,7 +40242,7 @@
         </w:tabs>
         <w:jc w:val="thaiDistribute"/>
         <w:rPr>
-          <w:rFonts w:ascii="TH SarabunPSK" w:hAnsi="TH SarabunPSK" w:cs="TH SarabunPSK" w:hint="cs"/>
+          <w:rFonts w:ascii="TH SarabunPSK" w:hAnsi="TH SarabunPSK" w:cs="TH SarabunPSK"/>
           <w:b/>
           <w:bCs/>
           <w:sz w:val="32"/>
@@ -38818,7 +40411,7 @@
         </w:tabs>
         <w:jc w:val="center"/>
         <w:rPr>
-          <w:rFonts w:ascii="TH SarabunPSK" w:hAnsi="TH SarabunPSK" w:cs="TH SarabunPSK" w:hint="cs"/>
+          <w:rFonts w:ascii="TH SarabunPSK" w:hAnsi="TH SarabunPSK" w:cs="TH SarabunPSK"/>
           <w:b/>
           <w:bCs/>
           <w:sz w:val="36"/>
@@ -38896,7 +40489,47 @@
           <w:szCs w:val="32"/>
           <w:cs/>
         </w:rPr>
-        <w:t>และศิราณี ยี่สุ่นส่ง. (2568). ผลของโปรแกรมประยุกต์แนวคิดเกมมิฟิเคชันต่อพฤติกรรมการออกกำลังกายของนักเรียนประถมศึกษา ในจังหวัดสมุทรปราการ. วารสารวิจัยและพัฒนาระบบสุขภาพ</w:t>
+        <w:t>และ</w:t>
+      </w:r>
+      <w:proofErr w:type="spellStart"/>
+      <w:r>
+        <w:rPr>
+          <w:rFonts w:ascii="TH SarabunPSK" w:hAnsi="TH SarabunPSK" w:cs="TH SarabunPSK"/>
+          <w:sz w:val="32"/>
+          <w:szCs w:val="32"/>
+          <w:cs/>
+        </w:rPr>
+        <w:t>ศิ</w:t>
+      </w:r>
+      <w:proofErr w:type="spellEnd"/>
+      <w:r>
+        <w:rPr>
+          <w:rFonts w:ascii="TH SarabunPSK" w:hAnsi="TH SarabunPSK" w:cs="TH SarabunPSK"/>
+          <w:sz w:val="32"/>
+          <w:szCs w:val="32"/>
+          <w:cs/>
+        </w:rPr>
+        <w:t>ราณี ยี่สุ่นส่ง. (2568). ผลของโปรแกรมประยุกต์แนวคิดเกม</w:t>
+      </w:r>
+      <w:proofErr w:type="spellStart"/>
+      <w:r>
+        <w:rPr>
+          <w:rFonts w:ascii="TH SarabunPSK" w:hAnsi="TH SarabunPSK" w:cs="TH SarabunPSK"/>
+          <w:sz w:val="32"/>
+          <w:szCs w:val="32"/>
+          <w:cs/>
+        </w:rPr>
+        <w:t>มิฟิ</w:t>
+      </w:r>
+      <w:proofErr w:type="spellEnd"/>
+      <w:r>
+        <w:rPr>
+          <w:rFonts w:ascii="TH SarabunPSK" w:hAnsi="TH SarabunPSK" w:cs="TH SarabunPSK"/>
+          <w:sz w:val="32"/>
+          <w:szCs w:val="32"/>
+          <w:cs/>
+        </w:rPr>
+        <w:t>เคชันต่อพฤติกรรมการออกกำลังกายของนักเรียนประถมศึกษา ในจังหวัดสมุทรปราการ. วารสารวิจัยและพัฒนาระบบสุขภาพ</w:t>
       </w:r>
       <w:r>
         <w:rPr>
@@ -38949,7 +40582,27 @@
           <w:szCs w:val="32"/>
           <w:cs/>
         </w:rPr>
-        <w:t>จุฬาวรรณ วิสภา</w:t>
+        <w:t>จุฬา</w:t>
+      </w:r>
+      <w:proofErr w:type="spellStart"/>
+      <w:r>
+        <w:rPr>
+          <w:rFonts w:ascii="TH SarabunPSK" w:hAnsi="TH SarabunPSK" w:cs="TH SarabunPSK"/>
+          <w:sz w:val="32"/>
+          <w:szCs w:val="32"/>
+          <w:cs/>
+        </w:rPr>
+        <w:t>วรร</w:t>
+      </w:r>
+      <w:proofErr w:type="spellEnd"/>
+      <w:r>
+        <w:rPr>
+          <w:rFonts w:ascii="TH SarabunPSK" w:hAnsi="TH SarabunPSK" w:cs="TH SarabunPSK"/>
+          <w:sz w:val="32"/>
+          <w:szCs w:val="32"/>
+          <w:cs/>
+        </w:rPr>
+        <w:t>ณ วิสภา</w:t>
       </w:r>
       <w:r>
         <w:rPr>
@@ -38966,8 +40619,19 @@
           <w:szCs w:val="32"/>
           <w:cs/>
         </w:rPr>
-        <w:t>วันธณี วิรุฬห์พานิช</w:t>
-      </w:r>
+        <w:t>วันธณี วิรุฬห์พาน</w:t>
+      </w:r>
+      <w:proofErr w:type="spellStart"/>
+      <w:r>
+        <w:rPr>
+          <w:rFonts w:ascii="TH SarabunPSK" w:hAnsi="TH SarabunPSK" w:cs="TH SarabunPSK"/>
+          <w:sz w:val="32"/>
+          <w:szCs w:val="32"/>
+          <w:cs/>
+        </w:rPr>
+        <w:t>ิช</w:t>
+      </w:r>
+      <w:proofErr w:type="spellEnd"/>
       <w:r>
         <w:rPr>
           <w:rFonts w:ascii="TH SarabunPSK" w:hAnsi="TH SarabunPSK" w:cs="TH SarabunPSK"/>
@@ -39036,7 +40700,27 @@
           <w:szCs w:val="32"/>
           <w:cs/>
         </w:rPr>
-        <w:t>พระราชบัญญัติคุ้มครองข้อมูลส่วนบุคคล พ.ศ. 2562. (2562). ราชกิจจานุเบกษา. เล่ม 136 ตอนที่ 69 ก. หน้า 1-40.</w:t>
+        <w:t>พระราชบัญญัติคุ้มครองข้อมูลส่วนบุคคล พ.ศ. 2562. (2562). ราชกิจจา</w:t>
+      </w:r>
+      <w:proofErr w:type="spellStart"/>
+      <w:r>
+        <w:rPr>
+          <w:rFonts w:ascii="TH SarabunPSK" w:hAnsi="TH SarabunPSK" w:cs="TH SarabunPSK"/>
+          <w:sz w:val="32"/>
+          <w:szCs w:val="32"/>
+          <w:cs/>
+        </w:rPr>
+        <w:t>นุเ</w:t>
+      </w:r>
+      <w:proofErr w:type="spellEnd"/>
+      <w:r>
+        <w:rPr>
+          <w:rFonts w:ascii="TH SarabunPSK" w:hAnsi="TH SarabunPSK" w:cs="TH SarabunPSK"/>
+          <w:sz w:val="32"/>
+          <w:szCs w:val="32"/>
+          <w:cs/>
+        </w:rPr>
+        <w:t>บกษา. เล่ม 136 ตอนที่ 69 ก. หน้า 1-40.</w:t>
       </w:r>
     </w:p>
     <w:p>
@@ -39072,7 +40756,27 @@
           <w:szCs w:val="32"/>
           <w:cs/>
         </w:rPr>
-        <w:t>วรางคณา ชัชเวช</w:t>
+        <w:t xml:space="preserve">วรางคณา </w:t>
+      </w:r>
+      <w:proofErr w:type="spellStart"/>
+      <w:r>
+        <w:rPr>
+          <w:rFonts w:ascii="TH SarabunPSK" w:hAnsi="TH SarabunPSK" w:cs="TH SarabunPSK"/>
+          <w:sz w:val="32"/>
+          <w:szCs w:val="32"/>
+          <w:cs/>
+        </w:rPr>
+        <w:t>ชัช</w:t>
+      </w:r>
+      <w:proofErr w:type="spellEnd"/>
+      <w:r>
+        <w:rPr>
+          <w:rFonts w:ascii="TH SarabunPSK" w:hAnsi="TH SarabunPSK" w:cs="TH SarabunPSK"/>
+          <w:sz w:val="32"/>
+          <w:szCs w:val="32"/>
+          <w:cs/>
+        </w:rPr>
+        <w:t>เวช</w:t>
       </w:r>
       <w:r>
         <w:rPr>
@@ -39393,7 +41097,25 @@
           <w:sz w:val="32"/>
           <w:szCs w:val="32"/>
         </w:rPr>
-        <w:t>Fitzpatrick, K. K., Darcy, A., &amp; Vierhile, M. (</w:t>
+        <w:t xml:space="preserve">Fitzpatrick, K. K., Darcy, A., &amp; </w:t>
+      </w:r>
+      <w:proofErr w:type="spellStart"/>
+      <w:r>
+        <w:rPr>
+          <w:rFonts w:ascii="TH SarabunPSK" w:hAnsi="TH SarabunPSK" w:cs="TH SarabunPSK"/>
+          <w:sz w:val="32"/>
+          <w:szCs w:val="32"/>
+        </w:rPr>
+        <w:t>Vierhile</w:t>
+      </w:r>
+      <w:proofErr w:type="spellEnd"/>
+      <w:r>
+        <w:rPr>
+          <w:rFonts w:ascii="TH SarabunPSK" w:hAnsi="TH SarabunPSK" w:cs="TH SarabunPSK"/>
+          <w:sz w:val="32"/>
+          <w:szCs w:val="32"/>
+        </w:rPr>
+        <w:t>, M. (</w:t>
       </w:r>
       <w:r>
         <w:rPr>
@@ -39410,7 +41132,25 @@
           <w:sz w:val="32"/>
           <w:szCs w:val="32"/>
         </w:rPr>
-        <w:t xml:space="preserve">Delivering cognitive behavior therapy to young adults with symptoms of depression and anxiety using a fully automated conversational agent (Woebot): A randomized controlled trial. JMIR Mental Health, </w:t>
+        <w:t>Delivering cognitive behavior therapy to young adults with symptoms of depression and anxiety using a fully automated conversational agent (</w:t>
+      </w:r>
+      <w:proofErr w:type="spellStart"/>
+      <w:r>
+        <w:rPr>
+          <w:rFonts w:ascii="TH SarabunPSK" w:hAnsi="TH SarabunPSK" w:cs="TH SarabunPSK"/>
+          <w:sz w:val="32"/>
+          <w:szCs w:val="32"/>
+        </w:rPr>
+        <w:t>Woebot</w:t>
+      </w:r>
+      <w:proofErr w:type="spellEnd"/>
+      <w:r>
+        <w:rPr>
+          <w:rFonts w:ascii="TH SarabunPSK" w:hAnsi="TH SarabunPSK" w:cs="TH SarabunPSK"/>
+          <w:sz w:val="32"/>
+          <w:szCs w:val="32"/>
+        </w:rPr>
+        <w:t xml:space="preserve">): A randomized controlled trial. JMIR Mental Health, </w:t>
       </w:r>
       <w:r>
         <w:rPr>
@@ -39691,6 +41431,1962 @@
         </w:rPr>
         <w:t>Monitoring health for the SDGs. Geneva: World Health Organization.</w:t>
       </w:r>
+    </w:p>
+    <w:p>
+      <w:pPr>
+        <w:spacing w:after="200" w:line="276" w:lineRule="auto"/>
+        <w:rPr>
+          <w:rFonts w:ascii="TH SarabunPSK" w:hAnsi="TH SarabunPSK" w:cs="TH SarabunPSK"/>
+          <w:sz w:val="32"/>
+          <w:szCs w:val="32"/>
+        </w:rPr>
+      </w:pPr>
+      <w:r>
+        <w:rPr>
+          <w:rFonts w:ascii="TH SarabunPSK" w:hAnsi="TH SarabunPSK" w:cs="TH SarabunPSK"/>
+          <w:sz w:val="32"/>
+          <w:szCs w:val="32"/>
+        </w:rPr>
+        <w:br w:type="page"/>
+      </w:r>
+    </w:p>
+    <w:p>
+      <w:pPr>
+        <w:spacing w:after="200" w:line="276" w:lineRule="auto"/>
+        <w:jc w:val="center"/>
+        <w:rPr>
+          <w:rFonts w:ascii="TH SarabunPSK" w:hAnsi="TH SarabunPSK" w:cs="TH SarabunPSK"/>
+          <w:b/>
+          <w:bCs/>
+          <w:sz w:val="32"/>
+          <w:szCs w:val="32"/>
+        </w:rPr>
+      </w:pPr>
+    </w:p>
+    <w:p>
+      <w:pPr>
+        <w:spacing w:after="200" w:line="276" w:lineRule="auto"/>
+        <w:jc w:val="center"/>
+        <w:rPr>
+          <w:rFonts w:ascii="TH SarabunPSK" w:hAnsi="TH SarabunPSK" w:cs="TH SarabunPSK"/>
+          <w:b/>
+          <w:bCs/>
+          <w:sz w:val="32"/>
+          <w:szCs w:val="32"/>
+        </w:rPr>
+      </w:pPr>
+    </w:p>
+    <w:p>
+      <w:pPr>
+        <w:spacing w:after="200" w:line="276" w:lineRule="auto"/>
+        <w:jc w:val="center"/>
+        <w:rPr>
+          <w:rFonts w:ascii="TH SarabunPSK" w:hAnsi="TH SarabunPSK" w:cs="TH SarabunPSK"/>
+          <w:b/>
+          <w:bCs/>
+          <w:sz w:val="32"/>
+          <w:szCs w:val="32"/>
+        </w:rPr>
+      </w:pPr>
+    </w:p>
+    <w:p>
+      <w:pPr>
+        <w:spacing w:after="200" w:line="276" w:lineRule="auto"/>
+        <w:jc w:val="center"/>
+        <w:rPr>
+          <w:rFonts w:ascii="TH SarabunPSK" w:hAnsi="TH SarabunPSK" w:cs="TH SarabunPSK"/>
+          <w:b/>
+          <w:bCs/>
+          <w:sz w:val="32"/>
+          <w:szCs w:val="32"/>
+        </w:rPr>
+      </w:pPr>
+    </w:p>
+    <w:p>
+      <w:pPr>
+        <w:spacing w:after="200" w:line="276" w:lineRule="auto"/>
+        <w:jc w:val="center"/>
+        <w:rPr>
+          <w:rFonts w:ascii="TH SarabunPSK" w:hAnsi="TH SarabunPSK" w:cs="TH SarabunPSK"/>
+          <w:b/>
+          <w:bCs/>
+          <w:sz w:val="32"/>
+          <w:szCs w:val="32"/>
+        </w:rPr>
+      </w:pPr>
+    </w:p>
+    <w:p>
+      <w:pPr>
+        <w:spacing w:after="200" w:line="276" w:lineRule="auto"/>
+        <w:jc w:val="center"/>
+        <w:rPr>
+          <w:rFonts w:ascii="TH SarabunPSK" w:hAnsi="TH SarabunPSK" w:cs="TH SarabunPSK"/>
+          <w:b/>
+          <w:bCs/>
+          <w:sz w:val="32"/>
+          <w:szCs w:val="32"/>
+        </w:rPr>
+      </w:pPr>
+    </w:p>
+    <w:p>
+      <w:pPr>
+        <w:spacing w:after="200" w:line="276" w:lineRule="auto"/>
+        <w:jc w:val="center"/>
+        <w:rPr>
+          <w:rFonts w:ascii="TH SarabunPSK" w:hAnsi="TH SarabunPSK" w:cs="TH SarabunPSK"/>
+          <w:b/>
+          <w:bCs/>
+          <w:sz w:val="32"/>
+          <w:szCs w:val="32"/>
+        </w:rPr>
+      </w:pPr>
+    </w:p>
+    <w:p>
+      <w:pPr>
+        <w:spacing w:after="200" w:line="276" w:lineRule="auto"/>
+        <w:jc w:val="center"/>
+        <w:rPr>
+          <w:rFonts w:ascii="TH SarabunPSK" w:hAnsi="TH SarabunPSK" w:cs="TH SarabunPSK"/>
+          <w:b/>
+          <w:bCs/>
+          <w:sz w:val="32"/>
+          <w:szCs w:val="32"/>
+        </w:rPr>
+      </w:pPr>
+    </w:p>
+    <w:p>
+      <w:pPr>
+        <w:spacing w:after="200" w:line="276" w:lineRule="auto"/>
+        <w:jc w:val="center"/>
+        <w:rPr>
+          <w:rFonts w:ascii="TH SarabunPSK" w:hAnsi="TH SarabunPSK" w:cs="TH SarabunPSK" w:hint="cs"/>
+          <w:b/>
+          <w:bCs/>
+          <w:sz w:val="32"/>
+          <w:szCs w:val="32"/>
+          <w:cs/>
+        </w:rPr>
+      </w:pPr>
+      <w:r>
+        <w:rPr>
+          <w:rFonts w:ascii="TH SarabunPSK" w:hAnsi="TH SarabunPSK" w:cs="TH SarabunPSK" w:hint="cs"/>
+          <w:b/>
+          <w:bCs/>
+          <w:sz w:val="32"/>
+          <w:szCs w:val="32"/>
+          <w:cs/>
+        </w:rPr>
+        <w:t>ประวัติผู้วิจัย</w:t>
+      </w:r>
+    </w:p>
+    <w:p>
+      <w:pPr>
+        <w:spacing w:after="200" w:line="276" w:lineRule="auto"/>
+        <w:rPr>
+          <w:rFonts w:ascii="TH SarabunPSK" w:hAnsi="TH SarabunPSK" w:cs="TH SarabunPSK"/>
+          <w:b/>
+          <w:bCs/>
+        </w:rPr>
+      </w:pPr>
+      <w:r>
+        <w:rPr>
+          <w:rFonts w:ascii="TH SarabunPSK" w:hAnsi="TH SarabunPSK" w:cs="TH SarabunPSK"/>
+          <w:b/>
+          <w:bCs/>
+        </w:rPr>
+        <w:br w:type="page"/>
+      </w:r>
+    </w:p>
+    <w:p>
+      <w:pPr>
+        <w:rPr>
+          <w:rFonts w:ascii="TH SarabunPSK" w:hAnsi="TH SarabunPSK" w:cs="TH SarabunPSK"/>
+          <w:b/>
+          <w:bCs/>
+          <w:cs/>
+        </w:rPr>
+      </w:pPr>
+      <w:r>
+        <w:rPr>
+          <w:rFonts w:ascii="TH SarabunPSK" w:hAnsi="TH SarabunPSK" w:cs="TH SarabunPSK"/>
+          <w:noProof/>
+        </w:rPr>
+        <w:lastRenderedPageBreak/>
+        <w:drawing>
+          <wp:anchor distT="0" distB="0" distL="114300" distR="114300" simplePos="0" relativeHeight="251668480" behindDoc="0" locked="0" layoutInCell="1" allowOverlap="1" wp14:anchorId="125044FE" wp14:editId="2C737E6B">
+            <wp:simplePos x="0" y="0"/>
+            <wp:positionH relativeFrom="margin">
+              <wp:posOffset>4491355</wp:posOffset>
+            </wp:positionH>
+            <wp:positionV relativeFrom="margin">
+              <wp:posOffset>-197749</wp:posOffset>
+            </wp:positionV>
+            <wp:extent cx="791845" cy="1188720"/>
+            <wp:effectExtent l="0" t="0" r="8255" b="0"/>
+            <wp:wrapNone/>
+            <wp:docPr id="1693406920" name="Picture 1" descr="..."/>
+            <wp:cNvGraphicFramePr>
+              <a:graphicFrameLocks xmlns:a="http://schemas.openxmlformats.org/drawingml/2006/main" noChangeAspect="1"/>
+            </wp:cNvGraphicFramePr>
+            <a:graphic xmlns:a="http://schemas.openxmlformats.org/drawingml/2006/main">
+              <a:graphicData uri="http://schemas.openxmlformats.org/drawingml/2006/picture">
+                <pic:pic xmlns:pic="http://schemas.openxmlformats.org/drawingml/2006/picture">
+                  <pic:nvPicPr>
+                    <pic:cNvPr id="0" name="Picture 1" descr="..."/>
+                    <pic:cNvPicPr>
+                      <a:picLocks noChangeAspect="1" noChangeArrowheads="1"/>
+                    </pic:cNvPicPr>
+                  </pic:nvPicPr>
+                  <pic:blipFill>
+                    <a:blip r:embed="rId29" cstate="print">
+                      <a:extLst>
+                        <a:ext uri="{28A0092B-C50C-407E-A947-70E740481C1C}">
+                          <a14:useLocalDpi xmlns:a14="http://schemas.microsoft.com/office/drawing/2010/main" val="0"/>
+                        </a:ext>
+                      </a:extLst>
+                    </a:blip>
+                    <a:srcRect/>
+                    <a:stretch>
+                      <a:fillRect/>
+                    </a:stretch>
+                  </pic:blipFill>
+                  <pic:spPr bwMode="auto">
+                    <a:xfrm>
+                      <a:off x="0" y="0"/>
+                      <a:ext cx="791845" cy="1188720"/>
+                    </a:xfrm>
+                    <a:prstGeom prst="rect">
+                      <a:avLst/>
+                    </a:prstGeom>
+                    <a:noFill/>
+                    <a:ln>
+                      <a:noFill/>
+                    </a:ln>
+                  </pic:spPr>
+                </pic:pic>
+              </a:graphicData>
+            </a:graphic>
+            <wp14:sizeRelH relativeFrom="margin">
+              <wp14:pctWidth>0</wp14:pctWidth>
+            </wp14:sizeRelH>
+            <wp14:sizeRelV relativeFrom="margin">
+              <wp14:pctHeight>0</wp14:pctHeight>
+            </wp14:sizeRelV>
+          </wp:anchor>
+        </w:drawing>
+      </w:r>
+      <w:r>
+        <w:rPr>
+          <w:rFonts w:ascii="TH SarabunPSK" w:hAnsi="TH SarabunPSK" w:cs="TH SarabunPSK"/>
+          <w:b/>
+          <w:bCs/>
+          <w:cs/>
+        </w:rPr>
+        <w:t>ชื่อ – สกุล</w:t>
+      </w:r>
+      <w:r>
+        <w:rPr>
+          <w:rFonts w:ascii="TH SarabunPSK" w:hAnsi="TH SarabunPSK" w:cs="TH SarabunPSK"/>
+          <w:b/>
+          <w:bCs/>
+          <w:cs/>
+        </w:rPr>
+        <w:tab/>
+      </w:r>
+      <w:r>
+        <w:rPr>
+          <w:rFonts w:ascii="TH SarabunPSK" w:hAnsi="TH SarabunPSK" w:cs="TH SarabunPSK"/>
+          <w:b/>
+          <w:bCs/>
+          <w:cs/>
+        </w:rPr>
+        <w:tab/>
+      </w:r>
+      <w:r>
+        <w:rPr>
+          <w:rFonts w:ascii="TH SarabunPSK" w:hAnsi="TH SarabunPSK" w:cs="TH SarabunPSK"/>
+          <w:cs/>
+        </w:rPr>
+        <w:t>ชวลิต โควีระวงศ์</w:t>
+      </w:r>
+    </w:p>
+    <w:p>
+      <w:pPr>
+        <w:rPr>
+          <w:rFonts w:ascii="TH SarabunPSK" w:hAnsi="TH SarabunPSK" w:cs="TH SarabunPSK"/>
+          <w:b/>
+          <w:bCs/>
+        </w:rPr>
+      </w:pPr>
+      <w:r>
+        <w:rPr>
+          <w:rFonts w:ascii="TH SarabunPSK" w:hAnsi="TH SarabunPSK" w:cs="TH SarabunPSK"/>
+          <w:b/>
+          <w:bCs/>
+          <w:cs/>
+        </w:rPr>
+        <w:t>ตำแหน่งทางวิชาการ</w:t>
+      </w:r>
+      <w:r>
+        <w:rPr>
+          <w:rFonts w:ascii="TH SarabunPSK" w:hAnsi="TH SarabunPSK" w:cs="TH SarabunPSK"/>
+          <w:b/>
+          <w:bCs/>
+          <w:cs/>
+        </w:rPr>
+        <w:tab/>
+      </w:r>
+      <w:r>
+        <w:rPr>
+          <w:rFonts w:ascii="TH SarabunPSK" w:hAnsi="TH SarabunPSK" w:cs="TH SarabunPSK"/>
+          <w:cs/>
+        </w:rPr>
+        <w:t>อาจารย์</w:t>
+      </w:r>
+    </w:p>
+    <w:p>
+      <w:pPr>
+        <w:rPr>
+          <w:rFonts w:ascii="TH SarabunPSK" w:hAnsi="TH SarabunPSK" w:cs="TH SarabunPSK"/>
+        </w:rPr>
+      </w:pPr>
+      <w:r>
+        <w:rPr>
+          <w:rFonts w:ascii="TH SarabunPSK" w:hAnsi="TH SarabunPSK" w:cs="TH SarabunPSK"/>
+          <w:b/>
+          <w:bCs/>
+          <w:cs/>
+        </w:rPr>
+        <w:t>สังกัด/หน่วยงาน</w:t>
+      </w:r>
+      <w:r>
+        <w:rPr>
+          <w:rFonts w:ascii="TH SarabunPSK" w:hAnsi="TH SarabunPSK" w:cs="TH SarabunPSK"/>
+          <w:b/>
+          <w:bCs/>
+          <w:cs/>
+        </w:rPr>
+        <w:tab/>
+      </w:r>
+      <w:r>
+        <w:rPr>
+          <w:rFonts w:ascii="TH SarabunPSK" w:hAnsi="TH SarabunPSK" w:cs="TH SarabunPSK"/>
+          <w:b/>
+          <w:bCs/>
+          <w:cs/>
+        </w:rPr>
+        <w:tab/>
+      </w:r>
+      <w:r>
+        <w:rPr>
+          <w:rFonts w:ascii="TH SarabunPSK" w:hAnsi="TH SarabunPSK" w:cs="TH SarabunPSK"/>
+          <w:cs/>
+        </w:rPr>
+        <w:t>หลักสูตรวิทยาการคอมพิวเตอร์ คณะวิทยาศาสตร์และเทคโนโลยี</w:t>
+      </w:r>
+    </w:p>
+    <w:p>
+      <w:pPr>
+        <w:rPr>
+          <w:rFonts w:ascii="TH SarabunPSK" w:hAnsi="TH SarabunPSK" w:cs="TH SarabunPSK"/>
+          <w:cs/>
+        </w:rPr>
+      </w:pPr>
+      <w:r>
+        <w:rPr>
+          <w:rFonts w:ascii="TH SarabunPSK" w:hAnsi="TH SarabunPSK" w:cs="TH SarabunPSK"/>
+          <w:cs/>
+        </w:rPr>
+        <w:tab/>
+      </w:r>
+      <w:r>
+        <w:rPr>
+          <w:rFonts w:ascii="TH SarabunPSK" w:hAnsi="TH SarabunPSK" w:cs="TH SarabunPSK"/>
+          <w:cs/>
+        </w:rPr>
+        <w:tab/>
+      </w:r>
+      <w:r>
+        <w:rPr>
+          <w:rFonts w:ascii="TH SarabunPSK" w:hAnsi="TH SarabunPSK" w:cs="TH SarabunPSK"/>
+          <w:cs/>
+        </w:rPr>
+        <w:tab/>
+        <w:t>มหาวิทยาลัยราช</w:t>
+      </w:r>
+      <w:proofErr w:type="spellStart"/>
+      <w:r>
+        <w:rPr>
+          <w:rFonts w:ascii="TH SarabunPSK" w:hAnsi="TH SarabunPSK" w:cs="TH SarabunPSK"/>
+          <w:cs/>
+        </w:rPr>
+        <w:t>ภัฏว</w:t>
+      </w:r>
+      <w:proofErr w:type="spellEnd"/>
+      <w:r>
+        <w:rPr>
+          <w:rFonts w:ascii="TH SarabunPSK" w:hAnsi="TH SarabunPSK" w:cs="TH SarabunPSK"/>
+          <w:cs/>
+        </w:rPr>
+        <w:t>ไลยอลงกรณ์ ในพระบรมราชูปถัมภ์</w:t>
+      </w:r>
+    </w:p>
+    <w:p>
+      <w:pPr>
+        <w:rPr>
+          <w:rFonts w:ascii="TH SarabunPSK" w:hAnsi="TH SarabunPSK" w:cs="TH SarabunPSK"/>
+          <w:b/>
+          <w:bCs/>
+          <w:cs/>
+        </w:rPr>
+      </w:pPr>
+      <w:r>
+        <w:rPr>
+          <w:rFonts w:ascii="TH SarabunPSK" w:hAnsi="TH SarabunPSK" w:cs="TH SarabunPSK"/>
+          <w:b/>
+          <w:bCs/>
+          <w:cs/>
+        </w:rPr>
+        <w:t>ประวัติการศึกษา</w:t>
+      </w:r>
+      <w:r>
+        <w:rPr>
+          <w:rFonts w:ascii="TH SarabunPSK" w:hAnsi="TH SarabunPSK" w:cs="TH SarabunPSK"/>
+          <w:b/>
+          <w:bCs/>
+          <w:cs/>
+        </w:rPr>
+        <w:tab/>
+      </w:r>
+    </w:p>
+    <w:tbl>
+      <w:tblPr>
+        <w:tblStyle w:val="TableGrid"/>
+        <w:tblW w:w="0" w:type="auto"/>
+        <w:tblBorders>
+          <w:left w:val="none" w:sz="0" w:space="0" w:color="auto"/>
+          <w:right w:val="none" w:sz="0" w:space="0" w:color="auto"/>
+        </w:tblBorders>
+        <w:tblLook w:val="04A0" w:firstRow="1" w:lastRow="0" w:firstColumn="1" w:lastColumn="0" w:noHBand="0" w:noVBand="1"/>
+      </w:tblPr>
+      <w:tblGrid>
+        <w:gridCol w:w="3271"/>
+        <w:gridCol w:w="3115"/>
+        <w:gridCol w:w="1920"/>
+      </w:tblGrid>
+      <w:tr>
+        <w:tc>
+          <w:tcPr>
+            <w:tcW w:w="3539" w:type="dxa"/>
+          </w:tcPr>
+          <w:p>
+            <w:pPr>
+              <w:jc w:val="center"/>
+              <w:rPr>
+                <w:rFonts w:ascii="TH SarabunPSK" w:hAnsi="TH SarabunPSK" w:cs="TH SarabunPSK"/>
+              </w:rPr>
+            </w:pPr>
+            <w:r>
+              <w:rPr>
+                <w:rFonts w:ascii="TH SarabunPSK" w:hAnsi="TH SarabunPSK" w:cs="TH SarabunPSK"/>
+                <w:cs/>
+              </w:rPr>
+              <w:t>วุฒิการศึกษา</w:t>
+            </w:r>
+          </w:p>
+        </w:tc>
+        <w:tc>
+          <w:tcPr>
+            <w:tcW w:w="3402" w:type="dxa"/>
+          </w:tcPr>
+          <w:p>
+            <w:pPr>
+              <w:jc w:val="center"/>
+              <w:rPr>
+                <w:rFonts w:ascii="TH SarabunPSK" w:hAnsi="TH SarabunPSK" w:cs="TH SarabunPSK"/>
+              </w:rPr>
+            </w:pPr>
+            <w:r>
+              <w:rPr>
+                <w:rFonts w:ascii="TH SarabunPSK" w:hAnsi="TH SarabunPSK" w:cs="TH SarabunPSK"/>
+                <w:cs/>
+              </w:rPr>
+              <w:t>สถาบัน</w:t>
+            </w:r>
+          </w:p>
+        </w:tc>
+        <w:tc>
+          <w:tcPr>
+            <w:tcW w:w="2075" w:type="dxa"/>
+          </w:tcPr>
+          <w:p>
+            <w:pPr>
+              <w:jc w:val="center"/>
+              <w:rPr>
+                <w:rFonts w:ascii="TH SarabunPSK" w:hAnsi="TH SarabunPSK" w:cs="TH SarabunPSK"/>
+              </w:rPr>
+            </w:pPr>
+            <w:r>
+              <w:rPr>
+                <w:rFonts w:ascii="TH SarabunPSK" w:hAnsi="TH SarabunPSK" w:cs="TH SarabunPSK"/>
+                <w:cs/>
+              </w:rPr>
+              <w:t>ปีที่จบการศึกษา</w:t>
+            </w:r>
+          </w:p>
+        </w:tc>
+      </w:tr>
+      <w:tr>
+        <w:tc>
+          <w:tcPr>
+            <w:tcW w:w="3539" w:type="dxa"/>
+          </w:tcPr>
+          <w:p>
+            <w:pPr>
+              <w:rPr>
+                <w:rFonts w:ascii="TH SarabunPSK" w:hAnsi="TH SarabunPSK" w:cs="TH SarabunPSK"/>
+                <w:cs/>
+              </w:rPr>
+            </w:pPr>
+            <w:r>
+              <w:rPr>
+                <w:rFonts w:ascii="TH SarabunPSK" w:eastAsia="Times New Roman" w:hAnsi="TH SarabunPSK" w:cs="TH SarabunPSK"/>
+              </w:rPr>
+              <w:t xml:space="preserve">Master of Engineering </w:t>
+            </w:r>
+            <w:r>
+              <w:rPr>
+                <w:rFonts w:ascii="TH SarabunPSK" w:eastAsia="Times New Roman" w:hAnsi="TH SarabunPSK" w:cs="TH SarabunPSK"/>
+                <w:cs/>
+              </w:rPr>
+              <w:t>(</w:t>
+            </w:r>
+            <w:r>
+              <w:rPr>
+                <w:rFonts w:ascii="TH SarabunPSK" w:eastAsia="Times New Roman" w:hAnsi="TH SarabunPSK" w:cs="TH SarabunPSK"/>
+              </w:rPr>
+              <w:t>M</w:t>
+            </w:r>
+            <w:r>
+              <w:rPr>
+                <w:rFonts w:ascii="TH SarabunPSK" w:eastAsia="Times New Roman" w:hAnsi="TH SarabunPSK" w:cs="TH SarabunPSK"/>
+                <w:cs/>
+              </w:rPr>
+              <w:t>.</w:t>
+            </w:r>
+            <w:r>
+              <w:rPr>
+                <w:rFonts w:ascii="TH SarabunPSK" w:eastAsia="Times New Roman" w:hAnsi="TH SarabunPSK" w:cs="TH SarabunPSK"/>
+              </w:rPr>
+              <w:t>Eng</w:t>
+            </w:r>
+            <w:r>
+              <w:rPr>
+                <w:rFonts w:ascii="TH SarabunPSK" w:eastAsia="Times New Roman" w:hAnsi="TH SarabunPSK" w:cs="TH SarabunPSK"/>
+                <w:cs/>
+              </w:rPr>
+              <w:t xml:space="preserve">.) </w:t>
+            </w:r>
+            <w:r>
+              <w:rPr>
+                <w:rFonts w:ascii="TH SarabunPSK" w:eastAsia="Times New Roman" w:hAnsi="TH SarabunPSK" w:cs="TH SarabunPSK"/>
+              </w:rPr>
+              <w:t>Information and Communication Technology for Embedded Systems</w:t>
+            </w:r>
+          </w:p>
+        </w:tc>
+        <w:tc>
+          <w:tcPr>
+            <w:tcW w:w="3402" w:type="dxa"/>
+          </w:tcPr>
+          <w:p>
+            <w:pPr>
+              <w:rPr>
+                <w:rFonts w:ascii="TH SarabunPSK" w:hAnsi="TH SarabunPSK" w:cs="TH SarabunPSK"/>
+                <w:cs/>
+              </w:rPr>
+            </w:pPr>
+            <w:proofErr w:type="spellStart"/>
+            <w:r>
+              <w:rPr>
+                <w:rFonts w:ascii="TH SarabunPSK" w:eastAsia="Times New Roman" w:hAnsi="TH SarabunPSK" w:cs="TH SarabunPSK"/>
+              </w:rPr>
+              <w:t>Sirindhron</w:t>
+            </w:r>
+            <w:proofErr w:type="spellEnd"/>
+            <w:r>
+              <w:rPr>
+                <w:rFonts w:ascii="TH SarabunPSK" w:eastAsia="Times New Roman" w:hAnsi="TH SarabunPSK" w:cs="TH SarabunPSK"/>
+              </w:rPr>
+              <w:t xml:space="preserve"> International Institute of Technology, Thammasat University</w:t>
+            </w:r>
+          </w:p>
+        </w:tc>
+        <w:tc>
+          <w:tcPr>
+            <w:tcW w:w="2075" w:type="dxa"/>
+          </w:tcPr>
+          <w:p>
+            <w:pPr>
+              <w:jc w:val="center"/>
+              <w:rPr>
+                <w:rFonts w:ascii="TH SarabunPSK" w:hAnsi="TH SarabunPSK" w:cs="TH SarabunPSK"/>
+                <w:cs/>
+              </w:rPr>
+            </w:pPr>
+            <w:r>
+              <w:rPr>
+                <w:rFonts w:ascii="TH SarabunPSK" w:hAnsi="TH SarabunPSK" w:cs="TH SarabunPSK"/>
+              </w:rPr>
+              <w:t>2556</w:t>
+            </w:r>
+          </w:p>
+        </w:tc>
+      </w:tr>
+      <w:tr>
+        <w:tc>
+          <w:tcPr>
+            <w:tcW w:w="3539" w:type="dxa"/>
+          </w:tcPr>
+          <w:p>
+            <w:pPr>
+              <w:rPr>
+                <w:rFonts w:ascii="TH SarabunPSK" w:eastAsia="Times New Roman" w:hAnsi="TH SarabunPSK" w:cs="TH SarabunPSK"/>
+              </w:rPr>
+            </w:pPr>
+            <w:r>
+              <w:rPr>
+                <w:rFonts w:ascii="TH SarabunPSK" w:hAnsi="TH SarabunPSK" w:cs="TH SarabunPSK"/>
+              </w:rPr>
+              <w:t xml:space="preserve">Bachelor of Science </w:t>
+            </w:r>
+            <w:r>
+              <w:rPr>
+                <w:rFonts w:ascii="TH SarabunPSK" w:hAnsi="TH SarabunPSK" w:cs="TH SarabunPSK"/>
+                <w:cs/>
+              </w:rPr>
+              <w:t>(</w:t>
+            </w:r>
+            <w:r>
+              <w:rPr>
+                <w:rFonts w:ascii="TH SarabunPSK" w:hAnsi="TH SarabunPSK" w:cs="TH SarabunPSK"/>
+              </w:rPr>
+              <w:t>B</w:t>
+            </w:r>
+            <w:r>
+              <w:rPr>
+                <w:rFonts w:ascii="TH SarabunPSK" w:hAnsi="TH SarabunPSK" w:cs="TH SarabunPSK"/>
+                <w:cs/>
+              </w:rPr>
+              <w:t>.</w:t>
+            </w:r>
+            <w:r>
+              <w:rPr>
+                <w:rFonts w:ascii="TH SarabunPSK" w:hAnsi="TH SarabunPSK" w:cs="TH SarabunPSK"/>
+              </w:rPr>
+              <w:t>Sc</w:t>
+            </w:r>
+            <w:r>
+              <w:rPr>
+                <w:rFonts w:ascii="TH SarabunPSK" w:hAnsi="TH SarabunPSK" w:cs="TH SarabunPSK"/>
+                <w:cs/>
+              </w:rPr>
+              <w:t xml:space="preserve">.) </w:t>
+            </w:r>
+          </w:p>
+          <w:p>
+            <w:pPr>
+              <w:rPr>
+                <w:rFonts w:ascii="TH SarabunPSK" w:hAnsi="TH SarabunPSK" w:cs="TH SarabunPSK"/>
+              </w:rPr>
+            </w:pPr>
+            <w:r>
+              <w:rPr>
+                <w:rFonts w:ascii="TH SarabunPSK" w:eastAsia="Times New Roman" w:hAnsi="TH SarabunPSK" w:cs="TH SarabunPSK"/>
+              </w:rPr>
+              <w:t>Computer Science</w:t>
+            </w:r>
+          </w:p>
+        </w:tc>
+        <w:tc>
+          <w:tcPr>
+            <w:tcW w:w="3402" w:type="dxa"/>
+          </w:tcPr>
+          <w:p>
+            <w:pPr>
+              <w:rPr>
+                <w:rFonts w:ascii="TH SarabunPSK" w:hAnsi="TH SarabunPSK" w:cs="TH SarabunPSK"/>
+                <w:cs/>
+              </w:rPr>
+            </w:pPr>
+            <w:proofErr w:type="spellStart"/>
+            <w:r>
+              <w:rPr>
+                <w:rFonts w:ascii="TH SarabunPSK" w:eastAsia="Times New Roman" w:hAnsi="TH SarabunPSK" w:cs="TH SarabunPSK"/>
+              </w:rPr>
+              <w:t>Sirindhron</w:t>
+            </w:r>
+            <w:proofErr w:type="spellEnd"/>
+            <w:r>
+              <w:rPr>
+                <w:rFonts w:ascii="TH SarabunPSK" w:eastAsia="Times New Roman" w:hAnsi="TH SarabunPSK" w:cs="TH SarabunPSK"/>
+              </w:rPr>
+              <w:t xml:space="preserve"> International Institute of Technology, Thammasat University</w:t>
+            </w:r>
+          </w:p>
+        </w:tc>
+        <w:tc>
+          <w:tcPr>
+            <w:tcW w:w="2075" w:type="dxa"/>
+          </w:tcPr>
+          <w:p>
+            <w:pPr>
+              <w:jc w:val="center"/>
+              <w:rPr>
+                <w:rFonts w:ascii="TH SarabunPSK" w:hAnsi="TH SarabunPSK" w:cs="TH SarabunPSK"/>
+                <w:cs/>
+              </w:rPr>
+            </w:pPr>
+            <w:r>
+              <w:rPr>
+                <w:rFonts w:ascii="TH SarabunPSK" w:hAnsi="TH SarabunPSK" w:cs="TH SarabunPSK"/>
+              </w:rPr>
+              <w:t>2553</w:t>
+            </w:r>
+          </w:p>
+        </w:tc>
+      </w:tr>
+    </w:tbl>
+    <w:p>
+      <w:pPr>
+        <w:rPr>
+          <w:rFonts w:ascii="TH SarabunPSK" w:hAnsi="TH SarabunPSK" w:cs="TH SarabunPSK"/>
+          <w:b/>
+          <w:bCs/>
+        </w:rPr>
+      </w:pPr>
+    </w:p>
+    <w:p>
+      <w:pPr>
+        <w:rPr>
+          <w:rFonts w:ascii="TH SarabunPSK" w:hAnsi="TH SarabunPSK" w:cs="TH SarabunPSK"/>
+          <w:b/>
+          <w:bCs/>
+        </w:rPr>
+      </w:pPr>
+      <w:r>
+        <w:rPr>
+          <w:rFonts w:ascii="TH SarabunPSK" w:hAnsi="TH SarabunPSK" w:cs="TH SarabunPSK"/>
+          <w:b/>
+          <w:bCs/>
+          <w:cs/>
+        </w:rPr>
+        <w:t>งานวิจัย</w:t>
+      </w:r>
+      <w:r>
+        <w:rPr>
+          <w:rFonts w:ascii="TH SarabunPSK" w:hAnsi="TH SarabunPSK" w:cs="TH SarabunPSK"/>
+          <w:i/>
+          <w:iCs/>
+          <w:cs/>
+        </w:rPr>
+        <w:t xml:space="preserve"> </w:t>
+      </w:r>
+    </w:p>
+    <w:p>
+      <w:pPr>
+        <w:rPr>
+          <w:rFonts w:ascii="TH SarabunPSK" w:hAnsi="TH SarabunPSK" w:cs="TH SarabunPSK"/>
+          <w:sz w:val="30"/>
+          <w:szCs w:val="30"/>
+        </w:rPr>
+      </w:pPr>
+      <w:r>
+        <w:rPr>
+          <w:rFonts w:ascii="TH SarabunPSK" w:hAnsi="TH SarabunPSK" w:cs="TH SarabunPSK"/>
+          <w:sz w:val="30"/>
+          <w:szCs w:val="30"/>
+          <w:cs/>
+        </w:rPr>
+        <w:t>รัตถชล อ่างมณี</w:t>
+      </w:r>
+      <w:r>
+        <w:rPr>
+          <w:rFonts w:ascii="TH SarabunPSK" w:hAnsi="TH SarabunPSK" w:cs="TH SarabunPSK"/>
+          <w:sz w:val="30"/>
+          <w:szCs w:val="30"/>
+        </w:rPr>
+        <w:t xml:space="preserve">, </w:t>
+      </w:r>
+      <w:r>
+        <w:rPr>
+          <w:rFonts w:ascii="TH SarabunPSK" w:hAnsi="TH SarabunPSK" w:cs="TH SarabunPSK"/>
+          <w:sz w:val="30"/>
+          <w:szCs w:val="30"/>
+          <w:cs/>
+        </w:rPr>
+        <w:t>ชวลิต โควีระวงศ์</w:t>
+      </w:r>
+      <w:r>
+        <w:rPr>
+          <w:rFonts w:ascii="TH SarabunPSK" w:hAnsi="TH SarabunPSK" w:cs="TH SarabunPSK"/>
+          <w:sz w:val="30"/>
+          <w:szCs w:val="30"/>
+        </w:rPr>
+        <w:t>,</w:t>
+      </w:r>
+      <w:r>
+        <w:rPr>
+          <w:rFonts w:ascii="TH SarabunPSK" w:hAnsi="TH SarabunPSK" w:cs="TH SarabunPSK"/>
+          <w:sz w:val="30"/>
+          <w:szCs w:val="30"/>
+          <w:cs/>
+        </w:rPr>
+        <w:t xml:space="preserve"> ไพรินทร์ มีศรี และดาวรถา วีระพันธ์. (2569).  การรวบรวมและ</w:t>
+      </w:r>
+    </w:p>
+    <w:p>
+      <w:pPr>
+        <w:ind w:left="720"/>
+        <w:rPr>
+          <w:rFonts w:ascii="TH SarabunPSK" w:hAnsi="TH SarabunPSK" w:cs="TH SarabunPSK"/>
+          <w:sz w:val="30"/>
+          <w:szCs w:val="30"/>
+        </w:rPr>
+      </w:pPr>
+      <w:r>
+        <w:rPr>
+          <w:rFonts w:ascii="TH SarabunPSK" w:hAnsi="TH SarabunPSK" w:cs="TH SarabunPSK"/>
+          <w:sz w:val="30"/>
+          <w:szCs w:val="30"/>
+          <w:cs/>
+        </w:rPr>
+        <w:t xml:space="preserve">พัฒนาฐานข้อมูล </w:t>
+      </w:r>
+      <w:r>
+        <w:rPr>
+          <w:rFonts w:ascii="TH SarabunPSK" w:hAnsi="TH SarabunPSK" w:cs="TH SarabunPSK"/>
+          <w:sz w:val="30"/>
+          <w:szCs w:val="30"/>
+        </w:rPr>
+        <w:t xml:space="preserve">Big Data </w:t>
+      </w:r>
+      <w:r>
+        <w:rPr>
+          <w:rFonts w:ascii="TH SarabunPSK" w:hAnsi="TH SarabunPSK" w:cs="TH SarabunPSK"/>
+          <w:sz w:val="30"/>
+          <w:szCs w:val="30"/>
+          <w:cs/>
+        </w:rPr>
+        <w:t>ด้านการบริหารจัดการน้ำเพื่อใช้ตัดสินใจเชิงนโยบายและการรับมือภัยพิบัติ จากอุทกภัย-ภัยแล้งในพื้นที่ลุ่มน้ำพรมโหด และเขตเศรษฐกิจพิเศษสระแก้ว.</w:t>
+      </w:r>
+      <w:r>
+        <w:rPr>
+          <w:rFonts w:ascii="TH SarabunPSK" w:hAnsi="TH SarabunPSK" w:cs="TH SarabunPSK" w:hint="cs"/>
+          <w:sz w:val="30"/>
+          <w:szCs w:val="30"/>
+          <w:cs/>
+        </w:rPr>
+        <w:t xml:space="preserve"> </w:t>
+      </w:r>
+      <w:r>
+        <w:rPr>
+          <w:rFonts w:ascii="TH SarabunPSK" w:hAnsi="TH SarabunPSK" w:cs="TH SarabunPSK"/>
+          <w:b/>
+          <w:bCs/>
+          <w:sz w:val="30"/>
+          <w:szCs w:val="30"/>
+          <w:cs/>
+        </w:rPr>
+        <w:t>วารสารวิทยาศาสตร์และเทคโนโลยี มหาวิทยาลัยราชภัฏเชียงราย</w:t>
+      </w:r>
+      <w:r>
+        <w:rPr>
+          <w:rFonts w:ascii="TH SarabunPSK" w:hAnsi="TH SarabunPSK" w:cs="TH SarabunPSK"/>
+          <w:sz w:val="30"/>
+          <w:szCs w:val="30"/>
+          <w:cs/>
+        </w:rPr>
+        <w:t>. 5(1)</w:t>
+      </w:r>
+      <w:r>
+        <w:rPr>
+          <w:rFonts w:ascii="TH SarabunPSK" w:hAnsi="TH SarabunPSK" w:cs="TH SarabunPSK"/>
+          <w:sz w:val="30"/>
+          <w:szCs w:val="30"/>
+        </w:rPr>
+        <w:t xml:space="preserve">, </w:t>
+      </w:r>
+      <w:r>
+        <w:rPr>
+          <w:rFonts w:ascii="TH SarabunPSK" w:hAnsi="TH SarabunPSK" w:cs="TH SarabunPSK"/>
+          <w:sz w:val="30"/>
+          <w:szCs w:val="30"/>
+          <w:cs/>
+        </w:rPr>
+        <w:t>11-20.</w:t>
+      </w:r>
+    </w:p>
+    <w:p>
+      <w:pPr>
+        <w:pStyle w:val="Default"/>
+        <w:rPr>
+          <w:sz w:val="30"/>
+          <w:szCs w:val="30"/>
+        </w:rPr>
+      </w:pPr>
+      <w:r>
+        <w:rPr>
+          <w:sz w:val="30"/>
+          <w:szCs w:val="30"/>
+          <w:cs/>
+        </w:rPr>
+        <w:t>ณัฐพล ไพโรจน์</w:t>
+      </w:r>
+      <w:r>
+        <w:rPr>
+          <w:sz w:val="30"/>
+          <w:szCs w:val="30"/>
+        </w:rPr>
+        <w:t>,</w:t>
+      </w:r>
+      <w:r>
+        <w:rPr>
+          <w:sz w:val="30"/>
+          <w:szCs w:val="30"/>
+        </w:rPr>
+        <w:t xml:space="preserve"> </w:t>
+      </w:r>
+      <w:r>
+        <w:rPr>
+          <w:sz w:val="30"/>
+          <w:szCs w:val="30"/>
+          <w:cs/>
+        </w:rPr>
+        <w:t>ชวลิต โควีระวงศ์</w:t>
+      </w:r>
+      <w:r>
+        <w:rPr>
+          <w:sz w:val="30"/>
+          <w:szCs w:val="30"/>
+        </w:rPr>
+        <w:t>,</w:t>
+      </w:r>
+      <w:r>
+        <w:rPr>
+          <w:rFonts w:hint="cs"/>
+          <w:sz w:val="30"/>
+          <w:szCs w:val="30"/>
+          <w:cs/>
+        </w:rPr>
+        <w:t xml:space="preserve"> </w:t>
+      </w:r>
+      <w:r>
+        <w:rPr>
+          <w:sz w:val="30"/>
+          <w:szCs w:val="30"/>
+          <w:cs/>
+        </w:rPr>
+        <w:t>ณัฐรดี อนุพง</w:t>
+      </w:r>
+      <w:proofErr w:type="spellStart"/>
+      <w:r>
+        <w:rPr>
+          <w:sz w:val="30"/>
+          <w:szCs w:val="30"/>
+          <w:cs/>
+        </w:rPr>
+        <w:t>ค์</w:t>
+      </w:r>
+      <w:proofErr w:type="spellEnd"/>
+      <w:r>
+        <w:rPr>
+          <w:rFonts w:hint="cs"/>
+          <w:sz w:val="30"/>
+          <w:szCs w:val="30"/>
+          <w:cs/>
+        </w:rPr>
+        <w:t xml:space="preserve"> และ</w:t>
+      </w:r>
+      <w:r>
+        <w:rPr>
+          <w:sz w:val="30"/>
+          <w:szCs w:val="30"/>
+          <w:cs/>
+        </w:rPr>
+        <w:t>ดาวรถา วีระพันธ์</w:t>
+      </w:r>
+      <w:r>
+        <w:rPr>
+          <w:rFonts w:hint="cs"/>
+          <w:sz w:val="30"/>
+          <w:szCs w:val="30"/>
+          <w:cs/>
+        </w:rPr>
+        <w:t xml:space="preserve">. </w:t>
+      </w:r>
+      <w:r>
+        <w:rPr>
+          <w:sz w:val="30"/>
+          <w:szCs w:val="30"/>
+        </w:rPr>
+        <w:t xml:space="preserve">(2568). </w:t>
+      </w:r>
+      <w:r>
+        <w:rPr>
+          <w:sz w:val="30"/>
+          <w:szCs w:val="30"/>
+          <w:cs/>
+        </w:rPr>
+        <w:t>ระบบบริหาร</w:t>
+      </w:r>
+    </w:p>
+    <w:p>
+      <w:pPr>
+        <w:pStyle w:val="Default"/>
+        <w:ind w:left="720"/>
+        <w:rPr>
+          <w:sz w:val="30"/>
+          <w:szCs w:val="30"/>
+        </w:rPr>
+      </w:pPr>
+      <w:r>
+        <w:rPr>
+          <w:sz w:val="30"/>
+          <w:szCs w:val="30"/>
+          <w:cs/>
+        </w:rPr>
+        <w:t>จัดการคิวและการสั่งอาหารในร้านอาหารผ่านแพลตฟอร์มเว็บบราวเซอร์</w:t>
+      </w:r>
+      <w:r>
+        <w:rPr>
+          <w:sz w:val="30"/>
+          <w:szCs w:val="30"/>
+        </w:rPr>
+        <w:t>.</w:t>
+      </w:r>
+      <w:r>
+        <w:rPr>
+          <w:rFonts w:hint="cs"/>
+          <w:sz w:val="30"/>
+          <w:szCs w:val="30"/>
+          <w:cs/>
+        </w:rPr>
+        <w:t xml:space="preserve"> </w:t>
+      </w:r>
+      <w:r>
+        <w:rPr>
+          <w:b/>
+          <w:bCs/>
+          <w:sz w:val="30"/>
+          <w:szCs w:val="30"/>
+          <w:cs/>
+        </w:rPr>
+        <w:t>วารสารมหาวิทยาลัยราชภัฏร้อยเอ็ด: วิทยาศาสตร์และเทคโนโลยี</w:t>
+      </w:r>
+      <w:r>
+        <w:rPr>
+          <w:rFonts w:hint="cs"/>
+          <w:b/>
+          <w:bCs/>
+          <w:sz w:val="30"/>
+          <w:szCs w:val="30"/>
+          <w:cs/>
+        </w:rPr>
+        <w:t>.</w:t>
+      </w:r>
+      <w:r>
+        <w:rPr>
+          <w:rFonts w:hint="cs"/>
+          <w:sz w:val="30"/>
+          <w:szCs w:val="30"/>
+          <w:cs/>
+        </w:rPr>
+        <w:t xml:space="preserve"> </w:t>
+      </w:r>
+      <w:r>
+        <w:rPr>
+          <w:rFonts w:hint="cs"/>
+          <w:b/>
+          <w:sz w:val="30"/>
+          <w:szCs w:val="30"/>
+          <w:cs/>
+        </w:rPr>
+        <w:t>6</w:t>
+      </w:r>
+      <w:r>
+        <w:rPr>
+          <w:bCs/>
+          <w:sz w:val="30"/>
+          <w:szCs w:val="30"/>
+        </w:rPr>
+        <w:t>(3</w:t>
+      </w:r>
+      <w:r>
+        <w:rPr>
+          <w:b/>
+          <w:sz w:val="30"/>
+          <w:szCs w:val="30"/>
+          <w:cs/>
+        </w:rPr>
+        <w:t>)</w:t>
+      </w:r>
+      <w:r>
+        <w:rPr>
+          <w:sz w:val="30"/>
+          <w:szCs w:val="30"/>
+        </w:rPr>
+        <w:t>,</w:t>
+      </w:r>
+      <w:r>
+        <w:rPr>
+          <w:b/>
+          <w:sz w:val="30"/>
+          <w:szCs w:val="30"/>
+          <w:cs/>
+        </w:rPr>
+        <w:t xml:space="preserve"> </w:t>
+      </w:r>
+      <w:r>
+        <w:rPr>
+          <w:sz w:val="30"/>
+          <w:szCs w:val="30"/>
+        </w:rPr>
+        <w:t>142-157.</w:t>
+      </w:r>
+    </w:p>
+    <w:p>
+      <w:pPr>
+        <w:pStyle w:val="Default"/>
+        <w:ind w:left="720" w:hanging="720"/>
+        <w:rPr>
+          <w:sz w:val="30"/>
+          <w:szCs w:val="30"/>
+        </w:rPr>
+      </w:pPr>
+      <w:r>
+        <w:rPr>
+          <w:sz w:val="30"/>
+          <w:szCs w:val="30"/>
+          <w:cs/>
+        </w:rPr>
+        <w:t xml:space="preserve">วิศรุต ขวัญคุ้ม สุภาวิณี ขันคํา </w:t>
+      </w:r>
+      <w:proofErr w:type="spellStart"/>
+      <w:r>
+        <w:rPr>
+          <w:sz w:val="30"/>
+          <w:szCs w:val="30"/>
+          <w:cs/>
+        </w:rPr>
+        <w:t>สุนัน</w:t>
+      </w:r>
+      <w:proofErr w:type="spellEnd"/>
+      <w:r>
+        <w:rPr>
+          <w:sz w:val="30"/>
+          <w:szCs w:val="30"/>
+          <w:cs/>
+        </w:rPr>
+        <w:t xml:space="preserve">ทา ศรีโสภา ชวลิต โควรีะวงศ์ </w:t>
+      </w:r>
+      <w:proofErr w:type="spellStart"/>
+      <w:r>
+        <w:rPr>
+          <w:sz w:val="30"/>
+          <w:szCs w:val="30"/>
+          <w:cs/>
+        </w:rPr>
+        <w:t>วริ</w:t>
+      </w:r>
+      <w:proofErr w:type="spellEnd"/>
+      <w:r>
+        <w:rPr>
+          <w:sz w:val="30"/>
+          <w:szCs w:val="30"/>
+          <w:cs/>
+        </w:rPr>
+        <w:t xml:space="preserve">ยาภรณ์ กล่อมสังข์เจริญ อิงอร วงษ์ศรีรักษา </w:t>
+      </w:r>
+      <w:proofErr w:type="spellStart"/>
+      <w:r>
+        <w:rPr>
+          <w:sz w:val="30"/>
+          <w:szCs w:val="30"/>
+          <w:cs/>
+        </w:rPr>
+        <w:t>ปั</w:t>
+      </w:r>
+      <w:proofErr w:type="spellEnd"/>
+      <w:r>
+        <w:rPr>
+          <w:sz w:val="30"/>
+          <w:szCs w:val="30"/>
+          <w:cs/>
+        </w:rPr>
+        <w:t>ณ</w:t>
+      </w:r>
+      <w:proofErr w:type="spellStart"/>
+      <w:r>
+        <w:rPr>
+          <w:sz w:val="30"/>
+          <w:szCs w:val="30"/>
+          <w:cs/>
+        </w:rPr>
+        <w:t>ณ</w:t>
+      </w:r>
+      <w:proofErr w:type="spellEnd"/>
+      <w:r>
+        <w:rPr>
+          <w:sz w:val="30"/>
+          <w:szCs w:val="30"/>
+          <w:cs/>
+        </w:rPr>
+        <w:t xml:space="preserve">รัตน์ วงศ์พัฒนานิภาส ไพรินทร์ มีศรี อุทัย </w:t>
+      </w:r>
+      <w:proofErr w:type="spellStart"/>
+      <w:r>
+        <w:rPr>
+          <w:sz w:val="30"/>
+          <w:szCs w:val="30"/>
+          <w:cs/>
+        </w:rPr>
+        <w:t>สํารวม</w:t>
+      </w:r>
+      <w:proofErr w:type="spellEnd"/>
+      <w:r>
+        <w:rPr>
+          <w:sz w:val="30"/>
+          <w:szCs w:val="30"/>
+          <w:cs/>
+        </w:rPr>
+        <w:t>จิตร์ ณัฐรดี อนุพง</w:t>
+      </w:r>
+      <w:proofErr w:type="spellStart"/>
+      <w:r>
+        <w:rPr>
+          <w:sz w:val="30"/>
+          <w:szCs w:val="30"/>
+          <w:cs/>
+        </w:rPr>
+        <w:t>ค์</w:t>
+      </w:r>
+      <w:proofErr w:type="spellEnd"/>
+      <w:r>
+        <w:rPr>
+          <w:sz w:val="30"/>
+          <w:szCs w:val="30"/>
+          <w:cs/>
+        </w:rPr>
+        <w:t xml:space="preserve"> และ</w:t>
+      </w:r>
+      <w:proofErr w:type="spellStart"/>
+      <w:r>
+        <w:rPr>
+          <w:sz w:val="30"/>
+          <w:szCs w:val="30"/>
+          <w:cs/>
+        </w:rPr>
+        <w:t>สโิร</w:t>
+      </w:r>
+      <w:proofErr w:type="spellEnd"/>
+      <w:r>
+        <w:rPr>
+          <w:sz w:val="30"/>
+          <w:szCs w:val="30"/>
+          <w:cs/>
+        </w:rPr>
+        <w:t>รัตน์ จั่นงาม. (</w:t>
+      </w:r>
+      <w:r>
+        <w:rPr>
+          <w:sz w:val="30"/>
+          <w:szCs w:val="30"/>
+        </w:rPr>
+        <w:t xml:space="preserve">2568). </w:t>
+      </w:r>
+      <w:r>
+        <w:rPr>
+          <w:sz w:val="30"/>
+          <w:szCs w:val="30"/>
+          <w:cs/>
+        </w:rPr>
+        <w:t>การศึกษาความต้องการเข้าศึกษาต่อในหลักสูตรวิทยา</w:t>
+      </w:r>
+      <w:proofErr w:type="spellStart"/>
+      <w:r>
+        <w:rPr>
+          <w:sz w:val="30"/>
+          <w:szCs w:val="30"/>
+          <w:cs/>
+        </w:rPr>
+        <w:t>ศา</w:t>
+      </w:r>
+      <w:proofErr w:type="spellEnd"/>
+      <w:r>
+        <w:rPr>
+          <w:sz w:val="30"/>
+          <w:szCs w:val="30"/>
+          <w:cs/>
+        </w:rPr>
+        <w:t>สตรบัณฑิตในสาขาวิชาวิทยาการข้อมูล คณะวิทยาศาสตร์และเทคโนโลยี มหาวิทยาลัยราช</w:t>
+      </w:r>
+      <w:proofErr w:type="spellStart"/>
+      <w:r>
+        <w:rPr>
+          <w:sz w:val="30"/>
+          <w:szCs w:val="30"/>
+          <w:cs/>
+        </w:rPr>
+        <w:t>ภัฏว</w:t>
+      </w:r>
+      <w:proofErr w:type="spellEnd"/>
+      <w:r>
+        <w:rPr>
+          <w:sz w:val="30"/>
+          <w:szCs w:val="30"/>
+          <w:cs/>
+        </w:rPr>
+        <w:t xml:space="preserve">ไลยอลงกรณ์ ในพระบรมราชูปถัมภ์ จังหวัดปทุมธานี. </w:t>
+      </w:r>
+      <w:r>
+        <w:rPr>
+          <w:b/>
+          <w:bCs/>
+          <w:sz w:val="30"/>
+          <w:szCs w:val="30"/>
+          <w:cs/>
+        </w:rPr>
+        <w:t>วารสารวิจัยและนวัตกรรมทางวิทยาศาสตร์และเทคโนโลยี</w:t>
+      </w:r>
+      <w:r>
+        <w:rPr>
+          <w:sz w:val="30"/>
+          <w:szCs w:val="30"/>
+          <w:cs/>
+        </w:rPr>
+        <w:t xml:space="preserve"> </w:t>
+      </w:r>
+      <w:r>
+        <w:rPr>
+          <w:sz w:val="30"/>
+          <w:szCs w:val="30"/>
+        </w:rPr>
+        <w:t>6</w:t>
+      </w:r>
+      <w:r>
+        <w:rPr>
+          <w:rFonts w:hint="cs"/>
+          <w:sz w:val="30"/>
+          <w:szCs w:val="30"/>
+          <w:cs/>
+        </w:rPr>
+        <w:t>(</w:t>
+      </w:r>
+      <w:r>
+        <w:rPr>
+          <w:sz w:val="30"/>
+          <w:szCs w:val="30"/>
+        </w:rPr>
+        <w:t>1</w:t>
+      </w:r>
+      <w:r>
+        <w:rPr>
+          <w:sz w:val="30"/>
+          <w:szCs w:val="30"/>
+        </w:rPr>
+        <w:t>),</w:t>
+      </w:r>
+      <w:r>
+        <w:rPr>
+          <w:sz w:val="30"/>
+          <w:szCs w:val="30"/>
+        </w:rPr>
+        <w:t xml:space="preserve"> 14-34</w:t>
+      </w:r>
+    </w:p>
+    <w:p>
+      <w:pPr>
+        <w:pStyle w:val="Default"/>
+        <w:ind w:left="720" w:hanging="720"/>
+        <w:rPr>
+          <w:b/>
+          <w:bCs/>
+          <w:sz w:val="30"/>
+          <w:szCs w:val="30"/>
+        </w:rPr>
+      </w:pPr>
+      <w:r>
+        <w:rPr>
+          <w:sz w:val="30"/>
+          <w:szCs w:val="30"/>
+          <w:cs/>
+        </w:rPr>
+        <w:t>ชวลิต โควีระวงศ์</w:t>
+      </w:r>
+      <w:r>
+        <w:rPr>
+          <w:sz w:val="30"/>
+          <w:szCs w:val="30"/>
+        </w:rPr>
+        <w:t>,</w:t>
+      </w:r>
+      <w:r>
+        <w:rPr>
+          <w:sz w:val="30"/>
+          <w:szCs w:val="30"/>
+        </w:rPr>
+        <w:t xml:space="preserve"> </w:t>
+      </w:r>
+      <w:r>
+        <w:rPr>
+          <w:sz w:val="30"/>
+          <w:szCs w:val="30"/>
+          <w:cs/>
+        </w:rPr>
+        <w:t>ณัฐรดี อนุพง</w:t>
+      </w:r>
+      <w:proofErr w:type="spellStart"/>
+      <w:r>
+        <w:rPr>
+          <w:sz w:val="30"/>
+          <w:szCs w:val="30"/>
+          <w:cs/>
+        </w:rPr>
+        <w:t>ค์</w:t>
+      </w:r>
+      <w:proofErr w:type="spellEnd"/>
+      <w:r>
+        <w:rPr>
+          <w:sz w:val="30"/>
+          <w:szCs w:val="30"/>
+        </w:rPr>
+        <w:t>,</w:t>
+      </w:r>
+      <w:r>
+        <w:rPr>
+          <w:sz w:val="30"/>
+          <w:szCs w:val="30"/>
+        </w:rPr>
+        <w:t xml:space="preserve"> </w:t>
+      </w:r>
+      <w:proofErr w:type="spellStart"/>
+      <w:r>
+        <w:rPr>
+          <w:sz w:val="30"/>
+          <w:szCs w:val="30"/>
+          <w:cs/>
+        </w:rPr>
+        <w:t>วสิศ</w:t>
+      </w:r>
+      <w:proofErr w:type="spellEnd"/>
+      <w:r>
+        <w:rPr>
+          <w:sz w:val="30"/>
+          <w:szCs w:val="30"/>
+          <w:cs/>
+        </w:rPr>
+        <w:t xml:space="preserve"> ลิ้มประเสริฐ</w:t>
+      </w:r>
+      <w:r>
+        <w:rPr>
+          <w:sz w:val="30"/>
+          <w:szCs w:val="30"/>
+        </w:rPr>
+        <w:t xml:space="preserve"> </w:t>
+      </w:r>
+      <w:r>
+        <w:rPr>
+          <w:sz w:val="30"/>
+          <w:szCs w:val="30"/>
+          <w:cs/>
+        </w:rPr>
+        <w:t>และดาวรถา วีระพันธ์</w:t>
+      </w:r>
+      <w:r>
+        <w:rPr>
+          <w:rFonts w:hint="cs"/>
+          <w:sz w:val="30"/>
+          <w:szCs w:val="30"/>
+          <w:cs/>
+        </w:rPr>
+        <w:t xml:space="preserve">. </w:t>
+      </w:r>
+      <w:r>
+        <w:rPr>
+          <w:sz w:val="30"/>
+          <w:szCs w:val="30"/>
+          <w:cs/>
+        </w:rPr>
+        <w:t>(</w:t>
+      </w:r>
+      <w:r>
+        <w:rPr>
+          <w:sz w:val="30"/>
+          <w:szCs w:val="30"/>
+        </w:rPr>
+        <w:t>2568</w:t>
+      </w:r>
+      <w:r>
+        <w:rPr>
+          <w:sz w:val="30"/>
+          <w:szCs w:val="30"/>
+          <w:cs/>
+        </w:rPr>
+        <w:t xml:space="preserve">). การปรับปรุงอัตราการส่งคำขอเอพีไอของแพลตฟอร์มจัดการบทความด้วยหน่วยความจำแคชบนแพลตฟอร์ม </w:t>
+      </w:r>
+      <w:r>
+        <w:rPr>
+          <w:sz w:val="30"/>
+          <w:szCs w:val="30"/>
+        </w:rPr>
+        <w:t xml:space="preserve">CMS </w:t>
+      </w:r>
+      <w:r>
+        <w:rPr>
+          <w:sz w:val="30"/>
+          <w:szCs w:val="30"/>
+          <w:cs/>
+        </w:rPr>
+        <w:t>แบบไม่มีส่วนหัว</w:t>
+      </w:r>
+      <w:r>
+        <w:rPr>
+          <w:sz w:val="30"/>
+          <w:szCs w:val="30"/>
+        </w:rPr>
+        <w:t xml:space="preserve">. </w:t>
+      </w:r>
+      <w:r>
+        <w:rPr>
+          <w:sz w:val="30"/>
+          <w:szCs w:val="30"/>
+          <w:cs/>
+        </w:rPr>
+        <w:t xml:space="preserve"> </w:t>
+      </w:r>
+      <w:r>
+        <w:rPr>
+          <w:b/>
+          <w:bCs/>
+          <w:sz w:val="30"/>
+          <w:szCs w:val="30"/>
+          <w:cs/>
+        </w:rPr>
+        <w:t>วารสารวิทยาศาสตร์และเทคโนโลยี มหาวิทยาลัยราชภัฏศรีสะเกษ</w:t>
+      </w:r>
+      <w:r>
+        <w:rPr>
+          <w:b/>
+          <w:bCs/>
+          <w:sz w:val="30"/>
+          <w:szCs w:val="30"/>
+        </w:rPr>
+        <w:t>.</w:t>
+      </w:r>
+      <w:r>
+        <w:rPr>
+          <w:bCs/>
+          <w:sz w:val="30"/>
+          <w:szCs w:val="30"/>
+        </w:rPr>
+        <w:t xml:space="preserve"> 5(1</w:t>
+      </w:r>
+      <w:r>
+        <w:rPr>
+          <w:b/>
+          <w:sz w:val="30"/>
+          <w:szCs w:val="30"/>
+          <w:cs/>
+        </w:rPr>
+        <w:t>)</w:t>
+      </w:r>
+      <w:r>
+        <w:rPr>
+          <w:sz w:val="30"/>
+          <w:szCs w:val="30"/>
+        </w:rPr>
+        <w:t>,</w:t>
+      </w:r>
+      <w:r>
+        <w:rPr>
+          <w:b/>
+          <w:sz w:val="30"/>
+          <w:szCs w:val="30"/>
+          <w:cs/>
+        </w:rPr>
+        <w:t xml:space="preserve"> </w:t>
+      </w:r>
+      <w:r>
+        <w:rPr>
+          <w:bCs/>
+          <w:sz w:val="30"/>
+          <w:szCs w:val="30"/>
+        </w:rPr>
+        <w:t>105-122</w:t>
+      </w:r>
+      <w:r>
+        <w:rPr>
+          <w:b/>
+          <w:bCs/>
+          <w:sz w:val="30"/>
+          <w:szCs w:val="30"/>
+        </w:rPr>
+        <w:t>.</w:t>
+      </w:r>
+    </w:p>
+    <w:p>
+      <w:pPr>
+        <w:spacing w:after="200" w:line="276" w:lineRule="auto"/>
+        <w:rPr>
+          <w:rFonts w:ascii="TH SarabunPSK" w:eastAsia="Batang" w:hAnsi="TH SarabunPSK" w:cs="TH SarabunPSK"/>
+          <w:b/>
+          <w:bCs/>
+          <w:color w:val="000000"/>
+          <w:sz w:val="30"/>
+          <w:szCs w:val="30"/>
+          <w:lang w:eastAsia="ko-KR"/>
+        </w:rPr>
+      </w:pPr>
+      <w:r>
+        <w:rPr>
+          <w:rFonts w:ascii="TH SarabunPSK" w:hAnsi="TH SarabunPSK" w:cs="TH SarabunPSK"/>
+          <w:b/>
+          <w:bCs/>
+          <w:sz w:val="30"/>
+          <w:szCs w:val="30"/>
+        </w:rPr>
+        <w:br w:type="page"/>
+      </w:r>
+    </w:p>
+    <w:p>
+      <w:pPr>
+        <w:ind w:left="720" w:hanging="720"/>
+        <w:rPr>
+          <w:rFonts w:ascii="TH SarabunPSK" w:eastAsia="Batang" w:hAnsi="TH SarabunPSK" w:cs="TH SarabunPSK"/>
+          <w:b/>
+          <w:color w:val="000000"/>
+          <w:sz w:val="30"/>
+          <w:szCs w:val="30"/>
+          <w:lang w:eastAsia="ko-KR"/>
+        </w:rPr>
+      </w:pPr>
+      <w:r>
+        <w:rPr>
+          <w:rFonts w:ascii="TH SarabunPSK" w:eastAsia="Batang" w:hAnsi="TH SarabunPSK" w:cs="TH SarabunPSK"/>
+          <w:color w:val="000000"/>
+          <w:sz w:val="30"/>
+          <w:szCs w:val="30"/>
+          <w:cs/>
+          <w:lang w:eastAsia="ko-KR"/>
+        </w:rPr>
+        <w:lastRenderedPageBreak/>
+        <w:t>วิศรุต ขวัญคุ้ม</w:t>
+      </w:r>
+      <w:r>
+        <w:rPr>
+          <w:rFonts w:ascii="TH SarabunPSK" w:hAnsi="TH SarabunPSK" w:cs="TH SarabunPSK"/>
+          <w:sz w:val="30"/>
+          <w:szCs w:val="30"/>
+        </w:rPr>
+        <w:t>,</w:t>
+      </w:r>
+      <w:r>
+        <w:rPr>
+          <w:rFonts w:ascii="TH SarabunPSK" w:eastAsia="Batang" w:hAnsi="TH SarabunPSK" w:cs="TH SarabunPSK"/>
+          <w:color w:val="000000"/>
+          <w:sz w:val="30"/>
+          <w:szCs w:val="30"/>
+          <w:cs/>
+          <w:lang w:eastAsia="ko-KR"/>
+        </w:rPr>
+        <w:t xml:space="preserve"> อิงอร วงษ์ศรีรักษา</w:t>
+      </w:r>
+      <w:r>
+        <w:rPr>
+          <w:rFonts w:ascii="TH SarabunPSK" w:hAnsi="TH SarabunPSK" w:cs="TH SarabunPSK"/>
+          <w:sz w:val="30"/>
+          <w:szCs w:val="30"/>
+        </w:rPr>
+        <w:t>,</w:t>
+      </w:r>
+      <w:r>
+        <w:rPr>
+          <w:rFonts w:ascii="TH SarabunPSK" w:eastAsia="Batang" w:hAnsi="TH SarabunPSK" w:cs="TH SarabunPSK"/>
+          <w:color w:val="000000"/>
+          <w:sz w:val="30"/>
+          <w:szCs w:val="30"/>
+          <w:cs/>
+          <w:lang w:eastAsia="ko-KR"/>
+        </w:rPr>
+        <w:t xml:space="preserve"> กมลมาศ วงษ์ใหญ่</w:t>
+      </w:r>
+      <w:r>
+        <w:rPr>
+          <w:rFonts w:ascii="TH SarabunPSK" w:hAnsi="TH SarabunPSK" w:cs="TH SarabunPSK"/>
+          <w:sz w:val="30"/>
+          <w:szCs w:val="30"/>
+        </w:rPr>
+        <w:t>,</w:t>
+      </w:r>
+      <w:r>
+        <w:rPr>
+          <w:rFonts w:ascii="TH SarabunPSK" w:eastAsia="Batang" w:hAnsi="TH SarabunPSK" w:cs="TH SarabunPSK"/>
+          <w:color w:val="000000"/>
+          <w:sz w:val="30"/>
+          <w:szCs w:val="30"/>
+          <w:cs/>
+          <w:lang w:eastAsia="ko-KR"/>
+        </w:rPr>
+        <w:t xml:space="preserve"> ไพรินทร์ มีศรี</w:t>
+      </w:r>
+      <w:r>
+        <w:rPr>
+          <w:rFonts w:ascii="TH SarabunPSK" w:hAnsi="TH SarabunPSK" w:cs="TH SarabunPSK"/>
+          <w:sz w:val="30"/>
+          <w:szCs w:val="30"/>
+        </w:rPr>
+        <w:t>,</w:t>
+      </w:r>
+      <w:r>
+        <w:rPr>
+          <w:rFonts w:ascii="TH SarabunPSK" w:eastAsia="Batang" w:hAnsi="TH SarabunPSK" w:cs="TH SarabunPSK"/>
+          <w:color w:val="000000"/>
+          <w:sz w:val="30"/>
+          <w:szCs w:val="30"/>
+          <w:cs/>
+          <w:lang w:eastAsia="ko-KR"/>
+        </w:rPr>
+        <w:t xml:space="preserve"> </w:t>
+      </w:r>
+      <w:proofErr w:type="spellStart"/>
+      <w:r>
+        <w:rPr>
+          <w:rFonts w:ascii="TH SarabunPSK" w:eastAsia="Batang" w:hAnsi="TH SarabunPSK" w:cs="TH SarabunPSK"/>
+          <w:color w:val="000000"/>
+          <w:sz w:val="30"/>
+          <w:szCs w:val="30"/>
+          <w:cs/>
+          <w:lang w:eastAsia="ko-KR"/>
+        </w:rPr>
+        <w:t>ปั</w:t>
+      </w:r>
+      <w:proofErr w:type="spellEnd"/>
+      <w:r>
+        <w:rPr>
+          <w:rFonts w:ascii="TH SarabunPSK" w:eastAsia="Batang" w:hAnsi="TH SarabunPSK" w:cs="TH SarabunPSK"/>
+          <w:color w:val="000000"/>
+          <w:sz w:val="30"/>
+          <w:szCs w:val="30"/>
+          <w:cs/>
+          <w:lang w:eastAsia="ko-KR"/>
+        </w:rPr>
+        <w:t>ณ</w:t>
+      </w:r>
+      <w:proofErr w:type="spellStart"/>
+      <w:r>
+        <w:rPr>
+          <w:rFonts w:ascii="TH SarabunPSK" w:eastAsia="Batang" w:hAnsi="TH SarabunPSK" w:cs="TH SarabunPSK"/>
+          <w:color w:val="000000"/>
+          <w:sz w:val="30"/>
+          <w:szCs w:val="30"/>
+          <w:cs/>
+          <w:lang w:eastAsia="ko-KR"/>
+        </w:rPr>
+        <w:t>ณ</w:t>
+      </w:r>
+      <w:proofErr w:type="spellEnd"/>
+      <w:r>
+        <w:rPr>
+          <w:rFonts w:ascii="TH SarabunPSK" w:eastAsia="Batang" w:hAnsi="TH SarabunPSK" w:cs="TH SarabunPSK"/>
+          <w:color w:val="000000"/>
+          <w:sz w:val="30"/>
+          <w:szCs w:val="30"/>
+          <w:cs/>
+          <w:lang w:eastAsia="ko-KR"/>
+        </w:rPr>
+        <w:t>รัตน์ วงศ์พัฒนานิภาส</w:t>
+      </w:r>
+      <w:r>
+        <w:rPr>
+          <w:rFonts w:ascii="TH SarabunPSK" w:hAnsi="TH SarabunPSK" w:cs="TH SarabunPSK"/>
+          <w:sz w:val="30"/>
+          <w:szCs w:val="30"/>
+        </w:rPr>
+        <w:t>,</w:t>
+      </w:r>
+      <w:r>
+        <w:rPr>
+          <w:rFonts w:ascii="TH SarabunPSK" w:eastAsia="Batang" w:hAnsi="TH SarabunPSK" w:cs="TH SarabunPSK"/>
+          <w:color w:val="000000"/>
+          <w:sz w:val="30"/>
+          <w:szCs w:val="30"/>
+          <w:cs/>
+          <w:lang w:eastAsia="ko-KR"/>
+        </w:rPr>
+        <w:t xml:space="preserve"> </w:t>
+      </w:r>
+      <w:r>
+        <w:rPr>
+          <w:rFonts w:ascii="TH SarabunPSK" w:eastAsia="Batang" w:hAnsi="TH SarabunPSK" w:cs="TH SarabunPSK"/>
+          <w:color w:val="000000"/>
+          <w:sz w:val="30"/>
+          <w:szCs w:val="30"/>
+          <w:cs/>
+          <w:lang w:eastAsia="ko-KR"/>
+        </w:rPr>
+        <w:br/>
+        <w:t>ณัฐรดี อนุพง</w:t>
+      </w:r>
+      <w:proofErr w:type="spellStart"/>
+      <w:r>
+        <w:rPr>
+          <w:rFonts w:ascii="TH SarabunPSK" w:eastAsia="Batang" w:hAnsi="TH SarabunPSK" w:cs="TH SarabunPSK"/>
+          <w:color w:val="000000"/>
+          <w:sz w:val="30"/>
+          <w:szCs w:val="30"/>
+          <w:cs/>
+          <w:lang w:eastAsia="ko-KR"/>
+        </w:rPr>
+        <w:t>ค์</w:t>
+      </w:r>
+      <w:proofErr w:type="spellEnd"/>
+      <w:r>
+        <w:rPr>
+          <w:rFonts w:ascii="TH SarabunPSK" w:hAnsi="TH SarabunPSK" w:cs="TH SarabunPSK"/>
+          <w:sz w:val="30"/>
+          <w:szCs w:val="30"/>
+        </w:rPr>
+        <w:t>,</w:t>
+      </w:r>
+      <w:r>
+        <w:rPr>
+          <w:rFonts w:ascii="TH SarabunPSK" w:eastAsia="Batang" w:hAnsi="TH SarabunPSK" w:cs="TH SarabunPSK"/>
+          <w:color w:val="000000"/>
+          <w:sz w:val="30"/>
+          <w:szCs w:val="30"/>
+          <w:cs/>
+          <w:lang w:eastAsia="ko-KR"/>
+        </w:rPr>
+        <w:t xml:space="preserve"> ชวลิต โควีระวงศ์ และดาวรถา วีระพันธ์. (2567). การพัฒนาแพลตฟอร์มการจัดการเรียนรู้สำหรับสถานศึกษาวิวัฒน์ชุมชนกรณีศึกษา อำเภอสามโคก จังหวัดปทุมธานี. </w:t>
+      </w:r>
+      <w:r>
+        <w:rPr>
+          <w:rFonts w:ascii="TH SarabunPSK" w:eastAsia="Batang" w:hAnsi="TH SarabunPSK" w:cs="TH SarabunPSK"/>
+          <w:b/>
+          <w:bCs/>
+          <w:color w:val="000000"/>
+          <w:sz w:val="30"/>
+          <w:szCs w:val="30"/>
+          <w:cs/>
+          <w:lang w:eastAsia="ko-KR"/>
+        </w:rPr>
+        <w:t>วารสารวิทยาศาสตร์และเทคโนโลยีแห่งรัตนโกสินทร์</w:t>
+      </w:r>
+      <w:r>
+        <w:rPr>
+          <w:rFonts w:ascii="TH SarabunPSK" w:eastAsia="Batang" w:hAnsi="TH SarabunPSK" w:cs="TH SarabunPSK"/>
+          <w:color w:val="000000"/>
+          <w:sz w:val="30"/>
+          <w:szCs w:val="30"/>
+          <w:cs/>
+          <w:lang w:eastAsia="ko-KR"/>
+        </w:rPr>
+        <w:t xml:space="preserve">. </w:t>
+      </w:r>
+      <w:r>
+        <w:rPr>
+          <w:rFonts w:ascii="TH SarabunPSK" w:eastAsia="Batang" w:hAnsi="TH SarabunPSK" w:cs="TH SarabunPSK" w:hint="cs"/>
+          <w:b/>
+          <w:color w:val="000000"/>
+          <w:sz w:val="30"/>
+          <w:szCs w:val="30"/>
+          <w:cs/>
+          <w:lang w:eastAsia="ko-KR"/>
+        </w:rPr>
+        <w:t>6</w:t>
+      </w:r>
+      <w:r>
+        <w:rPr>
+          <w:rFonts w:ascii="TH SarabunPSK" w:eastAsia="Batang" w:hAnsi="TH SarabunPSK" w:cs="TH SarabunPSK"/>
+          <w:b/>
+          <w:color w:val="000000"/>
+          <w:sz w:val="30"/>
+          <w:szCs w:val="30"/>
+          <w:cs/>
+          <w:lang w:eastAsia="ko-KR"/>
+        </w:rPr>
+        <w:t>(</w:t>
+      </w:r>
+      <w:r>
+        <w:rPr>
+          <w:rFonts w:ascii="TH SarabunPSK" w:eastAsia="Batang" w:hAnsi="TH SarabunPSK" w:cs="TH SarabunPSK" w:hint="cs"/>
+          <w:b/>
+          <w:color w:val="000000"/>
+          <w:sz w:val="30"/>
+          <w:szCs w:val="30"/>
+          <w:cs/>
+          <w:lang w:eastAsia="ko-KR"/>
+        </w:rPr>
+        <w:t>2</w:t>
+      </w:r>
+      <w:r>
+        <w:rPr>
+          <w:rFonts w:ascii="TH SarabunPSK" w:eastAsia="Batang" w:hAnsi="TH SarabunPSK" w:cs="TH SarabunPSK"/>
+          <w:b/>
+          <w:color w:val="000000"/>
+          <w:sz w:val="30"/>
+          <w:szCs w:val="30"/>
+          <w:cs/>
+          <w:lang w:eastAsia="ko-KR"/>
+        </w:rPr>
+        <w:t>)</w:t>
+      </w:r>
+      <w:r>
+        <w:rPr>
+          <w:rFonts w:ascii="TH SarabunPSK" w:eastAsia="Batang" w:hAnsi="TH SarabunPSK" w:cs="TH SarabunPSK"/>
+          <w:color w:val="000000"/>
+          <w:sz w:val="30"/>
+          <w:szCs w:val="30"/>
+          <w:lang w:eastAsia="ko-KR"/>
+        </w:rPr>
+        <w:t>,</w:t>
+      </w:r>
+      <w:r>
+        <w:rPr>
+          <w:rFonts w:ascii="TH SarabunPSK" w:eastAsia="Batang" w:hAnsi="TH SarabunPSK" w:cs="TH SarabunPSK"/>
+          <w:b/>
+          <w:color w:val="000000"/>
+          <w:sz w:val="30"/>
+          <w:szCs w:val="30"/>
+          <w:cs/>
+          <w:lang w:eastAsia="ko-KR"/>
+        </w:rPr>
+        <w:t xml:space="preserve"> </w:t>
+      </w:r>
+      <w:r>
+        <w:rPr>
+          <w:rFonts w:ascii="TH SarabunPSK" w:eastAsia="Batang" w:hAnsi="TH SarabunPSK" w:cs="TH SarabunPSK" w:hint="cs"/>
+          <w:b/>
+          <w:color w:val="000000"/>
+          <w:sz w:val="30"/>
+          <w:szCs w:val="30"/>
+          <w:cs/>
+          <w:lang w:eastAsia="ko-KR"/>
+        </w:rPr>
+        <w:t>12-20.</w:t>
+      </w:r>
+    </w:p>
+    <w:p>
+      <w:pPr>
+        <w:ind w:left="720" w:hanging="720"/>
+        <w:rPr>
+          <w:rFonts w:ascii="TH SarabunPSK" w:hAnsi="TH SarabunPSK" w:cs="TH SarabunPSK" w:hint="cs"/>
+          <w:sz w:val="32"/>
+          <w:szCs w:val="32"/>
+          <w:cs/>
+        </w:rPr>
+      </w:pPr>
     </w:p>
     <w:sectPr>
       <w:pgSz w:w="11906" w:h="16838"/>
@@ -43493,7 +47189,7 @@
     <w:lsdException w:name="Table Web 2" w:semiHidden="1" w:unhideWhenUsed="1"/>
     <w:lsdException w:name="Table Web 3" w:semiHidden="1" w:unhideWhenUsed="1"/>
     <w:lsdException w:name="Balloon Text" w:semiHidden="1" w:unhideWhenUsed="1"/>
-    <w:lsdException w:name="Table Grid" w:uiPriority="59"/>
+    <w:lsdException w:name="Table Grid" w:uiPriority="39"/>
     <w:lsdException w:name="Table Theme" w:semiHidden="1" w:unhideWhenUsed="1"/>
     <w:lsdException w:name="Placeholder Text" w:semiHidden="1"/>
     <w:lsdException w:name="No Spacing" w:uiPriority="1" w:qFormat="1"/>
@@ -44047,7 +47743,7 @@
   <w:style w:type="table" w:styleId="TableGrid">
     <w:name w:val="Table Grid"/>
     <w:basedOn w:val="TableNormal"/>
-    <w:uiPriority w:val="59"/>
+    <w:uiPriority w:val="39"/>
     <w:rsid w:val="00330189"/>
     <w:pPr>
       <w:spacing w:after="0" w:line="240" w:lineRule="auto"/>

--- a/docs/docx/รายงานความก้าวหน้า 5 บท.docx
+++ b/docs/docx/รายงานความก้าวหน้า 5 บท.docx
@@ -120,7 +120,7 @@
           <w:szCs w:val="44"/>
           <w:cs/>
         </w:rPr>
-        <w:t>ระบบให้คำปรึกษากับผู้ควบคุมน้ำหนักร่วมกับเจเนอเรทีฟเอไอ</w:t>
+        <w:t>ระบบให้คำปรึกษา กับผู้ควบคุมน้ำหนัก ร่วมกับ เจเนอเรทีฟเอไอ</w:t>
       </w:r>
     </w:p>
     <w:p>
@@ -628,7 +628,7 @@
           <w:szCs w:val="44"/>
           <w:cs/>
         </w:rPr>
-        <w:t>ระบบให้คำปรึกษากับผู้ควบคุมน้ำหนักร่วมกับเจเนอเรทีฟเอไอ</w:t>
+        <w:t>ระบบให้คำปรึกษา กับผู้ควบคุมน้ำหนัก ร่วมกับ เจเนอเรทีฟเอไอ</w:t>
       </w:r>
     </w:p>
     <w:p>
@@ -1255,7 +1255,7 @@
           <w:szCs w:val="32"/>
           <w:cs/>
         </w:rPr>
-        <w:t>ระบบให้คำปรึกษากับผู้ควบคุมน้ำหนักร่วมกับเจเนอเรทีฟเอไอ</w:t>
+        <w:t>ระบบให้คำปรึกษา กับผู้ควบคุมน้ำหนัก ร่วมกับ เจเนอเรทีฟเอไอ</w:t>
       </w:r>
     </w:p>
     <w:p>
@@ -21335,7 +21335,7 @@
         </w:rPr>
         <w:lastRenderedPageBreak/>
         <w:drawing>
-          <wp:inline distT="0" distB="0" distL="0" distR="0" wp14:anchorId="68B89786" wp14:editId="1CC11983">
+          <wp:inline distT="0" distB="0" distL="0" distR="0" wp14:anchorId="68B89786" wp14:editId="4D83563E">
             <wp:extent cx="5274310" cy="2548890"/>
             <wp:effectExtent l="0" t="0" r="2540" b="3810"/>
             <wp:docPr id="3" name="Picture 3" descr="ภาพแสดงแผงควบคุมโภชนาการ คำนวณ BMR/TDEE บันทึกประวัติสุขภาพ และระบบแชตบอต AI ผ่านหน้าเว็บ"/>
@@ -23586,7 +23586,7 @@
         </w:rPr>
         <w:lastRenderedPageBreak/>
         <w:drawing>
-          <wp:inline distT="0" distB="0" distL="0" distR="0" wp14:anchorId="61E53AB7" wp14:editId="2B134169">
+          <wp:inline distT="0" distB="0" distL="0" distR="0" wp14:anchorId="61E53AB7" wp14:editId="2E3BF719">
             <wp:extent cx="5274310" cy="2548890"/>
             <wp:effectExtent l="0" t="0" r="2540" b="3810"/>
             <wp:docPr id="4" name="Picture 4" descr="ภาพแสดงแผงควบคุมระบบสำหรับผู้ดูแลระบบ ประวัติสนทนา และการตั้งค่า AI (Admin Dashboard)"/>
@@ -24275,7 +24275,7 @@
         </w:rPr>
         <w:lastRenderedPageBreak/>
         <w:drawing>
-          <wp:inline distT="0" distB="0" distL="0" distR="0" wp14:anchorId="00F6AAA2" wp14:editId="0003C117">
+          <wp:inline distT="0" distB="0" distL="0" distR="0" wp14:anchorId="00F6AAA2" wp14:editId="604ABCDB">
             <wp:extent cx="5274310" cy="2548890"/>
             <wp:effectExtent l="0" t="0" r="2540" b="3810"/>
             <wp:docPr id="6" name="Picture 6" descr="ภาพแสดงกระดานผู้นำผลงานการแข่งขันลดน้ำหนักแบบไม่เปิดเผยตัวตน (Anonymous Leaderboard)"/>
@@ -35148,7 +35148,7 @@
           <w:szCs w:val="32"/>
         </w:rPr>
         <w:drawing>
-          <wp:inline distT="0" distB="0" distL="0" distR="0" wp14:anchorId="22413BA2" wp14:editId="4E0A664F">
+          <wp:inline distT="0" distB="0" distL="0" distR="0" wp14:anchorId="22413BA2" wp14:editId="6FEC88D8">
             <wp:extent cx="5274310" cy="2548890"/>
             <wp:effectExtent l="0" t="0" r="2540" b="3810"/>
             <wp:docPr id="8" name="Picture 8" descr="ภาพแสดงระบบช่วยเหลือและแบบฟอร์มส่งตั๋วสนับสนุนทางเทคนิค">
@@ -40091,46 +40091,23 @@
       </w:pPr>
       <w:r>
         <w:rPr>
-          <w:rFonts w:ascii="TH SarabunPSK" w:hAnsi="TH SarabunPSK" w:cs="TH SarabunPSK" w:hint="cs"/>
-          <w:b/>
-          <w:bCs/>
-          <w:sz w:val="36"/>
-          <w:szCs w:val="36"/>
-          <w:cs/>
+          <w:rFonts w:ascii="TH SarabunPSK" w:hAnsi="TH SarabunPSK" w:cs="TH SarabunPSK"/>
+          <w:noProof/>
+          <w:sz w:val="32"/>
+          <w:szCs w:val="32"/>
         </w:rPr>
         <w:lastRenderedPageBreak/>
-        <w:t>ประวัติผู้วิจัย</w:t>
-      </w:r>
-    </w:p>
-    <w:p>
-      <w:pPr>
-        <w:rPr>
-          <w:rFonts w:ascii="TH SarabunPSK" w:hAnsi="TH SarabunPSK" w:cs="TH SarabunPSK"/>
-          <w:b/>
-          <w:bCs/>
-          <w:sz w:val="32"/>
-          <w:szCs w:val="32"/>
-          <w:cs/>
-        </w:rPr>
-      </w:pPr>
-      <w:r>
-        <w:rPr>
-          <w:rFonts w:ascii="TH SarabunPSK" w:hAnsi="TH SarabunPSK" w:cs="TH SarabunPSK"/>
-          <w:noProof/>
-          <w:sz w:val="32"/>
-          <w:szCs w:val="32"/>
-        </w:rPr>
         <w:drawing>
-          <wp:anchor distT="0" distB="0" distL="114300" distR="114300" simplePos="0" relativeHeight="251668480" behindDoc="0" locked="0" layoutInCell="1" allowOverlap="1" wp14:anchorId="125044FE" wp14:editId="2C737E6B">
+          <wp:anchor distT="0" distB="0" distL="114300" distR="114300" simplePos="0" relativeHeight="251668480" behindDoc="0" locked="0" layoutInCell="1" allowOverlap="1" wp14:anchorId="125044FE" wp14:editId="1EA69935">
             <wp:simplePos x="0" y="0"/>
             <wp:positionH relativeFrom="margin">
-              <wp:posOffset>4491355</wp:posOffset>
+              <wp:posOffset>4253230</wp:posOffset>
             </wp:positionH>
             <wp:positionV relativeFrom="margin">
-              <wp:posOffset>-197749</wp:posOffset>
+              <wp:posOffset>-464185</wp:posOffset>
             </wp:positionV>
-            <wp:extent cx="791845" cy="1188720"/>
-            <wp:effectExtent l="0" t="0" r="8255" b="0"/>
+            <wp:extent cx="914400" cy="1372700"/>
+            <wp:effectExtent l="0" t="0" r="0" b="0"/>
             <wp:wrapNone/>
             <wp:docPr id="1693406920" name="Picture 1" descr="..."/>
             <wp:cNvGraphicFramePr>
@@ -40161,7 +40138,7 @@
                   <pic:spPr bwMode="auto">
                     <a:xfrm>
                       <a:off x="0" y="0"/>
-                      <a:ext cx="791845" cy="1188720"/>
+                      <a:ext cx="914400" cy="1372700"/>
                     </a:xfrm>
                     <a:prstGeom prst="rect">
                       <a:avLst/>
@@ -40183,6 +40160,29 @@
           </wp:anchor>
         </w:drawing>
       </w:r>
+      <w:r>
+        <w:rPr>
+          <w:rFonts w:ascii="TH SarabunPSK" w:hAnsi="TH SarabunPSK" w:cs="TH SarabunPSK" w:hint="cs"/>
+          <w:b/>
+          <w:bCs/>
+          <w:sz w:val="36"/>
+          <w:szCs w:val="36"/>
+          <w:cs/>
+        </w:rPr>
+        <w:t>ประวัติผู้วิจัย</w:t>
+      </w:r>
+    </w:p>
+    <w:p>
+      <w:pPr>
+        <w:rPr>
+          <w:rFonts w:ascii="TH SarabunPSK" w:hAnsi="TH SarabunPSK" w:cs="TH SarabunPSK"/>
+          <w:b/>
+          <w:bCs/>
+          <w:sz w:val="32"/>
+          <w:szCs w:val="32"/>
+          <w:cs/>
+        </w:rPr>
+      </w:pPr>
       <w:r>
         <w:rPr>
           <w:rFonts w:ascii="TH SarabunPSK" w:hAnsi="TH SarabunPSK" w:cs="TH SarabunPSK"/>
@@ -41872,27 +41872,28 @@
       <w:r>
         <w:rPr>
           <w:rFonts w:ascii="TH SarabunPSK" w:hAnsi="TH SarabunPSK" w:cs="TH SarabunPSK"/>
+          <w:noProof/>
           <w:sz w:val="32"/>
           <w:szCs w:val="32"/>
         </w:rPr>
         <w:lastRenderedPageBreak/>
         <w:drawing>
-          <wp:anchor distT="0" distB="0" distL="114300" distR="114300" simplePos="0" relativeHeight="251670528" behindDoc="1" locked="0" layoutInCell="1" allowOverlap="1" wp14:anchorId="6299A91C" wp14:editId="4BBA82DC">
+          <wp:anchor distT="0" distB="0" distL="114300" distR="114300" simplePos="0" relativeHeight="251670528" behindDoc="1" locked="0" layoutInCell="1" allowOverlap="1" wp14:anchorId="6299A91C" wp14:editId="1A140B9E">
             <wp:simplePos x="0" y="0"/>
             <wp:positionH relativeFrom="column">
-              <wp:posOffset>4184650</wp:posOffset>
+              <wp:posOffset>4279900</wp:posOffset>
             </wp:positionH>
             <wp:positionV relativeFrom="paragraph">
               <wp:posOffset>14605</wp:posOffset>
             </wp:positionV>
-            <wp:extent cx="933450" cy="996950"/>
+            <wp:extent cx="914400" cy="976604"/>
             <wp:effectExtent l="0" t="0" r="0" b="0"/>
             <wp:wrapTight wrapText="bothSides">
               <wp:wrapPolygon edited="0">
                 <wp:start x="0" y="0"/>
-                <wp:lineTo x="0" y="21050"/>
-                <wp:lineTo x="21159" y="21050"/>
-                <wp:lineTo x="21159" y="0"/>
+                <wp:lineTo x="0" y="21080"/>
+                <wp:lineTo x="21150" y="21080"/>
+                <wp:lineTo x="21150" y="0"/>
                 <wp:lineTo x="0" y="0"/>
               </wp:wrapPolygon>
             </wp:wrapTight>
@@ -41910,7 +41911,7 @@
                     </pic:cNvPicPr>
                   </pic:nvPicPr>
                   <pic:blipFill>
-                    <a:blip r:embed="rId31">
+                    <a:blip r:embed="rId31" cstate="print">
                       <a:extLst>
                         <a:ext uri="{28A0092B-C50C-407E-A947-70E740481C1C}">
                           <a14:useLocalDpi xmlns:a14="http://schemas.microsoft.com/office/drawing/2010/main" val="0"/>
@@ -41925,7 +41926,7 @@
                   <pic:spPr bwMode="auto">
                     <a:xfrm>
                       <a:off x="0" y="0"/>
-                      <a:ext cx="933450" cy="996950"/>
+                      <a:ext cx="914400" cy="976604"/>
                     </a:xfrm>
                     <a:prstGeom prst="rect">
                       <a:avLst/>
@@ -45472,14 +45473,3152 @@
     </w:p>
     <w:p>
       <w:pPr>
+        <w:spacing w:after="200" w:line="276" w:lineRule="auto"/>
+        <w:rPr>
+          <w:rFonts w:ascii="TH SarabunPSK" w:hAnsi="TH SarabunPSK" w:cs="TH SarabunPSK"/>
+          <w:sz w:val="32"/>
+          <w:szCs w:val="32"/>
+        </w:rPr>
+      </w:pPr>
+      <w:r>
+        <w:rPr>
+          <w:rFonts w:ascii="TH SarabunPSK" w:hAnsi="TH SarabunPSK" w:cs="TH SarabunPSK"/>
+          <w:sz w:val="32"/>
+          <w:szCs w:val="32"/>
+        </w:rPr>
+        <w:br w:type="page"/>
+      </w:r>
+    </w:p>
+    <w:p>
+      <w:pPr>
         <w:ind w:left="720" w:hanging="720"/>
         <w:rPr>
           <w:rFonts w:ascii="TH SarabunPSK" w:hAnsi="TH SarabunPSK" w:cs="TH SarabunPSK"/>
-          <w:sz w:val="32"/>
-          <w:szCs w:val="32"/>
-          <w:cs/>
-        </w:rPr>
-      </w:pPr>
+          <w:b/>
+          <w:bCs/>
+          <w:sz w:val="32"/>
+          <w:szCs w:val="32"/>
+        </w:rPr>
+      </w:pPr>
+      <w:r>
+        <w:rPr>
+          <w:rFonts w:ascii="TH SarabunPSK" w:hAnsi="TH SarabunPSK" w:cs="TH SarabunPSK"/>
+          <w:noProof/>
+          <w:sz w:val="32"/>
+          <w:szCs w:val="32"/>
+        </w:rPr>
+        <w:lastRenderedPageBreak/>
+        <w:drawing>
+          <wp:anchor distT="0" distB="0" distL="114300" distR="114300" simplePos="0" relativeHeight="251672576" behindDoc="1" locked="0" layoutInCell="1" allowOverlap="1" wp14:anchorId="46135EB7" wp14:editId="793C519E">
+            <wp:simplePos x="0" y="0"/>
+            <wp:positionH relativeFrom="column">
+              <wp:posOffset>4362450</wp:posOffset>
+            </wp:positionH>
+            <wp:positionV relativeFrom="page">
+              <wp:posOffset>761365</wp:posOffset>
+            </wp:positionV>
+            <wp:extent cx="914400" cy="1118192"/>
+            <wp:effectExtent l="0" t="0" r="0" b="6350"/>
+            <wp:wrapNone/>
+            <wp:docPr id="46276151" name="Picture 7"/>
+            <wp:cNvGraphicFramePr>
+              <a:graphicFrameLocks xmlns:a="http://schemas.openxmlformats.org/drawingml/2006/main" noChangeAspect="1"/>
+            </wp:cNvGraphicFramePr>
+            <a:graphic xmlns:a="http://schemas.openxmlformats.org/drawingml/2006/main">
+              <a:graphicData uri="http://schemas.openxmlformats.org/drawingml/2006/picture">
+                <pic:pic xmlns:pic="http://schemas.openxmlformats.org/drawingml/2006/picture">
+                  <pic:nvPicPr>
+                    <pic:cNvPr id="0" name="Picture 1"/>
+                    <pic:cNvPicPr>
+                      <a:picLocks noChangeAspect="1" noChangeArrowheads="1"/>
+                    </pic:cNvPicPr>
+                  </pic:nvPicPr>
+                  <pic:blipFill>
+                    <a:blip r:embed="rId32" cstate="print">
+                      <a:extLst>
+                        <a:ext uri="{28A0092B-C50C-407E-A947-70E740481C1C}">
+                          <a14:useLocalDpi xmlns:a14="http://schemas.microsoft.com/office/drawing/2010/main" val="0"/>
+                        </a:ext>
+                      </a:extLst>
+                    </a:blip>
+                    <a:srcRect/>
+                    <a:stretch>
+                      <a:fillRect/>
+                    </a:stretch>
+                  </pic:blipFill>
+                  <pic:spPr bwMode="auto">
+                    <a:xfrm>
+                      <a:off x="0" y="0"/>
+                      <a:ext cx="914400" cy="1118192"/>
+                    </a:xfrm>
+                    <a:prstGeom prst="rect">
+                      <a:avLst/>
+                    </a:prstGeom>
+                    <a:noFill/>
+                  </pic:spPr>
+                </pic:pic>
+              </a:graphicData>
+            </a:graphic>
+            <wp14:sizeRelH relativeFrom="page">
+              <wp14:pctWidth>0</wp14:pctWidth>
+            </wp14:sizeRelH>
+            <wp14:sizeRelV relativeFrom="page">
+              <wp14:pctHeight>0</wp14:pctHeight>
+            </wp14:sizeRelV>
+          </wp:anchor>
+        </w:drawing>
+      </w:r>
+      <w:r>
+        <w:rPr>
+          <w:rFonts w:ascii="TH SarabunPSK" w:hAnsi="TH SarabunPSK" w:cs="TH SarabunPSK"/>
+          <w:b/>
+          <w:bCs/>
+          <w:sz w:val="32"/>
+          <w:szCs w:val="32"/>
+          <w:cs/>
+        </w:rPr>
+        <w:t>ชื่อ – สกุล</w:t>
+      </w:r>
+      <w:r>
+        <w:rPr>
+          <w:rFonts w:ascii="TH SarabunPSK" w:hAnsi="TH SarabunPSK" w:cs="TH SarabunPSK"/>
+          <w:b/>
+          <w:bCs/>
+          <w:sz w:val="32"/>
+          <w:szCs w:val="32"/>
+          <w:cs/>
+        </w:rPr>
+        <w:tab/>
+      </w:r>
+      <w:r>
+        <w:rPr>
+          <w:rFonts w:ascii="TH SarabunPSK" w:hAnsi="TH SarabunPSK" w:cs="TH SarabunPSK"/>
+          <w:b/>
+          <w:bCs/>
+          <w:sz w:val="32"/>
+          <w:szCs w:val="32"/>
+          <w:cs/>
+        </w:rPr>
+        <w:tab/>
+      </w:r>
+      <w:r>
+        <w:rPr>
+          <w:rFonts w:ascii="TH SarabunPSK" w:hAnsi="TH SarabunPSK" w:cs="TH SarabunPSK"/>
+          <w:sz w:val="32"/>
+          <w:szCs w:val="32"/>
+          <w:cs/>
+        </w:rPr>
+        <w:t>ประณมกร อัมพรพรรดิ์</w:t>
+      </w:r>
+    </w:p>
+    <w:p>
+      <w:pPr>
+        <w:ind w:left="720" w:hanging="720"/>
+        <w:rPr>
+          <w:rFonts w:ascii="TH SarabunPSK" w:hAnsi="TH SarabunPSK" w:cs="TH SarabunPSK"/>
+          <w:b/>
+          <w:bCs/>
+          <w:sz w:val="32"/>
+          <w:szCs w:val="32"/>
+          <w:cs/>
+        </w:rPr>
+      </w:pPr>
+      <w:r>
+        <w:rPr>
+          <w:rFonts w:ascii="TH SarabunPSK" w:hAnsi="TH SarabunPSK" w:cs="TH SarabunPSK"/>
+          <w:b/>
+          <w:bCs/>
+          <w:sz w:val="32"/>
+          <w:szCs w:val="32"/>
+          <w:cs/>
+        </w:rPr>
+        <w:t>ตำแหน่งทางวิชาการ</w:t>
+      </w:r>
+      <w:r>
+        <w:rPr>
+          <w:rFonts w:ascii="TH SarabunPSK" w:hAnsi="TH SarabunPSK" w:cs="TH SarabunPSK"/>
+          <w:b/>
+          <w:bCs/>
+          <w:sz w:val="32"/>
+          <w:szCs w:val="32"/>
+          <w:cs/>
+        </w:rPr>
+        <w:tab/>
+      </w:r>
+      <w:r>
+        <w:rPr>
+          <w:rFonts w:ascii="TH SarabunPSK" w:hAnsi="TH SarabunPSK" w:cs="TH SarabunPSK"/>
+          <w:sz w:val="32"/>
+          <w:szCs w:val="32"/>
+          <w:cs/>
+        </w:rPr>
+        <w:t>อาจารย์</w:t>
+      </w:r>
+    </w:p>
+    <w:p>
+      <w:pPr>
+        <w:ind w:left="720" w:hanging="720"/>
+        <w:rPr>
+          <w:rFonts w:ascii="TH SarabunPSK" w:hAnsi="TH SarabunPSK" w:cs="TH SarabunPSK"/>
+          <w:sz w:val="32"/>
+          <w:szCs w:val="32"/>
+        </w:rPr>
+      </w:pPr>
+      <w:r>
+        <w:rPr>
+          <w:rFonts w:ascii="TH SarabunPSK" w:hAnsi="TH SarabunPSK" w:cs="TH SarabunPSK"/>
+          <w:b/>
+          <w:bCs/>
+          <w:sz w:val="32"/>
+          <w:szCs w:val="32"/>
+          <w:cs/>
+        </w:rPr>
+        <w:t>สังกัด/หน่วยงาน</w:t>
+      </w:r>
+      <w:r>
+        <w:rPr>
+          <w:rFonts w:ascii="TH SarabunPSK" w:hAnsi="TH SarabunPSK" w:cs="TH SarabunPSK"/>
+          <w:b/>
+          <w:bCs/>
+          <w:sz w:val="32"/>
+          <w:szCs w:val="32"/>
+          <w:cs/>
+        </w:rPr>
+        <w:tab/>
+      </w:r>
+      <w:r>
+        <w:rPr>
+          <w:rFonts w:ascii="TH SarabunPSK" w:hAnsi="TH SarabunPSK" w:cs="TH SarabunPSK"/>
+          <w:sz w:val="32"/>
+          <w:szCs w:val="32"/>
+          <w:cs/>
+        </w:rPr>
+        <w:t>หลักสูตรวิทยาการคอมพิวเตอร์ คณะวิทยาศาสตร์และเทคโนโลยี</w:t>
+      </w:r>
+    </w:p>
+    <w:p>
+      <w:pPr>
+        <w:ind w:left="720" w:hanging="720"/>
+        <w:rPr>
+          <w:rFonts w:ascii="TH SarabunPSK" w:hAnsi="TH SarabunPSK" w:cs="TH SarabunPSK"/>
+          <w:sz w:val="32"/>
+          <w:szCs w:val="32"/>
+        </w:rPr>
+      </w:pPr>
+      <w:r>
+        <w:rPr>
+          <w:rFonts w:ascii="TH SarabunPSK" w:hAnsi="TH SarabunPSK" w:cs="TH SarabunPSK"/>
+          <w:sz w:val="32"/>
+          <w:szCs w:val="32"/>
+          <w:cs/>
+        </w:rPr>
+        <w:tab/>
+      </w:r>
+      <w:r>
+        <w:rPr>
+          <w:rFonts w:ascii="TH SarabunPSK" w:hAnsi="TH SarabunPSK" w:cs="TH SarabunPSK"/>
+          <w:sz w:val="32"/>
+          <w:szCs w:val="32"/>
+          <w:cs/>
+        </w:rPr>
+        <w:tab/>
+      </w:r>
+      <w:r>
+        <w:rPr>
+          <w:rFonts w:ascii="TH SarabunPSK" w:hAnsi="TH SarabunPSK" w:cs="TH SarabunPSK"/>
+          <w:sz w:val="32"/>
+          <w:szCs w:val="32"/>
+          <w:cs/>
+        </w:rPr>
+        <w:tab/>
+        <w:t>มหาวิทยาลัยราชภัฏวไลยอลงกรณ์ ในพระบรมราชูปถัมภ์</w:t>
+      </w:r>
+    </w:p>
+    <w:p>
+      <w:pPr>
+        <w:ind w:left="720" w:hanging="720"/>
+        <w:rPr>
+          <w:rFonts w:ascii="TH SarabunPSK" w:hAnsi="TH SarabunPSK" w:cs="TH SarabunPSK"/>
+          <w:b/>
+          <w:bCs/>
+          <w:sz w:val="32"/>
+          <w:szCs w:val="32"/>
+          <w:cs/>
+        </w:rPr>
+      </w:pPr>
+      <w:r>
+        <w:rPr>
+          <w:rFonts w:ascii="TH SarabunPSK" w:hAnsi="TH SarabunPSK" w:cs="TH SarabunPSK"/>
+          <w:b/>
+          <w:bCs/>
+          <w:sz w:val="32"/>
+          <w:szCs w:val="32"/>
+          <w:cs/>
+        </w:rPr>
+        <w:t>ประวัติการศึกษา</w:t>
+      </w:r>
+      <w:r>
+        <w:rPr>
+          <w:rFonts w:ascii="TH SarabunPSK" w:hAnsi="TH SarabunPSK" w:cs="TH SarabunPSK"/>
+          <w:b/>
+          <w:bCs/>
+          <w:sz w:val="32"/>
+          <w:szCs w:val="32"/>
+          <w:cs/>
+        </w:rPr>
+        <w:tab/>
+      </w:r>
+    </w:p>
+    <w:tbl>
+      <w:tblPr>
+        <w:tblStyle w:val="TableGrid"/>
+        <w:tblW w:w="0" w:type="auto"/>
+        <w:tblBorders>
+          <w:left w:val="none" w:sz="0" w:space="0" w:color="auto"/>
+          <w:right w:val="none" w:sz="0" w:space="0" w:color="auto"/>
+        </w:tblBorders>
+        <w:tblLook w:val="04A0" w:firstRow="1" w:lastRow="0" w:firstColumn="1" w:lastColumn="0" w:noHBand="0" w:noVBand="1"/>
+      </w:tblPr>
+      <w:tblGrid>
+        <w:gridCol w:w="3228"/>
+        <w:gridCol w:w="3293"/>
+        <w:gridCol w:w="1785"/>
+      </w:tblGrid>
+      <w:tr>
+        <w:tc>
+          <w:tcPr>
+            <w:tcW w:w="3228" w:type="dxa"/>
+            <w:tcBorders>
+              <w:top w:val="single" w:sz="4" w:space="0" w:color="auto"/>
+              <w:left w:val="nil"/>
+              <w:bottom w:val="single" w:sz="4" w:space="0" w:color="auto"/>
+              <w:right w:val="single" w:sz="4" w:space="0" w:color="auto"/>
+            </w:tcBorders>
+            <w:hideMark/>
+          </w:tcPr>
+          <w:p>
+            <w:pPr>
+              <w:ind w:left="720" w:hanging="720"/>
+              <w:rPr>
+                <w:rFonts w:ascii="TH SarabunPSK" w:hAnsi="TH SarabunPSK" w:cs="TH SarabunPSK"/>
+                <w:sz w:val="32"/>
+                <w:szCs w:val="32"/>
+                <w:cs/>
+              </w:rPr>
+            </w:pPr>
+            <w:r>
+              <w:rPr>
+                <w:rFonts w:ascii="TH SarabunPSK" w:hAnsi="TH SarabunPSK" w:cs="TH SarabunPSK"/>
+                <w:sz w:val="32"/>
+                <w:szCs w:val="32"/>
+                <w:cs/>
+              </w:rPr>
+              <w:t>วุฒิการศึกษา</w:t>
+            </w:r>
+          </w:p>
+        </w:tc>
+        <w:tc>
+          <w:tcPr>
+            <w:tcW w:w="3293" w:type="dxa"/>
+            <w:tcBorders>
+              <w:top w:val="single" w:sz="4" w:space="0" w:color="auto"/>
+              <w:left w:val="single" w:sz="4" w:space="0" w:color="auto"/>
+              <w:bottom w:val="single" w:sz="4" w:space="0" w:color="auto"/>
+              <w:right w:val="single" w:sz="4" w:space="0" w:color="auto"/>
+            </w:tcBorders>
+            <w:hideMark/>
+          </w:tcPr>
+          <w:p>
+            <w:pPr>
+              <w:ind w:left="720" w:hanging="720"/>
+              <w:rPr>
+                <w:rFonts w:ascii="TH SarabunPSK" w:hAnsi="TH SarabunPSK" w:cs="TH SarabunPSK"/>
+                <w:sz w:val="32"/>
+                <w:szCs w:val="32"/>
+              </w:rPr>
+            </w:pPr>
+            <w:r>
+              <w:rPr>
+                <w:rFonts w:ascii="TH SarabunPSK" w:hAnsi="TH SarabunPSK" w:cs="TH SarabunPSK"/>
+                <w:sz w:val="32"/>
+                <w:szCs w:val="32"/>
+                <w:cs/>
+              </w:rPr>
+              <w:t>สถาบัน</w:t>
+            </w:r>
+          </w:p>
+        </w:tc>
+        <w:tc>
+          <w:tcPr>
+            <w:tcW w:w="1785" w:type="dxa"/>
+            <w:tcBorders>
+              <w:top w:val="single" w:sz="4" w:space="0" w:color="auto"/>
+              <w:left w:val="single" w:sz="4" w:space="0" w:color="auto"/>
+              <w:bottom w:val="single" w:sz="4" w:space="0" w:color="auto"/>
+              <w:right w:val="nil"/>
+            </w:tcBorders>
+            <w:hideMark/>
+          </w:tcPr>
+          <w:p>
+            <w:pPr>
+              <w:ind w:left="720" w:hanging="720"/>
+              <w:rPr>
+                <w:rFonts w:ascii="TH SarabunPSK" w:hAnsi="TH SarabunPSK" w:cs="TH SarabunPSK"/>
+                <w:sz w:val="32"/>
+                <w:szCs w:val="32"/>
+              </w:rPr>
+            </w:pPr>
+            <w:r>
+              <w:rPr>
+                <w:rFonts w:ascii="TH SarabunPSK" w:hAnsi="TH SarabunPSK" w:cs="TH SarabunPSK"/>
+                <w:sz w:val="32"/>
+                <w:szCs w:val="32"/>
+                <w:cs/>
+              </w:rPr>
+              <w:t>ปีที่จบการศึกษา</w:t>
+            </w:r>
+          </w:p>
+        </w:tc>
+      </w:tr>
+      <w:tr>
+        <w:tc>
+          <w:tcPr>
+            <w:tcW w:w="3228" w:type="dxa"/>
+            <w:tcBorders>
+              <w:top w:val="single" w:sz="4" w:space="0" w:color="auto"/>
+              <w:left w:val="nil"/>
+              <w:bottom w:val="single" w:sz="4" w:space="0" w:color="auto"/>
+              <w:right w:val="single" w:sz="4" w:space="0" w:color="auto"/>
+            </w:tcBorders>
+            <w:hideMark/>
+          </w:tcPr>
+          <w:p>
+            <w:pPr>
+              <w:ind w:left="720" w:hanging="720"/>
+              <w:rPr>
+                <w:rFonts w:ascii="TH SarabunPSK" w:hAnsi="TH SarabunPSK" w:cs="TH SarabunPSK"/>
+                <w:sz w:val="32"/>
+                <w:szCs w:val="32"/>
+              </w:rPr>
+            </w:pPr>
+            <w:r>
+              <w:rPr>
+                <w:rFonts w:ascii="TH SarabunPSK" w:hAnsi="TH SarabunPSK" w:cs="TH SarabunPSK"/>
+                <w:sz w:val="32"/>
+                <w:szCs w:val="32"/>
+              </w:rPr>
+              <w:t>Ph.D. (Computer Science and Information System)</w:t>
+            </w:r>
+          </w:p>
+        </w:tc>
+        <w:tc>
+          <w:tcPr>
+            <w:tcW w:w="3293" w:type="dxa"/>
+            <w:tcBorders>
+              <w:top w:val="single" w:sz="4" w:space="0" w:color="auto"/>
+              <w:left w:val="single" w:sz="4" w:space="0" w:color="auto"/>
+              <w:bottom w:val="single" w:sz="4" w:space="0" w:color="auto"/>
+              <w:right w:val="single" w:sz="4" w:space="0" w:color="auto"/>
+            </w:tcBorders>
+            <w:hideMark/>
+          </w:tcPr>
+          <w:p>
+            <w:pPr>
+              <w:ind w:left="720" w:hanging="720"/>
+              <w:rPr>
+                <w:rFonts w:ascii="TH SarabunPSK" w:hAnsi="TH SarabunPSK" w:cs="TH SarabunPSK"/>
+                <w:sz w:val="32"/>
+                <w:szCs w:val="32"/>
+              </w:rPr>
+            </w:pPr>
+            <w:r>
+              <w:rPr>
+                <w:rFonts w:ascii="TH SarabunPSK" w:hAnsi="TH SarabunPSK" w:cs="TH SarabunPSK"/>
+                <w:sz w:val="32"/>
+                <w:szCs w:val="32"/>
+              </w:rPr>
+              <w:t>National Institute Development of Administration (NIDA), Thailand</w:t>
+            </w:r>
+          </w:p>
+        </w:tc>
+        <w:tc>
+          <w:tcPr>
+            <w:tcW w:w="1785" w:type="dxa"/>
+            <w:tcBorders>
+              <w:top w:val="single" w:sz="4" w:space="0" w:color="auto"/>
+              <w:left w:val="single" w:sz="4" w:space="0" w:color="auto"/>
+              <w:bottom w:val="single" w:sz="4" w:space="0" w:color="auto"/>
+              <w:right w:val="nil"/>
+            </w:tcBorders>
+            <w:hideMark/>
+          </w:tcPr>
+          <w:p>
+            <w:pPr>
+              <w:ind w:left="720" w:hanging="720"/>
+              <w:rPr>
+                <w:rFonts w:ascii="TH SarabunPSK" w:hAnsi="TH SarabunPSK" w:cs="TH SarabunPSK"/>
+                <w:sz w:val="32"/>
+                <w:szCs w:val="32"/>
+              </w:rPr>
+            </w:pPr>
+            <w:r>
+              <w:rPr>
+                <w:rFonts w:ascii="TH SarabunPSK" w:hAnsi="TH SarabunPSK" w:cs="TH SarabunPSK"/>
+                <w:sz w:val="32"/>
+                <w:szCs w:val="32"/>
+              </w:rPr>
+              <w:t>2563</w:t>
+            </w:r>
+          </w:p>
+        </w:tc>
+      </w:tr>
+      <w:tr>
+        <w:tc>
+          <w:tcPr>
+            <w:tcW w:w="3228" w:type="dxa"/>
+            <w:tcBorders>
+              <w:top w:val="single" w:sz="4" w:space="0" w:color="auto"/>
+              <w:left w:val="nil"/>
+              <w:bottom w:val="single" w:sz="4" w:space="0" w:color="auto"/>
+              <w:right w:val="single" w:sz="4" w:space="0" w:color="auto"/>
+            </w:tcBorders>
+            <w:hideMark/>
+          </w:tcPr>
+          <w:p>
+            <w:pPr>
+              <w:ind w:left="720" w:hanging="720"/>
+              <w:rPr>
+                <w:rFonts w:ascii="TH SarabunPSK" w:hAnsi="TH SarabunPSK" w:cs="TH SarabunPSK"/>
+                <w:sz w:val="32"/>
+                <w:szCs w:val="32"/>
+              </w:rPr>
+            </w:pPr>
+            <w:r>
+              <w:rPr>
+                <w:rFonts w:ascii="TH SarabunPSK" w:hAnsi="TH SarabunPSK" w:cs="TH SarabunPSK"/>
+                <w:sz w:val="32"/>
+                <w:szCs w:val="32"/>
+              </w:rPr>
+              <w:t xml:space="preserve">Master of Information Sciences (Database Systems), </w:t>
+            </w:r>
+            <w:proofErr w:type="spellStart"/>
+            <w:proofErr w:type="gramStart"/>
+            <w:r>
+              <w:rPr>
+                <w:rFonts w:ascii="TH SarabunPSK" w:hAnsi="TH SarabunPSK" w:cs="TH SarabunPSK"/>
+                <w:sz w:val="32"/>
+                <w:szCs w:val="32"/>
+              </w:rPr>
+              <w:t>M.Infsc</w:t>
+            </w:r>
+            <w:proofErr w:type="spellEnd"/>
+            <w:proofErr w:type="gramEnd"/>
+          </w:p>
+        </w:tc>
+        <w:tc>
+          <w:tcPr>
+            <w:tcW w:w="3293" w:type="dxa"/>
+            <w:tcBorders>
+              <w:top w:val="single" w:sz="4" w:space="0" w:color="auto"/>
+              <w:left w:val="single" w:sz="4" w:space="0" w:color="auto"/>
+              <w:bottom w:val="single" w:sz="4" w:space="0" w:color="auto"/>
+              <w:right w:val="single" w:sz="4" w:space="0" w:color="auto"/>
+            </w:tcBorders>
+            <w:hideMark/>
+          </w:tcPr>
+          <w:p>
+            <w:pPr>
+              <w:ind w:left="720" w:hanging="720"/>
+              <w:rPr>
+                <w:rFonts w:ascii="TH SarabunPSK" w:hAnsi="TH SarabunPSK" w:cs="TH SarabunPSK"/>
+                <w:sz w:val="32"/>
+                <w:szCs w:val="32"/>
+                <w:cs/>
+              </w:rPr>
+            </w:pPr>
+            <w:r>
+              <w:rPr>
+                <w:rFonts w:ascii="TH SarabunPSK" w:hAnsi="TH SarabunPSK" w:cs="TH SarabunPSK"/>
+                <w:sz w:val="32"/>
+                <w:szCs w:val="32"/>
+              </w:rPr>
+              <w:t>The University of New South Wales, Australia</w:t>
+            </w:r>
+          </w:p>
+        </w:tc>
+        <w:tc>
+          <w:tcPr>
+            <w:tcW w:w="1785" w:type="dxa"/>
+            <w:tcBorders>
+              <w:top w:val="single" w:sz="4" w:space="0" w:color="auto"/>
+              <w:left w:val="single" w:sz="4" w:space="0" w:color="auto"/>
+              <w:bottom w:val="single" w:sz="4" w:space="0" w:color="auto"/>
+              <w:right w:val="nil"/>
+            </w:tcBorders>
+            <w:hideMark/>
+          </w:tcPr>
+          <w:p>
+            <w:pPr>
+              <w:ind w:left="720" w:hanging="720"/>
+              <w:rPr>
+                <w:rFonts w:ascii="TH SarabunPSK" w:hAnsi="TH SarabunPSK" w:cs="TH SarabunPSK"/>
+                <w:sz w:val="32"/>
+                <w:szCs w:val="32"/>
+                <w:cs/>
+              </w:rPr>
+            </w:pPr>
+            <w:r>
+              <w:rPr>
+                <w:rFonts w:ascii="TH SarabunPSK" w:hAnsi="TH SarabunPSK" w:cs="TH SarabunPSK"/>
+                <w:sz w:val="32"/>
+                <w:szCs w:val="32"/>
+              </w:rPr>
+              <w:t>2543</w:t>
+            </w:r>
+          </w:p>
+        </w:tc>
+      </w:tr>
+      <w:tr>
+        <w:tc>
+          <w:tcPr>
+            <w:tcW w:w="3228" w:type="dxa"/>
+            <w:tcBorders>
+              <w:top w:val="single" w:sz="4" w:space="0" w:color="auto"/>
+              <w:left w:val="nil"/>
+              <w:bottom w:val="single" w:sz="4" w:space="0" w:color="auto"/>
+              <w:right w:val="single" w:sz="4" w:space="0" w:color="auto"/>
+            </w:tcBorders>
+            <w:hideMark/>
+          </w:tcPr>
+          <w:p>
+            <w:pPr>
+              <w:ind w:left="720" w:hanging="720"/>
+              <w:rPr>
+                <w:rFonts w:ascii="TH SarabunPSK" w:hAnsi="TH SarabunPSK" w:cs="TH SarabunPSK"/>
+                <w:sz w:val="32"/>
+                <w:szCs w:val="32"/>
+                <w:cs/>
+              </w:rPr>
+            </w:pPr>
+            <w:r>
+              <w:rPr>
+                <w:rFonts w:ascii="TH SarabunPSK" w:hAnsi="TH SarabunPSK" w:cs="TH SarabunPSK"/>
+                <w:sz w:val="32"/>
+                <w:szCs w:val="32"/>
+              </w:rPr>
+              <w:t xml:space="preserve">Bachelor of Science </w:t>
+            </w:r>
+          </w:p>
+          <w:p>
+            <w:pPr>
+              <w:ind w:left="720" w:hanging="720"/>
+              <w:rPr>
+                <w:rFonts w:ascii="TH SarabunPSK" w:hAnsi="TH SarabunPSK" w:cs="TH SarabunPSK"/>
+                <w:sz w:val="32"/>
+                <w:szCs w:val="32"/>
+              </w:rPr>
+            </w:pPr>
+            <w:r>
+              <w:rPr>
+                <w:rFonts w:ascii="TH SarabunPSK" w:hAnsi="TH SarabunPSK" w:cs="TH SarabunPSK"/>
+                <w:sz w:val="32"/>
+                <w:szCs w:val="32"/>
+              </w:rPr>
+              <w:t>(Computer Science)</w:t>
+            </w:r>
+          </w:p>
+        </w:tc>
+        <w:tc>
+          <w:tcPr>
+            <w:tcW w:w="3293" w:type="dxa"/>
+            <w:tcBorders>
+              <w:top w:val="single" w:sz="4" w:space="0" w:color="auto"/>
+              <w:left w:val="single" w:sz="4" w:space="0" w:color="auto"/>
+              <w:bottom w:val="single" w:sz="4" w:space="0" w:color="auto"/>
+              <w:right w:val="single" w:sz="4" w:space="0" w:color="auto"/>
+            </w:tcBorders>
+            <w:hideMark/>
+          </w:tcPr>
+          <w:p>
+            <w:pPr>
+              <w:ind w:left="720" w:hanging="720"/>
+              <w:rPr>
+                <w:rFonts w:ascii="TH SarabunPSK" w:hAnsi="TH SarabunPSK" w:cs="TH SarabunPSK"/>
+                <w:sz w:val="32"/>
+                <w:szCs w:val="32"/>
+              </w:rPr>
+            </w:pPr>
+            <w:r>
+              <w:rPr>
+                <w:rFonts w:ascii="TH SarabunPSK" w:hAnsi="TH SarabunPSK" w:cs="TH SarabunPSK"/>
+                <w:sz w:val="32"/>
+                <w:szCs w:val="32"/>
+              </w:rPr>
+              <w:t>Mahidol University, Thailand</w:t>
+            </w:r>
+          </w:p>
+        </w:tc>
+        <w:tc>
+          <w:tcPr>
+            <w:tcW w:w="1785" w:type="dxa"/>
+            <w:tcBorders>
+              <w:top w:val="single" w:sz="4" w:space="0" w:color="auto"/>
+              <w:left w:val="single" w:sz="4" w:space="0" w:color="auto"/>
+              <w:bottom w:val="single" w:sz="4" w:space="0" w:color="auto"/>
+              <w:right w:val="nil"/>
+            </w:tcBorders>
+            <w:hideMark/>
+          </w:tcPr>
+          <w:p>
+            <w:pPr>
+              <w:ind w:left="720" w:hanging="720"/>
+              <w:rPr>
+                <w:rFonts w:ascii="TH SarabunPSK" w:hAnsi="TH SarabunPSK" w:cs="TH SarabunPSK"/>
+                <w:sz w:val="32"/>
+                <w:szCs w:val="32"/>
+              </w:rPr>
+            </w:pPr>
+            <w:r>
+              <w:rPr>
+                <w:rFonts w:ascii="TH SarabunPSK" w:hAnsi="TH SarabunPSK" w:cs="TH SarabunPSK"/>
+                <w:sz w:val="32"/>
+                <w:szCs w:val="32"/>
+              </w:rPr>
+              <w:t>2540</w:t>
+            </w:r>
+          </w:p>
+        </w:tc>
+      </w:tr>
+    </w:tbl>
+    <w:p>
+      <w:pPr>
+        <w:ind w:left="720" w:hanging="720"/>
+        <w:rPr>
+          <w:rFonts w:ascii="TH SarabunPSK" w:hAnsi="TH SarabunPSK" w:cs="TH SarabunPSK"/>
+          <w:b/>
+          <w:bCs/>
+          <w:sz w:val="32"/>
+          <w:szCs w:val="32"/>
+          <w:cs/>
+        </w:rPr>
+      </w:pPr>
+    </w:p>
+    <w:p>
+      <w:pPr>
+        <w:ind w:left="720" w:hanging="720"/>
+        <w:rPr>
+          <w:rFonts w:ascii="TH SarabunPSK" w:hAnsi="TH SarabunPSK" w:cs="TH SarabunPSK"/>
+          <w:b/>
+          <w:bCs/>
+          <w:sz w:val="32"/>
+          <w:szCs w:val="32"/>
+        </w:rPr>
+      </w:pPr>
+      <w:r>
+        <w:rPr>
+          <w:rFonts w:ascii="TH SarabunPSK" w:hAnsi="TH SarabunPSK" w:cs="TH SarabunPSK"/>
+          <w:b/>
+          <w:bCs/>
+          <w:sz w:val="32"/>
+          <w:szCs w:val="32"/>
+          <w:cs/>
+        </w:rPr>
+        <w:t>งานวิจัย</w:t>
+      </w:r>
+      <w:r>
+        <w:rPr>
+          <w:rFonts w:ascii="TH SarabunPSK" w:hAnsi="TH SarabunPSK" w:cs="TH SarabunPSK"/>
+          <w:i/>
+          <w:iCs/>
+          <w:sz w:val="32"/>
+          <w:szCs w:val="32"/>
+          <w:cs/>
+        </w:rPr>
+        <w:t xml:space="preserve"> </w:t>
+      </w:r>
+    </w:p>
+    <w:p>
+      <w:pPr>
+        <w:ind w:left="720" w:hanging="720"/>
+        <w:jc w:val="thaiDistribute"/>
+        <w:rPr>
+          <w:rFonts w:ascii="TH SarabunPSK" w:hAnsi="TH SarabunPSK" w:cs="TH SarabunPSK"/>
+          <w:sz w:val="32"/>
+          <w:szCs w:val="32"/>
+        </w:rPr>
+      </w:pPr>
+      <w:r>
+        <w:rPr>
+          <w:rFonts w:ascii="TH SarabunPSK" w:hAnsi="TH SarabunPSK" w:cs="TH SarabunPSK"/>
+          <w:sz w:val="32"/>
+          <w:szCs w:val="32"/>
+          <w:cs/>
+        </w:rPr>
+        <w:t>ประณมกร อัมพรพรรดิ์. (2025). การจำแนกความรุนแรนของอุบัติเหตุทางถนนในประเทศไทยด้วยเทคนิคการจัดกลุ่มแบบเคมีนส์และต้นไม้ตัดสินใจ. วารสารเทคโนโลยีสารสนเทศและนวัตกรรม</w:t>
+      </w:r>
+      <w:r>
+        <w:rPr>
+          <w:rFonts w:ascii="TH SarabunPSK" w:hAnsi="TH SarabunPSK" w:cs="TH SarabunPSK"/>
+          <w:sz w:val="32"/>
+          <w:szCs w:val="32"/>
+        </w:rPr>
+        <w:t xml:space="preserve">, 24(2), </w:t>
+      </w:r>
+      <w:r>
+        <w:rPr>
+          <w:rFonts w:ascii="TH SarabunPSK" w:hAnsi="TH SarabunPSK" w:cs="TH SarabunPSK"/>
+          <w:sz w:val="32"/>
+          <w:szCs w:val="32"/>
+          <w:cs/>
+        </w:rPr>
+        <w:t>หน้า 76-89.</w:t>
+      </w:r>
+    </w:p>
+    <w:p>
+      <w:pPr>
+        <w:ind w:left="720" w:hanging="720"/>
+        <w:jc w:val="thaiDistribute"/>
+        <w:rPr>
+          <w:rFonts w:ascii="TH SarabunPSK" w:hAnsi="TH SarabunPSK" w:cs="TH SarabunPSK"/>
+          <w:sz w:val="32"/>
+          <w:szCs w:val="32"/>
+        </w:rPr>
+      </w:pPr>
+      <w:r>
+        <w:rPr>
+          <w:rFonts w:ascii="TH SarabunPSK" w:hAnsi="TH SarabunPSK" w:cs="TH SarabunPSK"/>
+          <w:sz w:val="32"/>
+          <w:szCs w:val="32"/>
+          <w:cs/>
+        </w:rPr>
+        <w:t>ประณมกร อัมพรพรรดิ์ และพลฤทธิ์ อ้อมชมภู. (</w:t>
+      </w:r>
+      <w:r>
+        <w:rPr>
+          <w:rFonts w:ascii="TH SarabunPSK" w:hAnsi="TH SarabunPSK" w:cs="TH SarabunPSK"/>
+          <w:sz w:val="32"/>
+          <w:szCs w:val="32"/>
+        </w:rPr>
+        <w:t>2022</w:t>
+      </w:r>
+      <w:r>
+        <w:rPr>
+          <w:rFonts w:ascii="TH SarabunPSK" w:hAnsi="TH SarabunPSK" w:cs="TH SarabunPSK"/>
+          <w:sz w:val="32"/>
+          <w:szCs w:val="32"/>
+          <w:cs/>
+        </w:rPr>
+        <w:t xml:space="preserve">). การพัฒนาแอปพลิเคชันติดตามการเข้า ออกของพนักงานในสถานประกอบการ กรณี ศึกษา บริษัท ควอลิตี้ คอนสตรัคชั่นโปรดัคส์ จำกัด  </w:t>
+      </w:r>
+      <w:r>
+        <w:rPr>
+          <w:rFonts w:ascii="TH SarabunPSK" w:hAnsi="TH SarabunPSK" w:cs="TH SarabunPSK"/>
+          <w:i/>
+          <w:iCs/>
+          <w:sz w:val="32"/>
+          <w:szCs w:val="32"/>
+          <w:cs/>
+        </w:rPr>
+        <w:t xml:space="preserve"> วารสารก้าวทันโลกวิทยาศาสตร์</w:t>
+      </w:r>
+      <w:r>
+        <w:rPr>
+          <w:rFonts w:ascii="TH SarabunPSK" w:hAnsi="TH SarabunPSK" w:cs="TH SarabunPSK"/>
+          <w:sz w:val="32"/>
+          <w:szCs w:val="32"/>
+        </w:rPr>
+        <w:t>, </w:t>
+      </w:r>
+      <w:r>
+        <w:rPr>
+          <w:rFonts w:ascii="TH SarabunPSK" w:hAnsi="TH SarabunPSK" w:cs="TH SarabunPSK"/>
+          <w:i/>
+          <w:iCs/>
+          <w:sz w:val="32"/>
+          <w:szCs w:val="32"/>
+        </w:rPr>
+        <w:t>22</w:t>
+      </w:r>
+      <w:r>
+        <w:rPr>
+          <w:rFonts w:ascii="TH SarabunPSK" w:hAnsi="TH SarabunPSK" w:cs="TH SarabunPSK"/>
+          <w:sz w:val="32"/>
+          <w:szCs w:val="32"/>
+        </w:rPr>
+        <w:t>(2), R101-R116.</w:t>
+      </w:r>
+    </w:p>
+    <w:p>
+      <w:pPr>
+        <w:ind w:left="720" w:hanging="720"/>
+        <w:jc w:val="thaiDistribute"/>
+        <w:rPr>
+          <w:rFonts w:ascii="TH SarabunPSK" w:hAnsi="TH SarabunPSK" w:cs="TH SarabunPSK"/>
+          <w:sz w:val="32"/>
+          <w:szCs w:val="32"/>
+        </w:rPr>
+      </w:pPr>
+      <w:proofErr w:type="spellStart"/>
+      <w:r>
+        <w:rPr>
+          <w:rFonts w:ascii="TH SarabunPSK" w:hAnsi="TH SarabunPSK" w:cs="TH SarabunPSK"/>
+          <w:sz w:val="32"/>
+          <w:szCs w:val="32"/>
+        </w:rPr>
+        <w:t>Ampornphan</w:t>
+      </w:r>
+      <w:proofErr w:type="spellEnd"/>
+      <w:r>
+        <w:rPr>
+          <w:rFonts w:ascii="TH SarabunPSK" w:hAnsi="TH SarabunPSK" w:cs="TH SarabunPSK"/>
+          <w:sz w:val="32"/>
+          <w:szCs w:val="32"/>
+        </w:rPr>
+        <w:t>, P. (2021). Association analysis of COVID-19 outbreak in Thailand using data mining techniques. </w:t>
+      </w:r>
+      <w:r>
+        <w:rPr>
+          <w:rFonts w:ascii="TH SarabunPSK" w:hAnsi="TH SarabunPSK" w:cs="TH SarabunPSK"/>
+          <w:i/>
+          <w:iCs/>
+          <w:sz w:val="32"/>
+          <w:szCs w:val="32"/>
+        </w:rPr>
+        <w:t>Asian Interdisciplinary and Sustainability Review</w:t>
+      </w:r>
+      <w:r>
+        <w:rPr>
+          <w:rFonts w:ascii="TH SarabunPSK" w:hAnsi="TH SarabunPSK" w:cs="TH SarabunPSK"/>
+          <w:sz w:val="32"/>
+          <w:szCs w:val="32"/>
+        </w:rPr>
+        <w:t>, </w:t>
+      </w:r>
+      <w:r>
+        <w:rPr>
+          <w:rFonts w:ascii="TH SarabunPSK" w:hAnsi="TH SarabunPSK" w:cs="TH SarabunPSK"/>
+          <w:i/>
+          <w:iCs/>
+          <w:sz w:val="32"/>
+          <w:szCs w:val="32"/>
+        </w:rPr>
+        <w:t>10</w:t>
+      </w:r>
+      <w:r>
+        <w:rPr>
+          <w:rFonts w:ascii="TH SarabunPSK" w:hAnsi="TH SarabunPSK" w:cs="TH SarabunPSK"/>
+          <w:sz w:val="32"/>
+          <w:szCs w:val="32"/>
+        </w:rPr>
+        <w:t>(2), 21-33.</w:t>
+      </w:r>
+    </w:p>
+    <w:p>
+      <w:pPr>
+        <w:ind w:left="720" w:hanging="720"/>
+        <w:jc w:val="thaiDistribute"/>
+        <w:rPr>
+          <w:rFonts w:ascii="TH SarabunPSK" w:hAnsi="TH SarabunPSK" w:cs="TH SarabunPSK"/>
+          <w:sz w:val="32"/>
+          <w:szCs w:val="32"/>
+        </w:rPr>
+      </w:pPr>
+      <w:proofErr w:type="spellStart"/>
+      <w:r>
+        <w:rPr>
+          <w:rFonts w:ascii="TH SarabunPSK" w:hAnsi="TH SarabunPSK" w:cs="TH SarabunPSK"/>
+          <w:sz w:val="32"/>
+          <w:szCs w:val="32"/>
+        </w:rPr>
+        <w:t>Ampornphan</w:t>
+      </w:r>
+      <w:proofErr w:type="spellEnd"/>
+      <w:r>
+        <w:rPr>
+          <w:rFonts w:ascii="TH SarabunPSK" w:hAnsi="TH SarabunPSK" w:cs="TH SarabunPSK"/>
+          <w:sz w:val="32"/>
+          <w:szCs w:val="32"/>
+        </w:rPr>
+        <w:t xml:space="preserve">, P., &amp; </w:t>
+      </w:r>
+      <w:proofErr w:type="spellStart"/>
+      <w:r>
+        <w:rPr>
+          <w:rFonts w:ascii="TH SarabunPSK" w:hAnsi="TH SarabunPSK" w:cs="TH SarabunPSK"/>
+          <w:sz w:val="32"/>
+          <w:szCs w:val="32"/>
+        </w:rPr>
+        <w:t>Tongngam</w:t>
+      </w:r>
+      <w:proofErr w:type="spellEnd"/>
+      <w:r>
+        <w:rPr>
+          <w:rFonts w:ascii="TH SarabunPSK" w:hAnsi="TH SarabunPSK" w:cs="TH SarabunPSK"/>
+          <w:sz w:val="32"/>
+          <w:szCs w:val="32"/>
+        </w:rPr>
+        <w:t xml:space="preserve">, S. (2020). Exploring technology </w:t>
+      </w:r>
+      <w:proofErr w:type="gramStart"/>
+      <w:r>
+        <w:rPr>
+          <w:rFonts w:ascii="TH SarabunPSK" w:hAnsi="TH SarabunPSK" w:cs="TH SarabunPSK"/>
+          <w:sz w:val="32"/>
+          <w:szCs w:val="32"/>
+        </w:rPr>
+        <w:t>influencers from</w:t>
+      </w:r>
+      <w:proofErr w:type="gramEnd"/>
+      <w:r>
+        <w:rPr>
+          <w:rFonts w:ascii="TH SarabunPSK" w:hAnsi="TH SarabunPSK" w:cs="TH SarabunPSK"/>
+          <w:sz w:val="32"/>
+          <w:szCs w:val="32"/>
+        </w:rPr>
+        <w:t xml:space="preserve"> patent data using association rule mining and social network</w:t>
+      </w:r>
+      <w:r>
+        <w:rPr>
+          <w:rFonts w:ascii="TH SarabunPSK" w:hAnsi="TH SarabunPSK" w:cs="TH SarabunPSK" w:hint="cs"/>
+          <w:sz w:val="32"/>
+          <w:szCs w:val="32"/>
+          <w:cs/>
+        </w:rPr>
+        <w:t xml:space="preserve"> </w:t>
+      </w:r>
+      <w:r>
+        <w:rPr>
+          <w:rFonts w:ascii="TH SarabunPSK" w:hAnsi="TH SarabunPSK" w:cs="TH SarabunPSK"/>
+          <w:sz w:val="32"/>
+          <w:szCs w:val="32"/>
+        </w:rPr>
+        <w:t>analysis.</w:t>
+      </w:r>
+      <w:r>
+        <w:rPr>
+          <w:rFonts w:ascii="TH SarabunPSK" w:hAnsi="TH SarabunPSK" w:cs="TH SarabunPSK" w:hint="cs"/>
+          <w:sz w:val="32"/>
+          <w:szCs w:val="32"/>
+          <w:cs/>
+        </w:rPr>
+        <w:t xml:space="preserve"> </w:t>
+      </w:r>
+      <w:r>
+        <w:rPr>
+          <w:rFonts w:ascii="TH SarabunPSK" w:hAnsi="TH SarabunPSK" w:cs="TH SarabunPSK"/>
+          <w:i/>
+          <w:iCs/>
+          <w:sz w:val="32"/>
+          <w:szCs w:val="32"/>
+        </w:rPr>
+        <w:t>Information</w:t>
+      </w:r>
+      <w:r>
+        <w:rPr>
+          <w:rFonts w:ascii="TH SarabunPSK" w:hAnsi="TH SarabunPSK" w:cs="TH SarabunPSK"/>
+          <w:sz w:val="32"/>
+          <w:szCs w:val="32"/>
+        </w:rPr>
+        <w:t>,</w:t>
+      </w:r>
+      <w:r>
+        <w:rPr>
+          <w:rFonts w:ascii="TH SarabunPSK" w:hAnsi="TH SarabunPSK" w:cs="TH SarabunPSK" w:hint="cs"/>
+          <w:sz w:val="32"/>
+          <w:szCs w:val="32"/>
+          <w:cs/>
+        </w:rPr>
+        <w:t xml:space="preserve"> </w:t>
+      </w:r>
+      <w:r>
+        <w:rPr>
+          <w:rFonts w:ascii="TH SarabunPSK" w:hAnsi="TH SarabunPSK" w:cs="TH SarabunPSK"/>
+          <w:i/>
+          <w:iCs/>
+          <w:sz w:val="32"/>
+          <w:szCs w:val="32"/>
+        </w:rPr>
+        <w:t>11</w:t>
+      </w:r>
+      <w:r>
+        <w:rPr>
+          <w:rFonts w:ascii="TH SarabunPSK" w:hAnsi="TH SarabunPSK" w:cs="TH SarabunPSK"/>
+          <w:sz w:val="32"/>
+          <w:szCs w:val="32"/>
+        </w:rPr>
+        <w:t>(6), 333.</w:t>
+      </w:r>
+    </w:p>
+    <w:p>
+      <w:pPr>
+        <w:ind w:left="720" w:hanging="720"/>
+        <w:jc w:val="thaiDistribute"/>
+        <w:rPr>
+          <w:rFonts w:ascii="TH SarabunPSK" w:hAnsi="TH SarabunPSK" w:cs="TH SarabunPSK" w:hint="cs"/>
+          <w:sz w:val="32"/>
+          <w:szCs w:val="32"/>
+        </w:rPr>
+      </w:pPr>
+      <w:proofErr w:type="spellStart"/>
+      <w:r>
+        <w:rPr>
+          <w:rFonts w:ascii="TH SarabunPSK" w:hAnsi="TH SarabunPSK" w:cs="TH SarabunPSK"/>
+          <w:sz w:val="32"/>
+          <w:szCs w:val="32"/>
+        </w:rPr>
+        <w:t>Ampornphan</w:t>
+      </w:r>
+      <w:proofErr w:type="spellEnd"/>
+      <w:r>
+        <w:rPr>
+          <w:rFonts w:ascii="TH SarabunPSK" w:hAnsi="TH SarabunPSK" w:cs="TH SarabunPSK"/>
+          <w:sz w:val="32"/>
+          <w:szCs w:val="32"/>
+        </w:rPr>
+        <w:t xml:space="preserve">, P., &amp; </w:t>
+      </w:r>
+      <w:proofErr w:type="spellStart"/>
+      <w:r>
+        <w:rPr>
+          <w:rFonts w:ascii="TH SarabunPSK" w:hAnsi="TH SarabunPSK" w:cs="TH SarabunPSK"/>
+          <w:sz w:val="32"/>
+          <w:szCs w:val="32"/>
+        </w:rPr>
+        <w:t>Tongngam</w:t>
+      </w:r>
+      <w:proofErr w:type="spellEnd"/>
+      <w:r>
+        <w:rPr>
+          <w:rFonts w:ascii="TH SarabunPSK" w:hAnsi="TH SarabunPSK" w:cs="TH SarabunPSK"/>
+          <w:sz w:val="32"/>
+          <w:szCs w:val="32"/>
+        </w:rPr>
+        <w:t>, S. (2017, December). Patent knowledge discovery using data analytics. In </w:t>
+      </w:r>
+      <w:r>
+        <w:rPr>
+          <w:rFonts w:ascii="TH SarabunPSK" w:hAnsi="TH SarabunPSK" w:cs="TH SarabunPSK"/>
+          <w:i/>
+          <w:iCs/>
+          <w:sz w:val="32"/>
+          <w:szCs w:val="32"/>
+        </w:rPr>
+        <w:t>Proceedings of the 2017 International Conference on Information Technology</w:t>
+      </w:r>
+      <w:r>
+        <w:rPr>
+          <w:rFonts w:ascii="TH SarabunPSK" w:hAnsi="TH SarabunPSK" w:cs="TH SarabunPSK"/>
+          <w:sz w:val="32"/>
+          <w:szCs w:val="32"/>
+        </w:rPr>
+        <w:t> (pp. 42-46).</w:t>
+      </w:r>
+      <w:r>
+        <w:rPr>
+          <w:rFonts w:ascii="TH SarabunPSK" w:hAnsi="TH SarabunPSK" w:cs="TH SarabunPSK"/>
+          <w:sz w:val="32"/>
+          <w:szCs w:val="32"/>
+        </w:rPr>
+        <w:br w:type="page"/>
+      </w:r>
+    </w:p>
+    <w:p>
+      <w:pPr>
+        <w:tabs>
+          <w:tab w:val="left" w:pos="1418"/>
+          <w:tab w:val="left" w:pos="1560"/>
+        </w:tabs>
+        <w:ind w:left="-142" w:right="218"/>
+        <w:jc w:val="thaiDistribute"/>
+        <w:rPr>
+          <w:rFonts w:ascii="TH SarabunPSK" w:eastAsia="TH SarabunPSK" w:hAnsi="TH SarabunPSK" w:cs="TH SarabunPSK"/>
+          <w:b/>
+          <w:bCs/>
+          <w:spacing w:val="-1"/>
+          <w:w w:val="95"/>
+          <w:sz w:val="32"/>
+          <w:szCs w:val="32"/>
+        </w:rPr>
+      </w:pPr>
+      <w:r>
+        <w:rPr>
+          <w:rFonts w:ascii="TH SarabunPSK" w:hAnsi="TH SarabunPSK" w:cs="TH SarabunPSK"/>
+          <w:noProof/>
+          <w:sz w:val="32"/>
+          <w:szCs w:val="32"/>
+        </w:rPr>
+        <w:lastRenderedPageBreak/>
+        <w:drawing>
+          <wp:anchor distT="0" distB="0" distL="114300" distR="114300" simplePos="0" relativeHeight="251674624" behindDoc="0" locked="0" layoutInCell="1" allowOverlap="1" wp14:anchorId="536835E7" wp14:editId="7719478C">
+            <wp:simplePos x="0" y="0"/>
+            <wp:positionH relativeFrom="page">
+              <wp:posOffset>5802630</wp:posOffset>
+            </wp:positionH>
+            <wp:positionV relativeFrom="paragraph">
+              <wp:posOffset>-299085</wp:posOffset>
+            </wp:positionV>
+            <wp:extent cx="914400" cy="1065749"/>
+            <wp:effectExtent l="0" t="0" r="0" b="1270"/>
+            <wp:wrapNone/>
+            <wp:docPr id="78319158" name="Picture 78319158"/>
+            <wp:cNvGraphicFramePr>
+              <a:graphicFrameLocks xmlns:a="http://schemas.openxmlformats.org/drawingml/2006/main" noChangeAspect="1"/>
+            </wp:cNvGraphicFramePr>
+            <a:graphic xmlns:a="http://schemas.openxmlformats.org/drawingml/2006/main">
+              <a:graphicData uri="http://schemas.openxmlformats.org/drawingml/2006/picture">
+                <pic:pic xmlns:pic="http://schemas.openxmlformats.org/drawingml/2006/picture">
+                  <pic:nvPicPr>
+                    <pic:cNvPr id="0" name="Picture 2"/>
+                    <pic:cNvPicPr>
+                      <a:picLocks noChangeAspect="1" noChangeArrowheads="1"/>
+                    </pic:cNvPicPr>
+                  </pic:nvPicPr>
+                  <pic:blipFill>
+                    <a:blip r:embed="rId33">
+                      <a:extLst>
+                        <a:ext uri="{28A0092B-C50C-407E-A947-70E740481C1C}">
+                          <a14:useLocalDpi xmlns:a14="http://schemas.microsoft.com/office/drawing/2010/main" val="0"/>
+                        </a:ext>
+                      </a:extLst>
+                    </a:blip>
+                    <a:srcRect/>
+                    <a:stretch>
+                      <a:fillRect/>
+                    </a:stretch>
+                  </pic:blipFill>
+                  <pic:spPr bwMode="auto">
+                    <a:xfrm>
+                      <a:off x="0" y="0"/>
+                      <a:ext cx="914400" cy="1065749"/>
+                    </a:xfrm>
+                    <a:prstGeom prst="rect">
+                      <a:avLst/>
+                    </a:prstGeom>
+                    <a:noFill/>
+                  </pic:spPr>
+                </pic:pic>
+              </a:graphicData>
+            </a:graphic>
+            <wp14:sizeRelH relativeFrom="page">
+              <wp14:pctWidth>0</wp14:pctWidth>
+            </wp14:sizeRelH>
+            <wp14:sizeRelV relativeFrom="page">
+              <wp14:pctHeight>0</wp14:pctHeight>
+            </wp14:sizeRelV>
+          </wp:anchor>
+        </w:drawing>
+      </w:r>
+      <w:r>
+        <w:rPr>
+          <w:rFonts w:ascii="TH SarabunPSK" w:hAnsi="TH SarabunPSK" w:cs="TH SarabunPSK"/>
+          <w:b/>
+          <w:bCs/>
+          <w:spacing w:val="-1"/>
+          <w:w w:val="95"/>
+          <w:sz w:val="32"/>
+          <w:szCs w:val="32"/>
+          <w:cs/>
+        </w:rPr>
+        <w:t>ชื่อ</w:t>
+      </w:r>
+      <w:r>
+        <w:rPr>
+          <w:rFonts w:ascii="TH SarabunPSK" w:hAnsi="TH SarabunPSK" w:cs="TH SarabunPSK"/>
+          <w:b/>
+          <w:bCs/>
+          <w:spacing w:val="-1"/>
+          <w:w w:val="95"/>
+          <w:sz w:val="32"/>
+          <w:szCs w:val="32"/>
+        </w:rPr>
+        <w:t xml:space="preserve"> - </w:t>
+      </w:r>
+      <w:r>
+        <w:rPr>
+          <w:rFonts w:ascii="TH SarabunPSK" w:hAnsi="TH SarabunPSK" w:cs="TH SarabunPSK"/>
+          <w:b/>
+          <w:bCs/>
+          <w:spacing w:val="-1"/>
+          <w:w w:val="95"/>
+          <w:sz w:val="32"/>
+          <w:szCs w:val="32"/>
+          <w:cs/>
+        </w:rPr>
+        <w:t>สกุล</w:t>
+      </w:r>
+      <w:r>
+        <w:rPr>
+          <w:rFonts w:ascii="TH SarabunPSK" w:hAnsi="TH SarabunPSK" w:cs="TH SarabunPSK"/>
+          <w:b/>
+          <w:bCs/>
+          <w:spacing w:val="-1"/>
+          <w:w w:val="95"/>
+          <w:sz w:val="32"/>
+          <w:szCs w:val="32"/>
+          <w:cs/>
+        </w:rPr>
+        <w:tab/>
+      </w:r>
+      <w:r>
+        <w:rPr>
+          <w:rFonts w:ascii="TH SarabunPSK" w:hAnsi="TH SarabunPSK" w:cs="TH SarabunPSK"/>
+          <w:b/>
+          <w:bCs/>
+          <w:spacing w:val="-1"/>
+          <w:w w:val="95"/>
+          <w:sz w:val="32"/>
+          <w:szCs w:val="32"/>
+        </w:rPr>
+        <w:tab/>
+      </w:r>
+      <w:r>
+        <w:rPr>
+          <w:rFonts w:ascii="TH SarabunPSK" w:hAnsi="TH SarabunPSK" w:cs="TH SarabunPSK"/>
+          <w:b/>
+          <w:bCs/>
+          <w:spacing w:val="-1"/>
+          <w:w w:val="95"/>
+          <w:sz w:val="32"/>
+          <w:szCs w:val="32"/>
+          <w:cs/>
+        </w:rPr>
+        <w:tab/>
+      </w:r>
+      <w:r>
+        <w:rPr>
+          <w:rFonts w:ascii="TH SarabunPSK" w:hAnsi="TH SarabunPSK" w:cs="TH SarabunPSK"/>
+          <w:spacing w:val="-1"/>
+          <w:sz w:val="32"/>
+          <w:szCs w:val="32"/>
+          <w:cs/>
+        </w:rPr>
+        <w:t>ว่าที่ร้อยตรีหญิงศิรดา</w:t>
+      </w:r>
+      <w:r>
+        <w:rPr>
+          <w:rFonts w:ascii="TH SarabunPSK" w:hAnsi="TH SarabunPSK" w:cs="TH SarabunPSK"/>
+          <w:spacing w:val="-16"/>
+          <w:sz w:val="32"/>
+          <w:szCs w:val="32"/>
+          <w:cs/>
+        </w:rPr>
+        <w:t xml:space="preserve"> </w:t>
+      </w:r>
+      <w:r>
+        <w:rPr>
+          <w:rFonts w:ascii="TH SarabunPSK" w:hAnsi="TH SarabunPSK" w:cs="TH SarabunPSK"/>
+          <w:spacing w:val="-1"/>
+          <w:sz w:val="32"/>
+          <w:szCs w:val="32"/>
+          <w:cs/>
+        </w:rPr>
+        <w:t>บุญสิทธ</w:t>
+      </w:r>
+      <w:r>
+        <w:rPr>
+          <w:rFonts w:ascii="TH SarabunPSK" w:hAnsi="TH SarabunPSK" w:cs="TH SarabunPSK"/>
+          <w:sz w:val="32"/>
+          <w:szCs w:val="32"/>
+          <w:cs/>
+        </w:rPr>
+        <w:t>ิ์</w:t>
+      </w:r>
+    </w:p>
+    <w:p>
+      <w:pPr>
+        <w:tabs>
+          <w:tab w:val="left" w:pos="1418"/>
+          <w:tab w:val="left" w:pos="1560"/>
+        </w:tabs>
+        <w:ind w:left="-142" w:right="218"/>
+        <w:jc w:val="thaiDistribute"/>
+        <w:rPr>
+          <w:rFonts w:ascii="TH SarabunPSK" w:eastAsia="TH SarabunPSK" w:hAnsi="TH SarabunPSK" w:cs="TH SarabunPSK"/>
+          <w:sz w:val="32"/>
+          <w:szCs w:val="32"/>
+        </w:rPr>
+      </w:pPr>
+      <w:r>
+        <w:rPr>
+          <w:rFonts w:ascii="TH SarabunPSK" w:eastAsia="TH SarabunPSK" w:hAnsi="TH SarabunPSK" w:cs="TH SarabunPSK"/>
+          <w:b/>
+          <w:bCs/>
+          <w:spacing w:val="-1"/>
+          <w:w w:val="95"/>
+          <w:sz w:val="32"/>
+          <w:szCs w:val="32"/>
+          <w:cs/>
+        </w:rPr>
+        <w:t>ตำแหน่งทางวิชาการ</w:t>
+      </w:r>
+      <w:r>
+        <w:rPr>
+          <w:rFonts w:ascii="TH SarabunPSK" w:eastAsia="TH SarabunPSK" w:hAnsi="TH SarabunPSK" w:cs="TH SarabunPSK"/>
+          <w:b/>
+          <w:bCs/>
+          <w:spacing w:val="-1"/>
+          <w:w w:val="95"/>
+          <w:sz w:val="32"/>
+          <w:szCs w:val="32"/>
+        </w:rPr>
+        <w:tab/>
+      </w:r>
+      <w:r>
+        <w:rPr>
+          <w:rFonts w:ascii="TH SarabunPSK" w:eastAsia="TH SarabunPSK" w:hAnsi="TH SarabunPSK" w:cs="TH SarabunPSK"/>
+          <w:b/>
+          <w:bCs/>
+          <w:spacing w:val="-1"/>
+          <w:w w:val="95"/>
+          <w:sz w:val="32"/>
+          <w:szCs w:val="32"/>
+          <w:cs/>
+        </w:rPr>
+        <w:tab/>
+      </w:r>
+      <w:r>
+        <w:rPr>
+          <w:rFonts w:ascii="TH SarabunPSK" w:eastAsia="TH SarabunPSK" w:hAnsi="TH SarabunPSK" w:cs="TH SarabunPSK"/>
+          <w:sz w:val="32"/>
+          <w:szCs w:val="32"/>
+          <w:cs/>
+        </w:rPr>
+        <w:t>อาจารย์</w:t>
+      </w:r>
+    </w:p>
+    <w:p>
+      <w:pPr>
+        <w:tabs>
+          <w:tab w:val="left" w:pos="1418"/>
+        </w:tabs>
+        <w:ind w:left="2160" w:right="218" w:hanging="2302"/>
+        <w:jc w:val="thaiDistribute"/>
+        <w:rPr>
+          <w:rFonts w:ascii="TH SarabunPSK" w:eastAsia="TH SarabunPSK" w:hAnsi="TH SarabunPSK" w:cs="TH SarabunPSK"/>
+          <w:spacing w:val="-1"/>
+          <w:w w:val="95"/>
+          <w:sz w:val="32"/>
+          <w:szCs w:val="32"/>
+        </w:rPr>
+      </w:pPr>
+      <w:r>
+        <w:rPr>
+          <w:rFonts w:ascii="TH SarabunPSK" w:eastAsia="TH SarabunPSK" w:hAnsi="TH SarabunPSK" w:cs="TH SarabunPSK"/>
+          <w:b/>
+          <w:bCs/>
+          <w:spacing w:val="-1"/>
+          <w:w w:val="95"/>
+          <w:sz w:val="32"/>
+          <w:szCs w:val="32"/>
+          <w:cs/>
+        </w:rPr>
+        <w:t>สังกัด/หน่วยงาน</w:t>
+      </w:r>
+      <w:r>
+        <w:rPr>
+          <w:rFonts w:ascii="TH SarabunPSK" w:eastAsia="TH SarabunPSK" w:hAnsi="TH SarabunPSK" w:cs="TH SarabunPSK"/>
+          <w:b/>
+          <w:bCs/>
+          <w:spacing w:val="-1"/>
+          <w:w w:val="95"/>
+          <w:sz w:val="32"/>
+          <w:szCs w:val="32"/>
+          <w:cs/>
+        </w:rPr>
+        <w:tab/>
+      </w:r>
+      <w:r>
+        <w:rPr>
+          <w:rFonts w:ascii="TH SarabunPSK" w:eastAsia="TH SarabunPSK" w:hAnsi="TH SarabunPSK" w:cs="TH SarabunPSK"/>
+          <w:b/>
+          <w:bCs/>
+          <w:spacing w:val="-1"/>
+          <w:w w:val="95"/>
+          <w:sz w:val="32"/>
+          <w:szCs w:val="32"/>
+          <w:cs/>
+        </w:rPr>
+        <w:tab/>
+      </w:r>
+      <w:r>
+        <w:rPr>
+          <w:rFonts w:ascii="TH SarabunPSK" w:eastAsia="TH SarabunPSK" w:hAnsi="TH SarabunPSK" w:cs="TH SarabunPSK"/>
+          <w:spacing w:val="-1"/>
+          <w:w w:val="95"/>
+          <w:sz w:val="32"/>
+          <w:szCs w:val="32"/>
+          <w:cs/>
+        </w:rPr>
+        <w:t xml:space="preserve">หลักสูตรวิทยาศาสตรบัณฑิต </w:t>
+      </w:r>
+    </w:p>
+    <w:p>
+      <w:pPr>
+        <w:tabs>
+          <w:tab w:val="left" w:pos="1418"/>
+        </w:tabs>
+        <w:ind w:left="2160" w:right="218" w:hanging="2302"/>
+        <w:jc w:val="thaiDistribute"/>
+        <w:rPr>
+          <w:rFonts w:ascii="TH SarabunPSK" w:eastAsia="TH SarabunPSK" w:hAnsi="TH SarabunPSK" w:cs="TH SarabunPSK"/>
+          <w:spacing w:val="-1"/>
+          <w:w w:val="95"/>
+          <w:sz w:val="32"/>
+          <w:szCs w:val="32"/>
+        </w:rPr>
+      </w:pPr>
+      <w:r>
+        <w:rPr>
+          <w:rFonts w:ascii="TH SarabunPSK" w:eastAsia="TH SarabunPSK" w:hAnsi="TH SarabunPSK" w:cs="TH SarabunPSK"/>
+          <w:b/>
+          <w:bCs/>
+          <w:spacing w:val="-1"/>
+          <w:w w:val="95"/>
+          <w:sz w:val="32"/>
+          <w:szCs w:val="32"/>
+        </w:rPr>
+        <w:tab/>
+      </w:r>
+      <w:r>
+        <w:rPr>
+          <w:rFonts w:ascii="TH SarabunPSK" w:eastAsia="TH SarabunPSK" w:hAnsi="TH SarabunPSK" w:cs="TH SarabunPSK"/>
+          <w:b/>
+          <w:bCs/>
+          <w:spacing w:val="-1"/>
+          <w:w w:val="95"/>
+          <w:sz w:val="32"/>
+          <w:szCs w:val="32"/>
+        </w:rPr>
+        <w:tab/>
+      </w:r>
+      <w:r>
+        <w:rPr>
+          <w:rFonts w:ascii="TH SarabunPSK" w:eastAsia="TH SarabunPSK" w:hAnsi="TH SarabunPSK" w:cs="TH SarabunPSK"/>
+          <w:spacing w:val="-1"/>
+          <w:w w:val="95"/>
+          <w:sz w:val="32"/>
+          <w:szCs w:val="32"/>
+          <w:cs/>
+        </w:rPr>
+        <w:t xml:space="preserve">สาขาวิชาวิทยาศาสตร์การกีฬาและการส่งเสริมสุขภาพ </w:t>
+      </w:r>
+    </w:p>
+    <w:p>
+      <w:pPr>
+        <w:tabs>
+          <w:tab w:val="left" w:pos="1418"/>
+        </w:tabs>
+        <w:ind w:left="2160" w:right="218" w:hanging="2302"/>
+        <w:jc w:val="thaiDistribute"/>
+        <w:rPr>
+          <w:rFonts w:ascii="TH SarabunPSK" w:eastAsia="TH SarabunPSK" w:hAnsi="TH SarabunPSK" w:cs="TH SarabunPSK"/>
+          <w:spacing w:val="-1"/>
+          <w:sz w:val="32"/>
+          <w:szCs w:val="32"/>
+        </w:rPr>
+      </w:pPr>
+      <w:r>
+        <w:rPr>
+          <w:rFonts w:ascii="TH SarabunPSK" w:eastAsia="TH SarabunPSK" w:hAnsi="TH SarabunPSK" w:cs="TH SarabunPSK"/>
+          <w:b/>
+          <w:bCs/>
+          <w:spacing w:val="-1"/>
+          <w:w w:val="95"/>
+          <w:sz w:val="32"/>
+          <w:szCs w:val="32"/>
+          <w:cs/>
+        </w:rPr>
+        <w:tab/>
+      </w:r>
+      <w:r>
+        <w:rPr>
+          <w:rFonts w:ascii="TH SarabunPSK" w:eastAsia="TH SarabunPSK" w:hAnsi="TH SarabunPSK" w:cs="TH SarabunPSK"/>
+          <w:b/>
+          <w:bCs/>
+          <w:spacing w:val="-1"/>
+          <w:w w:val="95"/>
+          <w:sz w:val="32"/>
+          <w:szCs w:val="32"/>
+          <w:cs/>
+        </w:rPr>
+        <w:tab/>
+      </w:r>
+      <w:r>
+        <w:rPr>
+          <w:rFonts w:ascii="TH SarabunPSK" w:eastAsia="TH SarabunPSK" w:hAnsi="TH SarabunPSK" w:cs="TH SarabunPSK"/>
+          <w:spacing w:val="-1"/>
+          <w:sz w:val="32"/>
+          <w:szCs w:val="32"/>
+          <w:cs/>
+        </w:rPr>
+        <w:t xml:space="preserve">คณะสาธารณสุขศาสตร์ </w:t>
+      </w:r>
+    </w:p>
+    <w:p>
+      <w:pPr>
+        <w:tabs>
+          <w:tab w:val="left" w:pos="1418"/>
+        </w:tabs>
+        <w:ind w:left="2160" w:right="218" w:hanging="2302"/>
+        <w:jc w:val="thaiDistribute"/>
+        <w:rPr>
+          <w:rFonts w:ascii="TH SarabunPSK" w:hAnsi="TH SarabunPSK" w:cs="TH SarabunPSK"/>
+          <w:spacing w:val="61"/>
+          <w:w w:val="99"/>
+          <w:sz w:val="32"/>
+          <w:szCs w:val="32"/>
+        </w:rPr>
+      </w:pPr>
+      <w:r>
+        <w:rPr>
+          <w:rFonts w:ascii="TH SarabunPSK" w:eastAsia="TH SarabunPSK" w:hAnsi="TH SarabunPSK" w:cs="TH SarabunPSK"/>
+          <w:spacing w:val="-1"/>
+          <w:sz w:val="32"/>
+          <w:szCs w:val="32"/>
+        </w:rPr>
+        <w:tab/>
+      </w:r>
+      <w:r>
+        <w:rPr>
+          <w:rFonts w:ascii="TH SarabunPSK" w:eastAsia="TH SarabunPSK" w:hAnsi="TH SarabunPSK" w:cs="TH SarabunPSK"/>
+          <w:spacing w:val="-1"/>
+          <w:sz w:val="32"/>
+          <w:szCs w:val="32"/>
+        </w:rPr>
+        <w:tab/>
+      </w:r>
+      <w:r>
+        <w:rPr>
+          <w:rFonts w:ascii="TH SarabunPSK" w:hAnsi="TH SarabunPSK" w:cs="TH SarabunPSK"/>
+          <w:spacing w:val="-1"/>
+          <w:w w:val="95"/>
+          <w:sz w:val="32"/>
+          <w:szCs w:val="32"/>
+          <w:cs/>
+        </w:rPr>
+        <w:t>มหาว</w:t>
+      </w:r>
+      <w:r>
+        <w:rPr>
+          <w:rFonts w:ascii="TH SarabunPSK" w:hAnsi="TH SarabunPSK" w:cs="TH SarabunPSK"/>
+          <w:w w:val="95"/>
+          <w:sz w:val="32"/>
+          <w:szCs w:val="32"/>
+          <w:cs/>
+        </w:rPr>
+        <w:t>ิ</w:t>
+      </w:r>
+      <w:r>
+        <w:rPr>
+          <w:rFonts w:ascii="TH SarabunPSK" w:hAnsi="TH SarabunPSK" w:cs="TH SarabunPSK"/>
+          <w:spacing w:val="-1"/>
+          <w:w w:val="95"/>
+          <w:sz w:val="32"/>
+          <w:szCs w:val="32"/>
+          <w:cs/>
+        </w:rPr>
+        <w:t>ทยาลัยราชภ</w:t>
+      </w:r>
+      <w:r>
+        <w:rPr>
+          <w:rFonts w:ascii="TH SarabunPSK" w:hAnsi="TH SarabunPSK" w:cs="TH SarabunPSK"/>
+          <w:w w:val="95"/>
+          <w:sz w:val="32"/>
+          <w:szCs w:val="32"/>
+          <w:cs/>
+        </w:rPr>
+        <w:t>ั</w:t>
+      </w:r>
+      <w:r>
+        <w:rPr>
+          <w:rFonts w:ascii="TH SarabunPSK" w:hAnsi="TH SarabunPSK" w:cs="TH SarabunPSK"/>
+          <w:spacing w:val="-1"/>
+          <w:w w:val="95"/>
+          <w:sz w:val="32"/>
+          <w:szCs w:val="32"/>
+          <w:cs/>
+        </w:rPr>
+        <w:t>ฏวไลยอลงกรณ</w:t>
+      </w:r>
+      <w:r>
+        <w:rPr>
+          <w:rFonts w:ascii="TH SarabunPSK" w:hAnsi="TH SarabunPSK" w:cs="TH SarabunPSK"/>
+          <w:w w:val="95"/>
+          <w:sz w:val="32"/>
+          <w:szCs w:val="32"/>
+          <w:cs/>
+        </w:rPr>
+        <w:t xml:space="preserve">์ </w:t>
+      </w:r>
+      <w:r>
+        <w:rPr>
+          <w:rFonts w:ascii="TH SarabunPSK" w:hAnsi="TH SarabunPSK" w:cs="TH SarabunPSK"/>
+          <w:spacing w:val="-1"/>
+          <w:w w:val="95"/>
+          <w:sz w:val="32"/>
+          <w:szCs w:val="32"/>
+          <w:cs/>
+        </w:rPr>
+        <w:t>ในพระบรมราช</w:t>
+      </w:r>
+      <w:r>
+        <w:rPr>
+          <w:rFonts w:ascii="TH SarabunPSK" w:hAnsi="TH SarabunPSK" w:cs="TH SarabunPSK"/>
+          <w:w w:val="95"/>
+          <w:sz w:val="32"/>
+          <w:szCs w:val="32"/>
+          <w:cs/>
+        </w:rPr>
+        <w:t>ู</w:t>
+      </w:r>
+      <w:r>
+        <w:rPr>
+          <w:rFonts w:ascii="TH SarabunPSK" w:hAnsi="TH SarabunPSK" w:cs="TH SarabunPSK"/>
+          <w:spacing w:val="-1"/>
+          <w:w w:val="95"/>
+          <w:sz w:val="32"/>
+          <w:szCs w:val="32"/>
+          <w:cs/>
+        </w:rPr>
+        <w:t>ปถ</w:t>
+      </w:r>
+      <w:r>
+        <w:rPr>
+          <w:rFonts w:ascii="TH SarabunPSK" w:hAnsi="TH SarabunPSK" w:cs="TH SarabunPSK"/>
+          <w:w w:val="95"/>
+          <w:sz w:val="32"/>
+          <w:szCs w:val="32"/>
+          <w:cs/>
+        </w:rPr>
+        <w:t>ั</w:t>
+      </w:r>
+      <w:r>
+        <w:rPr>
+          <w:rFonts w:ascii="TH SarabunPSK" w:hAnsi="TH SarabunPSK" w:cs="TH SarabunPSK"/>
+          <w:spacing w:val="-1"/>
+          <w:w w:val="95"/>
+          <w:sz w:val="32"/>
+          <w:szCs w:val="32"/>
+          <w:cs/>
+        </w:rPr>
+        <w:t>มภ</w:t>
+      </w:r>
+      <w:r>
+        <w:rPr>
+          <w:rFonts w:ascii="TH SarabunPSK" w:hAnsi="TH SarabunPSK" w:cs="TH SarabunPSK"/>
+          <w:w w:val="95"/>
+          <w:sz w:val="32"/>
+          <w:szCs w:val="32"/>
+          <w:cs/>
+        </w:rPr>
+        <w:t>์</w:t>
+      </w:r>
+      <w:r>
+        <w:rPr>
+          <w:rFonts w:ascii="TH SarabunPSK" w:hAnsi="TH SarabunPSK" w:cs="TH SarabunPSK"/>
+          <w:spacing w:val="61"/>
+          <w:w w:val="99"/>
+          <w:sz w:val="32"/>
+          <w:szCs w:val="32"/>
+          <w:cs/>
+        </w:rPr>
+        <w:t xml:space="preserve"> </w:t>
+      </w:r>
+    </w:p>
+    <w:p>
+      <w:pPr>
+        <w:tabs>
+          <w:tab w:val="left" w:pos="1418"/>
+        </w:tabs>
+        <w:ind w:left="-142" w:right="218"/>
+        <w:jc w:val="thaiDistribute"/>
+        <w:rPr>
+          <w:rFonts w:ascii="TH SarabunPSK" w:hAnsi="TH SarabunPSK" w:cs="TH SarabunPSK"/>
+          <w:sz w:val="32"/>
+          <w:szCs w:val="32"/>
+        </w:rPr>
+      </w:pPr>
+      <w:r>
+        <w:rPr>
+          <w:rFonts w:ascii="TH SarabunPSK" w:eastAsia="TH SarabunPSK" w:hAnsi="TH SarabunPSK" w:cs="TH SarabunPSK"/>
+          <w:b/>
+          <w:bCs/>
+          <w:spacing w:val="-1"/>
+          <w:w w:val="95"/>
+          <w:sz w:val="32"/>
+          <w:szCs w:val="32"/>
+          <w:cs/>
+        </w:rPr>
+        <w:tab/>
+      </w:r>
+    </w:p>
+    <w:p>
+      <w:pPr>
+        <w:pStyle w:val="Heading1"/>
+        <w:spacing w:before="0"/>
+        <w:ind w:left="-142" w:right="218"/>
+        <w:jc w:val="thaiDistribute"/>
+        <w:rPr>
+          <w:rFonts w:ascii="TH SarabunPSK" w:hAnsi="TH SarabunPSK" w:cs="TH SarabunPSK"/>
+          <w:b/>
+          <w:bCs/>
+          <w:color w:val="auto"/>
+          <w:szCs w:val="32"/>
+        </w:rPr>
+      </w:pPr>
+      <w:r>
+        <w:rPr>
+          <w:rFonts w:ascii="TH SarabunPSK" w:hAnsi="TH SarabunPSK" w:cs="TH SarabunPSK"/>
+          <w:b/>
+          <w:bCs/>
+          <w:color w:val="auto"/>
+          <w:spacing w:val="-1"/>
+          <w:szCs w:val="32"/>
+          <w:cs/>
+        </w:rPr>
+        <w:t>ประวัติการศึกษา</w:t>
+      </w:r>
+    </w:p>
+    <w:tbl>
+      <w:tblPr>
+        <w:tblStyle w:val="TableGrid"/>
+        <w:tblW w:w="0" w:type="auto"/>
+        <w:tblInd w:w="-147" w:type="dxa"/>
+        <w:tblLook w:val="04A0" w:firstRow="1" w:lastRow="0" w:firstColumn="1" w:lastColumn="0" w:noHBand="0" w:noVBand="1"/>
+      </w:tblPr>
+      <w:tblGrid>
+        <w:gridCol w:w="3161"/>
+        <w:gridCol w:w="3564"/>
+        <w:gridCol w:w="1728"/>
+      </w:tblGrid>
+      <w:tr>
+        <w:tc>
+          <w:tcPr>
+            <w:tcW w:w="3261" w:type="dxa"/>
+            <w:tcBorders>
+              <w:left w:val="nil"/>
+            </w:tcBorders>
+          </w:tcPr>
+          <w:p>
+            <w:pPr>
+              <w:pStyle w:val="BodyText"/>
+              <w:tabs>
+                <w:tab w:val="left" w:pos="2262"/>
+              </w:tabs>
+              <w:ind w:left="36"/>
+              <w:jc w:val="center"/>
+              <w:rPr>
+                <w:rFonts w:cs="TH SarabunPSK"/>
+                <w:spacing w:val="-1"/>
+                <w:w w:val="95"/>
+                <w:lang w:bidi="th-TH"/>
+              </w:rPr>
+            </w:pPr>
+            <w:r>
+              <w:rPr>
+                <w:rFonts w:cs="TH SarabunPSK"/>
+                <w:spacing w:val="-1"/>
+                <w:w w:val="95"/>
+                <w:cs/>
+                <w:lang w:bidi="th-TH"/>
+              </w:rPr>
+              <w:t>วุฒิการศึกษา</w:t>
+            </w:r>
+          </w:p>
+        </w:tc>
+        <w:tc>
+          <w:tcPr>
+            <w:tcW w:w="3685" w:type="dxa"/>
+          </w:tcPr>
+          <w:p>
+            <w:pPr>
+              <w:pStyle w:val="BodyText"/>
+              <w:tabs>
+                <w:tab w:val="left" w:pos="2262"/>
+              </w:tabs>
+              <w:ind w:left="33"/>
+              <w:jc w:val="center"/>
+              <w:rPr>
+                <w:rFonts w:cs="TH SarabunPSK"/>
+                <w:spacing w:val="-1"/>
+                <w:w w:val="95"/>
+                <w:lang w:bidi="th-TH"/>
+              </w:rPr>
+            </w:pPr>
+            <w:r>
+              <w:rPr>
+                <w:rFonts w:cs="TH SarabunPSK"/>
+                <w:spacing w:val="-1"/>
+                <w:w w:val="95"/>
+                <w:cs/>
+                <w:lang w:bidi="th-TH"/>
+              </w:rPr>
+              <w:t>สถาบัน</w:t>
+            </w:r>
+          </w:p>
+        </w:tc>
+        <w:tc>
+          <w:tcPr>
+            <w:tcW w:w="1772" w:type="dxa"/>
+            <w:tcBorders>
+              <w:right w:val="nil"/>
+            </w:tcBorders>
+          </w:tcPr>
+          <w:p>
+            <w:pPr>
+              <w:pStyle w:val="BodyText"/>
+              <w:tabs>
+                <w:tab w:val="left" w:pos="2262"/>
+              </w:tabs>
+              <w:ind w:left="0"/>
+              <w:jc w:val="center"/>
+              <w:rPr>
+                <w:rFonts w:cs="TH SarabunPSK"/>
+                <w:spacing w:val="-1"/>
+                <w:w w:val="95"/>
+                <w:lang w:bidi="th-TH"/>
+              </w:rPr>
+            </w:pPr>
+            <w:r>
+              <w:rPr>
+                <w:rFonts w:cs="TH SarabunPSK"/>
+                <w:spacing w:val="-1"/>
+                <w:w w:val="95"/>
+                <w:cs/>
+                <w:lang w:bidi="th-TH"/>
+              </w:rPr>
+              <w:t>ปีที่จบการศึกษา</w:t>
+            </w:r>
+          </w:p>
+        </w:tc>
+      </w:tr>
+      <w:tr>
+        <w:tc>
+          <w:tcPr>
+            <w:tcW w:w="3261" w:type="dxa"/>
+            <w:tcBorders>
+              <w:left w:val="nil"/>
+            </w:tcBorders>
+          </w:tcPr>
+          <w:p>
+            <w:pPr>
+              <w:pStyle w:val="BodyText"/>
+              <w:tabs>
+                <w:tab w:val="left" w:pos="2262"/>
+              </w:tabs>
+              <w:ind w:left="0" w:right="218" w:firstLine="36"/>
+              <w:rPr>
+                <w:rFonts w:cs="TH SarabunPSK"/>
+                <w:spacing w:val="49"/>
+                <w:w w:val="95"/>
+                <w:lang w:bidi="th-TH"/>
+              </w:rPr>
+            </w:pPr>
+            <w:r>
+              <w:rPr>
+                <w:rFonts w:cs="TH SarabunPSK"/>
+                <w:spacing w:val="-1"/>
+                <w:w w:val="95"/>
+                <w:cs/>
+                <w:lang w:bidi="th-TH"/>
+              </w:rPr>
+              <w:t>ว</w:t>
+            </w:r>
+            <w:r>
+              <w:rPr>
+                <w:rFonts w:cs="TH SarabunPSK"/>
+                <w:w w:val="95"/>
+                <w:cs/>
+                <w:lang w:bidi="th-TH"/>
+              </w:rPr>
+              <w:t>ิ</w:t>
+            </w:r>
+            <w:r>
+              <w:rPr>
+                <w:rFonts w:cs="TH SarabunPSK"/>
+                <w:spacing w:val="-1"/>
+                <w:w w:val="95"/>
+                <w:cs/>
+                <w:lang w:bidi="th-TH"/>
+              </w:rPr>
+              <w:t>ทยาศาสตรมหาบัณฑิต</w:t>
+            </w:r>
+            <w:r>
+              <w:rPr>
+                <w:rFonts w:cs="TH SarabunPSK"/>
+                <w:spacing w:val="49"/>
+                <w:w w:val="95"/>
+                <w:cs/>
+                <w:lang w:bidi="th-TH"/>
+              </w:rPr>
+              <w:t xml:space="preserve"> </w:t>
+            </w:r>
+          </w:p>
+          <w:p>
+            <w:pPr>
+              <w:pStyle w:val="BodyText"/>
+              <w:tabs>
+                <w:tab w:val="left" w:pos="2262"/>
+              </w:tabs>
+              <w:ind w:left="36" w:right="218"/>
+              <w:rPr>
+                <w:rFonts w:cs="TH SarabunPSK"/>
+                <w:spacing w:val="-1"/>
+                <w:w w:val="95"/>
+                <w:lang w:bidi="th-TH"/>
+              </w:rPr>
+            </w:pPr>
+            <w:r>
+              <w:rPr>
+                <w:rFonts w:cs="TH SarabunPSK"/>
+                <w:w w:val="95"/>
+                <w:cs/>
+                <w:lang w:bidi="th-TH"/>
+              </w:rPr>
+              <w:t xml:space="preserve">สาขาวิทยาศาสตร์การกีฬาและการออกกำลังกาย </w:t>
+            </w:r>
+            <w:r>
+              <w:rPr>
+                <w:rFonts w:cs="TH SarabunPSK"/>
+                <w:spacing w:val="-1"/>
+                <w:cs/>
+                <w:lang w:bidi="th-TH"/>
+              </w:rPr>
+              <w:t>คณะพลศึกษา</w:t>
+            </w:r>
+          </w:p>
+        </w:tc>
+        <w:tc>
+          <w:tcPr>
+            <w:tcW w:w="3685" w:type="dxa"/>
+          </w:tcPr>
+          <w:p>
+            <w:pPr>
+              <w:pStyle w:val="BodyText"/>
+              <w:ind w:left="33" w:right="218" w:hanging="1"/>
+              <w:rPr>
+                <w:rFonts w:cs="TH SarabunPSK"/>
+              </w:rPr>
+            </w:pPr>
+            <w:r>
+              <w:rPr>
+                <w:rFonts w:cs="TH SarabunPSK"/>
+                <w:cs/>
+                <w:lang w:bidi="th-TH"/>
+              </w:rPr>
+              <w:t>มหาวิทยาลัยศรีนครินทรวิโรฒ</w:t>
+            </w:r>
+          </w:p>
+        </w:tc>
+        <w:tc>
+          <w:tcPr>
+            <w:tcW w:w="1772" w:type="dxa"/>
+            <w:tcBorders>
+              <w:right w:val="nil"/>
+            </w:tcBorders>
+          </w:tcPr>
+          <w:p>
+            <w:pPr>
+              <w:pStyle w:val="BodyText"/>
+              <w:tabs>
+                <w:tab w:val="left" w:pos="2262"/>
+              </w:tabs>
+              <w:ind w:left="-142" w:right="-175"/>
+              <w:jc w:val="center"/>
+              <w:rPr>
+                <w:rFonts w:cs="TH SarabunPSK"/>
+                <w:spacing w:val="-1"/>
+                <w:w w:val="95"/>
+                <w:lang w:bidi="th-TH"/>
+              </w:rPr>
+            </w:pPr>
+            <w:r>
+              <w:rPr>
+                <w:rFonts w:cs="TH SarabunPSK"/>
+                <w:spacing w:val="-1"/>
+              </w:rPr>
+              <w:t>2560</w:t>
+            </w:r>
+          </w:p>
+        </w:tc>
+      </w:tr>
+      <w:tr>
+        <w:tc>
+          <w:tcPr>
+            <w:tcW w:w="3261" w:type="dxa"/>
+            <w:tcBorders>
+              <w:left w:val="nil"/>
+            </w:tcBorders>
+          </w:tcPr>
+          <w:p>
+            <w:pPr>
+              <w:pStyle w:val="BodyText"/>
+              <w:tabs>
+                <w:tab w:val="left" w:pos="2262"/>
+              </w:tabs>
+              <w:ind w:left="36" w:right="218"/>
+              <w:rPr>
+                <w:rFonts w:cs="TH SarabunPSK"/>
+                <w:spacing w:val="-36"/>
+                <w:lang w:bidi="th-TH"/>
+              </w:rPr>
+            </w:pPr>
+            <w:r>
+              <w:rPr>
+                <w:rFonts w:cs="TH SarabunPSK"/>
+                <w:spacing w:val="-1"/>
+                <w:cs/>
+                <w:lang w:bidi="th-TH"/>
+              </w:rPr>
+              <w:t>ว</w:t>
+            </w:r>
+            <w:r>
+              <w:rPr>
+                <w:rFonts w:cs="TH SarabunPSK"/>
+                <w:cs/>
+                <w:lang w:bidi="th-TH"/>
+              </w:rPr>
+              <w:t>ิ</w:t>
+            </w:r>
+            <w:r>
+              <w:rPr>
+                <w:rFonts w:cs="TH SarabunPSK"/>
+                <w:spacing w:val="-1"/>
+                <w:cs/>
+                <w:lang w:bidi="th-TH"/>
+              </w:rPr>
+              <w:t>ทยาศาสตรบัณฑิต</w:t>
+            </w:r>
+            <w:r>
+              <w:rPr>
+                <w:rFonts w:cs="TH SarabunPSK"/>
+                <w:spacing w:val="-36"/>
+                <w:cs/>
+                <w:lang w:bidi="th-TH"/>
+              </w:rPr>
+              <w:t xml:space="preserve"> </w:t>
+            </w:r>
+          </w:p>
+          <w:p>
+            <w:pPr>
+              <w:pStyle w:val="BodyText"/>
+              <w:tabs>
+                <w:tab w:val="left" w:pos="2262"/>
+              </w:tabs>
+              <w:ind w:left="36" w:right="218"/>
+              <w:rPr>
+                <w:rFonts w:cs="TH SarabunPSK"/>
+                <w:spacing w:val="-1"/>
+                <w:lang w:bidi="th-TH"/>
+              </w:rPr>
+            </w:pPr>
+            <w:r>
+              <w:rPr>
+                <w:rFonts w:cs="TH SarabunPSK"/>
+                <w:spacing w:val="-1"/>
+                <w:cs/>
+                <w:lang w:bidi="th-TH"/>
+              </w:rPr>
+              <w:t>สาขาว</w:t>
+            </w:r>
+            <w:r>
+              <w:rPr>
+                <w:rFonts w:cs="TH SarabunPSK"/>
+                <w:cs/>
+                <w:lang w:bidi="th-TH"/>
+              </w:rPr>
+              <w:t>ิ</w:t>
+            </w:r>
+            <w:r>
+              <w:rPr>
+                <w:rFonts w:cs="TH SarabunPSK"/>
+                <w:spacing w:val="-1"/>
+                <w:cs/>
+                <w:lang w:bidi="th-TH"/>
+              </w:rPr>
+              <w:t>ทยาศาสตร์การก</w:t>
+            </w:r>
+            <w:r>
+              <w:rPr>
+                <w:rFonts w:cs="TH SarabunPSK"/>
+                <w:cs/>
+                <w:lang w:bidi="th-TH"/>
+              </w:rPr>
+              <w:t>ี</w:t>
+            </w:r>
+            <w:r>
+              <w:rPr>
+                <w:rFonts w:cs="TH SarabunPSK"/>
+                <w:spacing w:val="-1"/>
+                <w:cs/>
+                <w:lang w:bidi="th-TH"/>
+              </w:rPr>
+              <w:t>ฬา</w:t>
+            </w:r>
+          </w:p>
+          <w:p>
+            <w:pPr>
+              <w:pStyle w:val="BodyText"/>
+              <w:tabs>
+                <w:tab w:val="left" w:pos="2262"/>
+              </w:tabs>
+              <w:ind w:left="36" w:right="218"/>
+              <w:rPr>
+                <w:rFonts w:cs="TH SarabunPSK"/>
+                <w:spacing w:val="-1"/>
+                <w:w w:val="95"/>
+                <w:lang w:bidi="th-TH"/>
+              </w:rPr>
+            </w:pPr>
+            <w:r>
+              <w:rPr>
+                <w:rFonts w:cs="TH SarabunPSK"/>
+                <w:spacing w:val="-1"/>
+                <w:cs/>
+                <w:lang w:bidi="th-TH"/>
+              </w:rPr>
+              <w:t>คณะว</w:t>
+            </w:r>
+            <w:r>
+              <w:rPr>
+                <w:rFonts w:cs="TH SarabunPSK"/>
+                <w:cs/>
+                <w:lang w:bidi="th-TH"/>
+              </w:rPr>
+              <w:t>ิ</w:t>
+            </w:r>
+            <w:r>
+              <w:rPr>
+                <w:rFonts w:cs="TH SarabunPSK"/>
+                <w:spacing w:val="-1"/>
+                <w:cs/>
+                <w:lang w:bidi="th-TH"/>
+              </w:rPr>
+              <w:t>ทยาศาสตร์การกีฬา</w:t>
+            </w:r>
+          </w:p>
+        </w:tc>
+        <w:tc>
+          <w:tcPr>
+            <w:tcW w:w="3685" w:type="dxa"/>
+          </w:tcPr>
+          <w:p>
+            <w:pPr>
+              <w:pStyle w:val="BodyText"/>
+              <w:ind w:left="33" w:right="218" w:hanging="1"/>
+              <w:rPr>
+                <w:rFonts w:cs="TH SarabunPSK"/>
+              </w:rPr>
+            </w:pPr>
+            <w:r>
+              <w:rPr>
+                <w:rFonts w:cs="TH SarabunPSK"/>
+                <w:spacing w:val="-1"/>
+                <w:cs/>
+                <w:lang w:bidi="th-TH"/>
+              </w:rPr>
+              <w:t>สถาบันการพลศ</w:t>
+            </w:r>
+            <w:r>
+              <w:rPr>
+                <w:rFonts w:cs="TH SarabunPSK"/>
+                <w:cs/>
+                <w:lang w:bidi="th-TH"/>
+              </w:rPr>
+              <w:t>ึ</w:t>
+            </w:r>
+            <w:r>
+              <w:rPr>
+                <w:rFonts w:cs="TH SarabunPSK"/>
+                <w:spacing w:val="-1"/>
+                <w:cs/>
+                <w:lang w:bidi="th-TH"/>
+              </w:rPr>
+              <w:t>กษา</w:t>
+            </w:r>
+            <w:r>
+              <w:rPr>
+                <w:rFonts w:cs="TH SarabunPSK"/>
+                <w:spacing w:val="-24"/>
+                <w:cs/>
+                <w:lang w:bidi="th-TH"/>
+              </w:rPr>
+              <w:t xml:space="preserve"> </w:t>
+            </w:r>
+            <w:r>
+              <w:rPr>
+                <w:rFonts w:cs="TH SarabunPSK"/>
+                <w:cs/>
+                <w:lang w:bidi="th-TH"/>
+              </w:rPr>
+              <w:t>วิทยาเขตชุมพร</w:t>
+            </w:r>
+          </w:p>
+        </w:tc>
+        <w:tc>
+          <w:tcPr>
+            <w:tcW w:w="1772" w:type="dxa"/>
+            <w:tcBorders>
+              <w:right w:val="nil"/>
+            </w:tcBorders>
+          </w:tcPr>
+          <w:p>
+            <w:pPr>
+              <w:pStyle w:val="BodyText"/>
+              <w:tabs>
+                <w:tab w:val="left" w:pos="2262"/>
+              </w:tabs>
+              <w:ind w:left="-142" w:right="-175"/>
+              <w:jc w:val="center"/>
+              <w:rPr>
+                <w:rFonts w:cs="TH SarabunPSK"/>
+                <w:spacing w:val="-1"/>
+                <w:w w:val="95"/>
+                <w:lang w:bidi="th-TH"/>
+              </w:rPr>
+            </w:pPr>
+            <w:r>
+              <w:rPr>
+                <w:rFonts w:cs="TH SarabunPSK"/>
+                <w:spacing w:val="-1"/>
+              </w:rPr>
+              <w:t>2558</w:t>
+            </w:r>
+          </w:p>
+        </w:tc>
+      </w:tr>
+    </w:tbl>
+    <w:p>
+      <w:pPr>
+        <w:pStyle w:val="BodyText"/>
+        <w:tabs>
+          <w:tab w:val="left" w:pos="2262"/>
+        </w:tabs>
+        <w:ind w:left="-142" w:right="218"/>
+        <w:jc w:val="thaiDistribute"/>
+        <w:rPr>
+          <w:rFonts w:cs="TH SarabunPSK"/>
+        </w:rPr>
+      </w:pPr>
+      <w:r>
+        <w:rPr>
+          <w:rFonts w:cs="TH SarabunPSK"/>
+          <w:spacing w:val="-1"/>
+          <w:w w:val="95"/>
+        </w:rPr>
+        <w:tab/>
+      </w:r>
+    </w:p>
+    <w:p>
+      <w:pPr>
+        <w:pStyle w:val="Heading1"/>
+        <w:spacing w:before="0"/>
+        <w:ind w:left="-142" w:right="218"/>
+        <w:jc w:val="thaiDistribute"/>
+        <w:rPr>
+          <w:rFonts w:ascii="TH SarabunPSK" w:hAnsi="TH SarabunPSK" w:cs="TH SarabunPSK"/>
+          <w:b/>
+          <w:bCs/>
+          <w:color w:val="auto"/>
+          <w:szCs w:val="32"/>
+        </w:rPr>
+      </w:pPr>
+      <w:r>
+        <w:rPr>
+          <w:rFonts w:ascii="TH SarabunPSK" w:hAnsi="TH SarabunPSK" w:cs="TH SarabunPSK"/>
+          <w:b/>
+          <w:bCs/>
+          <w:color w:val="auto"/>
+          <w:spacing w:val="-1"/>
+          <w:szCs w:val="32"/>
+          <w:cs/>
+        </w:rPr>
+        <w:t>งานวิจัย</w:t>
+      </w:r>
+    </w:p>
+    <w:p>
+      <w:pPr>
+        <w:pStyle w:val="BodyText"/>
+        <w:ind w:left="709" w:right="218" w:hanging="851"/>
+        <w:jc w:val="thaiDistribute"/>
+        <w:rPr>
+          <w:rFonts w:cs="TH SarabunPSK"/>
+          <w:spacing w:val="-1"/>
+        </w:rPr>
+      </w:pPr>
+      <w:r>
+        <w:rPr>
+          <w:rFonts w:cs="TH SarabunPSK"/>
+          <w:spacing w:val="3"/>
+          <w:cs/>
+          <w:lang w:bidi="th-TH"/>
+        </w:rPr>
+        <w:t>พงษ์พัฒน์</w:t>
+      </w:r>
+      <w:r>
+        <w:rPr>
+          <w:rFonts w:cs="TH SarabunPSK"/>
+          <w:spacing w:val="-3"/>
+          <w:cs/>
+          <w:lang w:bidi="th-TH"/>
+        </w:rPr>
+        <w:t xml:space="preserve"> </w:t>
+      </w:r>
+      <w:r>
+        <w:rPr>
+          <w:rFonts w:cs="TH SarabunPSK"/>
+          <w:spacing w:val="3"/>
+          <w:cs/>
+          <w:lang w:bidi="th-TH"/>
+        </w:rPr>
+        <w:t>สิงหรา</w:t>
+      </w:r>
+      <w:r>
+        <w:rPr>
+          <w:rFonts w:cs="TH SarabunPSK"/>
+          <w:spacing w:val="3"/>
+        </w:rPr>
+        <w:t>,</w:t>
+      </w:r>
+      <w:r>
+        <w:rPr>
+          <w:rFonts w:cs="TH SarabunPSK"/>
+          <w:spacing w:val="-11"/>
+          <w:cs/>
+          <w:lang w:bidi="th-TH"/>
+        </w:rPr>
+        <w:t xml:space="preserve"> </w:t>
+      </w:r>
+      <w:r>
+        <w:rPr>
+          <w:rFonts w:cs="TH SarabunPSK"/>
+          <w:spacing w:val="3"/>
+          <w:cs/>
+          <w:lang w:bidi="th-TH"/>
+        </w:rPr>
+        <w:t>รัชนีกร</w:t>
+      </w:r>
+      <w:r>
+        <w:rPr>
+          <w:rFonts w:cs="TH SarabunPSK"/>
+          <w:spacing w:val="-2"/>
+          <w:cs/>
+          <w:lang w:bidi="th-TH"/>
+        </w:rPr>
+        <w:t xml:space="preserve"> </w:t>
+      </w:r>
+      <w:r>
+        <w:rPr>
+          <w:rFonts w:cs="TH SarabunPSK"/>
+          <w:spacing w:val="3"/>
+          <w:cs/>
+          <w:lang w:bidi="th-TH"/>
+        </w:rPr>
+        <w:t>คำพุฒ</w:t>
+      </w:r>
+      <w:r>
+        <w:rPr>
+          <w:rFonts w:cs="TH SarabunPSK"/>
+          <w:spacing w:val="3"/>
+        </w:rPr>
+        <w:t>,</w:t>
+      </w:r>
+      <w:r>
+        <w:rPr>
+          <w:rFonts w:cs="TH SarabunPSK"/>
+          <w:spacing w:val="-9"/>
+          <w:cs/>
+          <w:lang w:bidi="th-TH"/>
+        </w:rPr>
+        <w:t xml:space="preserve"> </w:t>
+      </w:r>
+      <w:r>
+        <w:rPr>
+          <w:rFonts w:cs="TH SarabunPSK"/>
+          <w:spacing w:val="2"/>
+          <w:cs/>
+          <w:lang w:bidi="th-TH"/>
+        </w:rPr>
+        <w:t>ทัศพร</w:t>
+      </w:r>
+      <w:r>
+        <w:rPr>
+          <w:rFonts w:cs="TH SarabunPSK"/>
+          <w:spacing w:val="3"/>
+          <w:cs/>
+          <w:lang w:bidi="th-TH"/>
+        </w:rPr>
+        <w:t xml:space="preserve"> </w:t>
+      </w:r>
+      <w:r>
+        <w:rPr>
+          <w:rFonts w:cs="TH SarabunPSK"/>
+          <w:spacing w:val="1"/>
+          <w:cs/>
+          <w:lang w:bidi="th-TH"/>
+        </w:rPr>
+        <w:t>ชูศักดิ์</w:t>
+      </w:r>
+      <w:r>
+        <w:rPr>
+          <w:rFonts w:cs="TH SarabunPSK"/>
+          <w:spacing w:val="1"/>
+        </w:rPr>
+        <w:t>,</w:t>
+      </w:r>
+      <w:r>
+        <w:rPr>
+          <w:rFonts w:cs="TH SarabunPSK"/>
+          <w:spacing w:val="-9"/>
+          <w:cs/>
+          <w:lang w:bidi="th-TH"/>
+        </w:rPr>
+        <w:t xml:space="preserve"> </w:t>
+      </w:r>
+      <w:r>
+        <w:rPr>
+          <w:rFonts w:cs="TH SarabunPSK" w:hint="cs"/>
+          <w:cs/>
+          <w:lang w:bidi="th-TH"/>
+        </w:rPr>
+        <w:t>และ</w:t>
+      </w:r>
+      <w:r>
+        <w:rPr>
+          <w:rFonts w:cs="TH SarabunPSK"/>
+          <w:spacing w:val="2"/>
+          <w:cs/>
+          <w:lang w:bidi="th-TH"/>
+        </w:rPr>
+        <w:t>ศิ</w:t>
+      </w:r>
+      <w:r>
+        <w:rPr>
+          <w:rFonts w:cs="TH SarabunPSK"/>
+          <w:spacing w:val="3"/>
+          <w:cs/>
+          <w:lang w:bidi="th-TH"/>
+        </w:rPr>
+        <w:t>รดา</w:t>
+      </w:r>
+      <w:r>
+        <w:rPr>
+          <w:rFonts w:cs="TH SarabunPSK"/>
+          <w:spacing w:val="2"/>
+          <w:cs/>
+          <w:lang w:bidi="th-TH"/>
+        </w:rPr>
+        <w:t xml:space="preserve"> </w:t>
+      </w:r>
+      <w:r>
+        <w:rPr>
+          <w:rFonts w:cs="TH SarabunPSK"/>
+          <w:spacing w:val="3"/>
+          <w:cs/>
+          <w:lang w:bidi="th-TH"/>
+        </w:rPr>
+        <w:t>บุญสิทธิ์.</w:t>
+      </w:r>
+      <w:r>
+        <w:rPr>
+          <w:rFonts w:cs="TH SarabunPSK"/>
+          <w:spacing w:val="-4"/>
+          <w:cs/>
+          <w:lang w:bidi="th-TH"/>
+        </w:rPr>
+        <w:t xml:space="preserve"> </w:t>
+      </w:r>
+      <w:r>
+        <w:rPr>
+          <w:rFonts w:cs="TH SarabunPSK"/>
+          <w:spacing w:val="1"/>
+          <w:cs/>
+          <w:lang w:bidi="th-TH"/>
+        </w:rPr>
+        <w:t>(</w:t>
+      </w:r>
+      <w:r>
+        <w:rPr>
+          <w:rFonts w:cs="TH SarabunPSK"/>
+          <w:spacing w:val="1"/>
+        </w:rPr>
+        <w:t>2567</w:t>
+      </w:r>
+      <w:r>
+        <w:rPr>
+          <w:rFonts w:cs="TH SarabunPSK"/>
+          <w:spacing w:val="1"/>
+          <w:cs/>
+          <w:lang w:bidi="th-TH"/>
+        </w:rPr>
+        <w:t>).</w:t>
+      </w:r>
+      <w:r>
+        <w:rPr>
+          <w:rFonts w:cs="TH SarabunPSK"/>
+          <w:spacing w:val="2"/>
+          <w:cs/>
+          <w:lang w:bidi="th-TH"/>
+        </w:rPr>
+        <w:t xml:space="preserve"> </w:t>
+      </w:r>
+      <w:r>
+        <w:rPr>
+          <w:rFonts w:cs="TH SarabunPSK"/>
+          <w:spacing w:val="3"/>
+          <w:cs/>
+          <w:lang w:bidi="th-TH"/>
+        </w:rPr>
+        <w:t>ผลการใช้โปรแกรมส่งเสริม</w:t>
+      </w:r>
+      <w:r>
+        <w:rPr>
+          <w:rFonts w:cs="TH SarabunPSK"/>
+          <w:spacing w:val="5"/>
+          <w:cs/>
+          <w:lang w:bidi="th-TH"/>
+        </w:rPr>
+        <w:t>สุ</w:t>
+      </w:r>
+      <w:r>
+        <w:rPr>
+          <w:rFonts w:cs="TH SarabunPSK"/>
+          <w:spacing w:val="6"/>
+          <w:cs/>
+          <w:lang w:bidi="th-TH"/>
+        </w:rPr>
+        <w:t>ขภาพที่มี</w:t>
+      </w:r>
+      <w:r>
+        <w:rPr>
+          <w:rFonts w:cs="TH SarabunPSK"/>
+          <w:spacing w:val="5"/>
+          <w:cs/>
+          <w:lang w:bidi="th-TH"/>
+        </w:rPr>
+        <w:t>ต่</w:t>
+      </w:r>
+      <w:r>
+        <w:rPr>
+          <w:rFonts w:cs="TH SarabunPSK"/>
+          <w:spacing w:val="6"/>
+          <w:cs/>
+          <w:lang w:bidi="th-TH"/>
+        </w:rPr>
+        <w:t>อระ</w:t>
+      </w:r>
+      <w:r>
+        <w:rPr>
+          <w:rFonts w:cs="TH SarabunPSK"/>
+          <w:spacing w:val="5"/>
+          <w:cs/>
+          <w:lang w:bidi="th-TH"/>
+        </w:rPr>
+        <w:t>ดับน้ำตาล</w:t>
+      </w:r>
+      <w:r>
+        <w:rPr>
+          <w:rFonts w:cs="TH SarabunPSK"/>
+          <w:spacing w:val="6"/>
+          <w:cs/>
+          <w:lang w:bidi="th-TH"/>
+        </w:rPr>
+        <w:t>ในเลือดของกลุ่ม</w:t>
+      </w:r>
+      <w:r>
+        <w:rPr>
+          <w:rFonts w:cs="TH SarabunPSK"/>
+          <w:spacing w:val="5"/>
+          <w:cs/>
+          <w:lang w:bidi="th-TH"/>
+        </w:rPr>
+        <w:t>เสี่ย</w:t>
+      </w:r>
+      <w:r>
+        <w:rPr>
+          <w:rFonts w:cs="TH SarabunPSK"/>
+          <w:spacing w:val="6"/>
+          <w:cs/>
+          <w:lang w:bidi="th-TH"/>
+        </w:rPr>
+        <w:t>งโรคเบาหวาน ตำบลคลองควาย</w:t>
+      </w:r>
+      <w:r>
+        <w:rPr>
+          <w:rFonts w:cs="TH SarabunPSK"/>
+          <w:spacing w:val="10"/>
+          <w:cs/>
+          <w:lang w:bidi="th-TH"/>
+        </w:rPr>
+        <w:t xml:space="preserve"> </w:t>
+      </w:r>
+      <w:r>
+        <w:rPr>
+          <w:rFonts w:cs="TH SarabunPSK"/>
+          <w:spacing w:val="6"/>
+          <w:cs/>
+          <w:lang w:bidi="th-TH"/>
+        </w:rPr>
+        <w:t>อำเภอสามโคก</w:t>
+      </w:r>
+      <w:r>
+        <w:rPr>
+          <w:rFonts w:cs="TH SarabunPSK"/>
+          <w:spacing w:val="9"/>
+          <w:cs/>
+          <w:lang w:bidi="th-TH"/>
+        </w:rPr>
+        <w:t xml:space="preserve"> </w:t>
+      </w:r>
+      <w:r>
+        <w:rPr>
+          <w:rFonts w:cs="TH SarabunPSK"/>
+          <w:spacing w:val="3"/>
+          <w:cs/>
+          <w:lang w:bidi="th-TH"/>
+        </w:rPr>
+        <w:t>จั</w:t>
+      </w:r>
+      <w:r>
+        <w:rPr>
+          <w:rFonts w:cs="TH SarabunPSK"/>
+          <w:spacing w:val="4"/>
+          <w:cs/>
+          <w:lang w:bidi="th-TH"/>
+        </w:rPr>
+        <w:t>งหวัด</w:t>
+      </w:r>
+      <w:r>
+        <w:rPr>
+          <w:rFonts w:cs="TH SarabunPSK"/>
+          <w:spacing w:val="-1"/>
+          <w:cs/>
+          <w:lang w:bidi="th-TH"/>
+        </w:rPr>
+        <w:t>ปท</w:t>
+      </w:r>
+      <w:r>
+        <w:rPr>
+          <w:rFonts w:cs="TH SarabunPSK"/>
+          <w:cs/>
+          <w:lang w:bidi="th-TH"/>
+        </w:rPr>
+        <w:t>ุ</w:t>
+      </w:r>
+      <w:r>
+        <w:rPr>
+          <w:rFonts w:cs="TH SarabunPSK"/>
+          <w:spacing w:val="-1"/>
+          <w:cs/>
+          <w:lang w:bidi="th-TH"/>
+        </w:rPr>
+        <w:t>มธานี.</w:t>
+      </w:r>
+      <w:r>
+        <w:rPr>
+          <w:rFonts w:cs="TH SarabunPSK"/>
+          <w:spacing w:val="-12"/>
+          <w:cs/>
+          <w:lang w:bidi="th-TH"/>
+        </w:rPr>
+        <w:t xml:space="preserve"> </w:t>
+      </w:r>
+      <w:r>
+        <w:rPr>
+          <w:rFonts w:cs="TH SarabunPSK"/>
+          <w:spacing w:val="-1"/>
+          <w:cs/>
+          <w:lang w:bidi="th-TH"/>
+        </w:rPr>
+        <w:t>วารสารโรงพยาบาลสิงห์บุร</w:t>
+      </w:r>
+      <w:r>
+        <w:rPr>
+          <w:rFonts w:cs="TH SarabunPSK"/>
+          <w:cs/>
+          <w:lang w:bidi="th-TH"/>
+        </w:rPr>
+        <w:t>ี</w:t>
+      </w:r>
+      <w:r>
+        <w:rPr>
+          <w:rFonts w:cs="TH SarabunPSK"/>
+          <w:spacing w:val="-1"/>
+        </w:rPr>
+        <w:t>,</w:t>
+      </w:r>
+      <w:r>
+        <w:rPr>
+          <w:rFonts w:cs="TH SarabunPSK"/>
+          <w:spacing w:val="-11"/>
+          <w:cs/>
+          <w:lang w:bidi="th-TH"/>
+        </w:rPr>
+        <w:t xml:space="preserve"> </w:t>
+      </w:r>
+      <w:r>
+        <w:rPr>
+          <w:rFonts w:cs="TH SarabunPSK"/>
+          <w:spacing w:val="-1"/>
+        </w:rPr>
+        <w:t>33</w:t>
+      </w:r>
+      <w:r>
+        <w:rPr>
+          <w:rFonts w:cs="TH SarabunPSK"/>
+          <w:spacing w:val="-1"/>
+          <w:cs/>
+          <w:lang w:bidi="th-TH"/>
+        </w:rPr>
+        <w:t>(</w:t>
+      </w:r>
+      <w:r>
+        <w:rPr>
+          <w:rFonts w:cs="TH SarabunPSK"/>
+          <w:spacing w:val="-1"/>
+        </w:rPr>
+        <w:t>2</w:t>
+      </w:r>
+      <w:r>
+        <w:rPr>
+          <w:rFonts w:cs="TH SarabunPSK"/>
+          <w:spacing w:val="-1"/>
+          <w:cs/>
+          <w:lang w:bidi="th-TH"/>
+        </w:rPr>
+        <w:t>)</w:t>
+      </w:r>
+      <w:r>
+        <w:rPr>
+          <w:rFonts w:cs="TH SarabunPSK"/>
+          <w:spacing w:val="-1"/>
+        </w:rPr>
+        <w:t>,</w:t>
+      </w:r>
+      <w:r>
+        <w:rPr>
+          <w:rFonts w:cs="TH SarabunPSK"/>
+          <w:spacing w:val="-11"/>
+          <w:cs/>
+          <w:lang w:bidi="th-TH"/>
+        </w:rPr>
+        <w:t xml:space="preserve"> </w:t>
+      </w:r>
+      <w:r>
+        <w:rPr>
+          <w:rFonts w:cs="TH SarabunPSK"/>
+          <w:spacing w:val="-1"/>
+        </w:rPr>
+        <w:t>1</w:t>
+      </w:r>
+      <w:r>
+        <w:rPr>
+          <w:rFonts w:cs="TH SarabunPSK"/>
+          <w:spacing w:val="-1"/>
+          <w:cs/>
+          <w:lang w:bidi="th-TH"/>
+        </w:rPr>
+        <w:t>-</w:t>
+      </w:r>
+      <w:r>
+        <w:rPr>
+          <w:rFonts w:cs="TH SarabunPSK"/>
+          <w:spacing w:val="-1"/>
+        </w:rPr>
+        <w:t>15</w:t>
+      </w:r>
+    </w:p>
+    <w:p>
+      <w:pPr>
+        <w:pStyle w:val="BodyText"/>
+        <w:ind w:left="709" w:right="218" w:hanging="851"/>
+        <w:jc w:val="thaiDistribute"/>
+        <w:rPr>
+          <w:rFonts w:cs="TH SarabunPSK"/>
+          <w:lang w:bidi="th-TH"/>
+        </w:rPr>
+      </w:pPr>
+      <w:r>
+        <w:rPr>
+          <w:rFonts w:cs="TH SarabunPSK"/>
+          <w:cs/>
+          <w:lang w:bidi="th-TH"/>
+        </w:rPr>
+        <w:t>ศิรดา บุญสิทธิ์</w:t>
+      </w:r>
+      <w:r>
+        <w:rPr>
+          <w:rFonts w:cs="TH SarabunPSK"/>
+        </w:rPr>
+        <w:t xml:space="preserve">, </w:t>
+      </w:r>
+      <w:r>
+        <w:rPr>
+          <w:rFonts w:cs="TH SarabunPSK"/>
+          <w:cs/>
+          <w:lang w:bidi="th-TH"/>
+        </w:rPr>
+        <w:t>นัชชา ยันติ</w:t>
+      </w:r>
+      <w:r>
+        <w:rPr>
+          <w:rFonts w:cs="TH SarabunPSK"/>
+        </w:rPr>
+        <w:t xml:space="preserve">, </w:t>
+      </w:r>
+      <w:r>
+        <w:rPr>
+          <w:rFonts w:cs="TH SarabunPSK" w:hint="cs"/>
+          <w:cs/>
+          <w:lang w:bidi="th-TH"/>
+        </w:rPr>
+        <w:t>และ</w:t>
+      </w:r>
+      <w:r>
+        <w:rPr>
+          <w:rFonts w:cs="TH SarabunPSK"/>
+          <w:cs/>
+          <w:lang w:bidi="th-TH"/>
+        </w:rPr>
+        <w:t>สุทธิดา แก้วมุงคุณ. (</w:t>
+      </w:r>
+      <w:r>
+        <w:rPr>
+          <w:rFonts w:cs="TH SarabunPSK"/>
+        </w:rPr>
+        <w:t>2568</w:t>
+      </w:r>
+      <w:r>
+        <w:rPr>
+          <w:rFonts w:cs="TH SarabunPSK"/>
+          <w:cs/>
+          <w:lang w:bidi="th-TH"/>
+        </w:rPr>
+        <w:t xml:space="preserve">). ผลของโปรแกรมการออกกำลังกายแบบผสมผสานด้วยหลัก </w:t>
+      </w:r>
+      <w:r>
+        <w:rPr>
+          <w:rFonts w:cs="TH SarabunPSK"/>
+        </w:rPr>
+        <w:t>3</w:t>
+      </w:r>
+      <w:r>
+        <w:rPr>
+          <w:rFonts w:cs="TH SarabunPSK"/>
+          <w:cs/>
+          <w:lang w:bidi="th-TH"/>
+        </w:rPr>
+        <w:t xml:space="preserve"> ย. เพื่อป้องกันการหกล้มในผู้สูงอายุ อำเภอคลองหลวง จังหวัดปทุมธานี. วารสารสิ่งแวดล้อมศึกษาการแพทย์และสุขภาพ. </w:t>
+      </w:r>
+      <w:r>
+        <w:rPr>
+          <w:rFonts w:cs="TH SarabunPSK"/>
+        </w:rPr>
+        <w:t>342</w:t>
+      </w:r>
+      <w:r>
+        <w:rPr>
+          <w:rFonts w:cs="TH SarabunPSK"/>
+          <w:cs/>
+          <w:lang w:bidi="th-TH"/>
+        </w:rPr>
+        <w:t>-</w:t>
+      </w:r>
+      <w:r>
+        <w:rPr>
+          <w:rFonts w:cs="TH SarabunPSK"/>
+        </w:rPr>
+        <w:t>350</w:t>
+      </w:r>
+      <w:r>
+        <w:rPr>
+          <w:rFonts w:cs="TH SarabunPSK"/>
+          <w:cs/>
+          <w:lang w:bidi="th-TH"/>
+        </w:rPr>
+        <w:t xml:space="preserve"> ปีที่ </w:t>
+      </w:r>
+      <w:r>
+        <w:rPr>
+          <w:rFonts w:cs="TH SarabunPSK"/>
+        </w:rPr>
+        <w:t>10</w:t>
+      </w:r>
+      <w:r>
+        <w:rPr>
+          <w:rFonts w:cs="TH SarabunPSK"/>
+          <w:cs/>
+          <w:lang w:bidi="th-TH"/>
+        </w:rPr>
+        <w:t xml:space="preserve"> ฉบับที่ </w:t>
+      </w:r>
+      <w:r>
+        <w:rPr>
+          <w:rFonts w:cs="TH SarabunPSK"/>
+        </w:rPr>
+        <w:t>4</w:t>
+      </w:r>
+      <w:r>
+        <w:rPr>
+          <w:rFonts w:cs="TH SarabunPSK"/>
+          <w:cs/>
+          <w:lang w:bidi="th-TH"/>
+        </w:rPr>
+        <w:t xml:space="preserve"> ตุลาคม – ธันวาคม </w:t>
+      </w:r>
+      <w:r>
+        <w:rPr>
+          <w:rFonts w:cs="TH SarabunPSK"/>
+        </w:rPr>
+        <w:t>2568</w:t>
+      </w:r>
+      <w:r>
+        <w:rPr>
+          <w:rFonts w:cs="TH SarabunPSK"/>
+          <w:cs/>
+          <w:lang w:bidi="th-TH"/>
+        </w:rPr>
+        <w:t>. หน้า 342-350.</w:t>
+      </w:r>
+    </w:p>
+    <w:p>
+      <w:pPr>
+        <w:pStyle w:val="BodyText"/>
+        <w:ind w:left="709" w:right="218" w:hanging="851"/>
+        <w:jc w:val="thaiDistribute"/>
+        <w:rPr>
+          <w:rFonts w:cs="TH SarabunPSK"/>
+          <w:cs/>
+        </w:rPr>
+      </w:pPr>
+      <w:r>
+        <w:rPr>
+          <w:rFonts w:cs="TH SarabunPSK"/>
+          <w:cs/>
+          <w:lang w:bidi="th-TH"/>
+        </w:rPr>
+        <w:t>วิชุดา ศรีวงษ์กลาง</w:t>
+      </w:r>
+      <w:r>
+        <w:rPr>
+          <w:rFonts w:cs="TH SarabunPSK"/>
+        </w:rPr>
+        <w:t xml:space="preserve">, </w:t>
+      </w:r>
+      <w:r>
+        <w:rPr>
+          <w:rFonts w:cs="TH SarabunPSK"/>
+          <w:cs/>
+          <w:lang w:bidi="th-TH"/>
+        </w:rPr>
+        <w:t>ศิรดา บุญสิทธิ์</w:t>
+      </w:r>
+      <w:r>
+        <w:rPr>
+          <w:rFonts w:cs="TH SarabunPSK"/>
+        </w:rPr>
+        <w:t xml:space="preserve">, </w:t>
+      </w:r>
+      <w:r>
+        <w:rPr>
+          <w:rFonts w:cs="TH SarabunPSK" w:hint="cs"/>
+          <w:cs/>
+          <w:lang w:bidi="th-TH"/>
+        </w:rPr>
+        <w:t>และ</w:t>
+      </w:r>
+      <w:r>
+        <w:rPr>
+          <w:rFonts w:cs="TH SarabunPSK"/>
+          <w:cs/>
+          <w:lang w:bidi="th-TH"/>
+        </w:rPr>
+        <w:t>ชวลิต โควีระวงศ์. (</w:t>
+      </w:r>
+      <w:r>
+        <w:rPr>
+          <w:rFonts w:cs="TH SarabunPSK"/>
+        </w:rPr>
+        <w:t>2569</w:t>
+      </w:r>
+      <w:r>
+        <w:rPr>
+          <w:rFonts w:cs="TH SarabunPSK"/>
+          <w:cs/>
+          <w:lang w:bidi="th-TH"/>
+        </w:rPr>
+        <w:t xml:space="preserve">). ประสิทธิผลของโปรแกรมส่งเสริมสุขภาพโดยประยุกต์ใช้เทคโนโลยีเจเนอเรทีฟเอไอต่อองค์ประกอบของร่างกายและพฤติกรรมสุขภาพในบุคลากรมหาวิทยาลัย. วารสารสิ่งแวดล้อมศึกษาการแพทย์และสุขภาพ. หน้า </w:t>
+      </w:r>
+      <w:r>
+        <w:rPr>
+          <w:rFonts w:cs="TH SarabunPSK"/>
+        </w:rPr>
+        <w:t>1415</w:t>
+      </w:r>
+      <w:r>
+        <w:rPr>
+          <w:rFonts w:cs="TH SarabunPSK"/>
+          <w:cs/>
+          <w:lang w:bidi="th-TH"/>
+        </w:rPr>
+        <w:t>-</w:t>
+      </w:r>
+      <w:r>
+        <w:rPr>
+          <w:rFonts w:cs="TH SarabunPSK"/>
+        </w:rPr>
+        <w:t xml:space="preserve">1424 </w:t>
+      </w:r>
+      <w:r>
+        <w:rPr>
+          <w:rFonts w:cs="TH SarabunPSK"/>
+          <w:cs/>
+          <w:lang w:bidi="th-TH"/>
+        </w:rPr>
+        <w:t xml:space="preserve">ปีที่ </w:t>
+      </w:r>
+      <w:r>
+        <w:rPr>
+          <w:rFonts w:cs="TH SarabunPSK"/>
+        </w:rPr>
+        <w:t xml:space="preserve">11 </w:t>
+      </w:r>
+      <w:r>
+        <w:rPr>
+          <w:rFonts w:cs="TH SarabunPSK"/>
+          <w:cs/>
+          <w:lang w:bidi="th-TH"/>
+        </w:rPr>
+        <w:t xml:space="preserve">ฉบับที่ </w:t>
+      </w:r>
+      <w:r>
+        <w:rPr>
+          <w:rFonts w:cs="TH SarabunPSK"/>
+        </w:rPr>
+        <w:t xml:space="preserve">1 </w:t>
+      </w:r>
+      <w:r>
+        <w:rPr>
+          <w:rFonts w:cs="TH SarabunPSK"/>
+          <w:cs/>
+          <w:lang w:bidi="th-TH"/>
+        </w:rPr>
+        <w:t xml:space="preserve">มกราคม - มีนาคม </w:t>
+      </w:r>
+      <w:r>
+        <w:rPr>
+          <w:rFonts w:cs="TH SarabunPSK"/>
+        </w:rPr>
+        <w:t>2569</w:t>
+      </w:r>
+      <w:r>
+        <w:rPr>
+          <w:rFonts w:cs="TH SarabunPSK"/>
+          <w:cs/>
+          <w:lang w:bidi="th-TH"/>
+        </w:rPr>
+        <w:t>.</w:t>
+      </w:r>
     </w:p>
     <w:sectPr>
       <w:pgSz w:w="11906" w:h="16838"/>
@@ -49194,7 +52333,7 @@
     <w:lsdException w:name="Closing" w:semiHidden="1" w:unhideWhenUsed="1"/>
     <w:lsdException w:name="Signature" w:semiHidden="1" w:unhideWhenUsed="1"/>
     <w:lsdException w:name="Default Paragraph Font" w:semiHidden="1" w:uiPriority="1" w:unhideWhenUsed="1"/>
-    <w:lsdException w:name="Body Text" w:semiHidden="1" w:unhideWhenUsed="1"/>
+    <w:lsdException w:name="Body Text" w:semiHidden="1" w:uiPriority="1" w:unhideWhenUsed="1" w:qFormat="1"/>
     <w:lsdException w:name="Body Text Indent" w:semiHidden="1" w:unhideWhenUsed="1"/>
     <w:lsdException w:name="List Continue" w:semiHidden="1" w:unhideWhenUsed="1"/>
     <w:lsdException w:name="List Continue 2" w:semiHidden="1" w:unhideWhenUsed="1"/>
@@ -49517,6 +52656,27 @@
       <w:sz w:val="28"/>
     </w:rPr>
   </w:style>
+  <w:style w:type="paragraph" w:styleId="Heading1">
+    <w:name w:val="heading 1"/>
+    <w:basedOn w:val="Normal"/>
+    <w:next w:val="Normal"/>
+    <w:link w:val="Heading1Char"/>
+    <w:uiPriority w:val="9"/>
+    <w:qFormat/>
+    <w:rsid w:val="007659C4"/>
+    <w:pPr>
+      <w:keepNext/>
+      <w:keepLines/>
+      <w:spacing w:before="240"/>
+      <w:outlineLvl w:val="0"/>
+    </w:pPr>
+    <w:rPr>
+      <w:rFonts w:asciiTheme="majorHAnsi" w:eastAsiaTheme="majorEastAsia" w:hAnsiTheme="majorHAnsi" w:cstheme="majorBidi"/>
+      <w:color w:val="365F91" w:themeColor="accent1" w:themeShade="BF"/>
+      <w:sz w:val="32"/>
+      <w:szCs w:val="40"/>
+    </w:rPr>
+  </w:style>
   <w:style w:type="paragraph" w:styleId="Heading2">
     <w:name w:val="heading 2"/>
     <w:basedOn w:val="Normal"/>
@@ -49562,6 +52722,7 @@
   <w:style w:type="character" w:default="1" w:styleId="DefaultParagraphFont">
     <w:name w:val="Default Paragraph Font"/>
     <w:uiPriority w:val="1"/>
+    <w:semiHidden/>
     <w:unhideWhenUsed/>
   </w:style>
   <w:style w:type="table" w:default="1" w:styleId="TableNormal">
@@ -49953,6 +53114,50 @@
       <w:iCs/>
     </w:rPr>
   </w:style>
+  <w:style w:type="character" w:customStyle="1" w:styleId="Heading1Char">
+    <w:name w:val="Heading 1 Char"/>
+    <w:basedOn w:val="DefaultParagraphFont"/>
+    <w:link w:val="Heading1"/>
+    <w:uiPriority w:val="9"/>
+    <w:rsid w:val="007659C4"/>
+    <w:rPr>
+      <w:rFonts w:asciiTheme="majorHAnsi" w:eastAsiaTheme="majorEastAsia" w:hAnsiTheme="majorHAnsi" w:cstheme="majorBidi"/>
+      <w:color w:val="365F91" w:themeColor="accent1" w:themeShade="BF"/>
+      <w:sz w:val="32"/>
+      <w:szCs w:val="40"/>
+    </w:rPr>
+  </w:style>
+  <w:style w:type="paragraph" w:styleId="BodyText">
+    <w:name w:val="Body Text"/>
+    <w:basedOn w:val="Normal"/>
+    <w:link w:val="BodyTextChar"/>
+    <w:uiPriority w:val="1"/>
+    <w:qFormat/>
+    <w:rsid w:val="007659C4"/>
+    <w:pPr>
+      <w:widowControl w:val="0"/>
+      <w:ind w:left="101"/>
+    </w:pPr>
+    <w:rPr>
+      <w:rFonts w:ascii="TH SarabunPSK" w:eastAsia="TH SarabunPSK" w:hAnsi="TH SarabunPSK" w:cstheme="minorBidi"/>
+      <w:sz w:val="32"/>
+      <w:szCs w:val="32"/>
+      <w:lang w:bidi="ar-SA"/>
+    </w:rPr>
+  </w:style>
+  <w:style w:type="character" w:customStyle="1" w:styleId="BodyTextChar">
+    <w:name w:val="Body Text Char"/>
+    <w:basedOn w:val="DefaultParagraphFont"/>
+    <w:link w:val="BodyText"/>
+    <w:uiPriority w:val="1"/>
+    <w:rsid w:val="007659C4"/>
+    <w:rPr>
+      <w:rFonts w:ascii="TH SarabunPSK" w:eastAsia="TH SarabunPSK" w:hAnsi="TH SarabunPSK"/>
+      <w:sz w:val="32"/>
+      <w:szCs w:val="32"/>
+      <w:lang w:bidi="ar-SA"/>
+    </w:rPr>
+  </w:style>
 </w:styles>
 </file>
 
